--- a/CurateAI_Final_Project_Proposal.docx
+++ b/CurateAI_Final_Project_Proposal.docx
@@ -1,6 +1,6 @@
 
 <file path=word/document.xml><?xml version="1.0" encoding="utf-8"?>
-<w:document xmlns:wpc="http://schemas.microsoft.com/office/word/2010/wordprocessingCanvas" xmlns:cx="http://schemas.microsoft.com/office/drawing/2014/chartex" xmlns:cx1="http://schemas.microsoft.com/office/drawing/2015/9/8/chartex" xmlns:cx2="http://schemas.microsoft.com/office/drawing/2015/10/21/chartex" xmlns:cx3="http://schemas.microsoft.com/office/drawing/2016/5/9/chartex" xmlns:cx4="http://schemas.microsoft.com/office/drawing/2016/5/10/chartex" xmlns:cx5="http://schemas.microsoft.com/office/drawing/2016/5/11/chartex" xmlns:cx6="http://schemas.microsoft.com/office/drawing/2016/5/12/chartex" xmlns:cx7="http://schemas.microsoft.com/office/drawing/2016/5/13/chartex" xmlns:cx8="http://schemas.microsoft.com/office/drawing/2016/5/14/chartex" xmlns:mc="http://schemas.openxmlformats.org/markup-compatibility/2006" xmlns:aink="http://schemas.microsoft.com/office/drawing/2016/ink" xmlns:am3d="http://schemas.microsoft.com/office/drawing/2017/model3d" xmlns:o="urn:schemas-microsoft-com:office:office" xmlns:oel="http://schemas.microsoft.com/office/2019/extlst" xmlns:r="http://schemas.openxmlformats.org/officeDocument/2006/relationships" xmlns:m="http://schemas.openxmlformats.org/officeDocument/2006/math" xmlns:v="urn:schemas-microsoft-com:vml" xmlns:wp14="http://schemas.microsoft.com/office/word/2010/wordprocessingDrawing" xmlns:wp="http://schemas.openxmlformats.org/drawingml/2006/wordprocessingDrawing" xmlns:w10="urn:schemas-microsoft-com:office:word" xmlns:w="http://schemas.openxmlformats.org/wordprocessingml/2006/main" xmlns:w14="http://schemas.microsoft.com/office/word/2010/wordml" xmlns:w15="http://schemas.microsoft.com/office/word/2012/wordml" xmlns:w16cex="http://schemas.microsoft.com/office/word/2018/wordml/cex" xmlns:w16cid="http://schemas.microsoft.com/office/word/2016/wordml/cid" xmlns:w16="http://schemas.microsoft.com/office/word/2018/wordml" xmlns:w16du="http://schemas.microsoft.com/office/word/2023/wordml/word16du" xmlns:w16sdtdh="http://schemas.microsoft.com/office/word/2020/wordml/sdtdatahash" xmlns:w16se="http://schemas.microsoft.com/office/word/2015/wordml/symex" xmlns:wpg="http://schemas.microsoft.com/office/word/2010/wordprocessingGroup" xmlns:wpi="http://schemas.microsoft.com/office/word/2010/wordprocessingInk" xmlns:wne="http://schemas.microsoft.com/office/word/2006/wordml" xmlns:wps="http://schemas.microsoft.com/office/word/2010/wordprocessingShape" mc:Ignorable="w14 w15 w16se w16cid w16 w16cex w16sdtdh w16du wp14">
+<w:document xmlns:wpc="http://schemas.microsoft.com/office/word/2010/wordprocessingCanvas" xmlns:cx="http://schemas.microsoft.com/office/drawing/2014/chartex" xmlns:cx1="http://schemas.microsoft.com/office/drawing/2015/9/8/chartex" xmlns:cx2="http://schemas.microsoft.com/office/drawing/2015/10/21/chartex" xmlns:cx3="http://schemas.microsoft.com/office/drawing/2016/5/9/chartex" xmlns:cx4="http://schemas.microsoft.com/office/drawing/2016/5/10/chartex" xmlns:cx5="http://schemas.microsoft.com/office/drawing/2016/5/11/chartex" xmlns:cx6="http://schemas.microsoft.com/office/drawing/2016/5/12/chartex" xmlns:cx7="http://schemas.microsoft.com/office/drawing/2016/5/13/chartex" xmlns:cx8="http://schemas.microsoft.com/office/drawing/2016/5/14/chartex" xmlns:mc="http://schemas.openxmlformats.org/markup-compatibility/2006" xmlns:aink="http://schemas.microsoft.com/office/drawing/2016/ink" xmlns:am3d="http://schemas.microsoft.com/office/drawing/2017/model3d" xmlns:o="urn:schemas-microsoft-com:office:office" xmlns:oel="http://schemas.microsoft.com/office/2019/extlst" xmlns:r="http://schemas.openxmlformats.org/officeDocument/2006/relationships" xmlns:m="http://schemas.openxmlformats.org/officeDocument/2006/math" xmlns:v="urn:schemas-microsoft-com:vml" xmlns:wp14="http://schemas.microsoft.com/office/word/2010/wordprocessingDrawing" xmlns:wp="http://schemas.openxmlformats.org/drawingml/2006/wordprocessingDrawing" xmlns:w10="urn:schemas-microsoft-com:office:word" xmlns:w="http://schemas.openxmlformats.org/wordprocessingml/2006/main" xmlns:w14="http://schemas.microsoft.com/office/word/2010/wordml" xmlns:w15="http://schemas.microsoft.com/office/word/2012/wordml" xmlns:w16cex="http://schemas.microsoft.com/office/word/2018/wordml/cex" xmlns:w16cid="http://schemas.microsoft.com/office/word/2016/wordml/cid" xmlns:w16="http://schemas.microsoft.com/office/word/2018/wordml" xmlns:w16du="http://schemas.microsoft.com/office/word/2023/wordml/word16du" xmlns:w16sdtdh="http://schemas.microsoft.com/office/word/2020/wordml/sdtdatahash" xmlns:w16sdtfl="http://schemas.microsoft.com/office/word/2024/wordml/sdtformatlock" xmlns:w16se="http://schemas.microsoft.com/office/word/2015/wordml/symex" xmlns:wpg="http://schemas.microsoft.com/office/word/2010/wordprocessingGroup" xmlns:wpi="http://schemas.microsoft.com/office/word/2010/wordprocessingInk" xmlns:wne="http://schemas.microsoft.com/office/word/2006/wordml" xmlns:wps="http://schemas.microsoft.com/office/word/2010/wordprocessingShape" mc:Ignorable="w14 w15 w16se w16cid w16 w16cex w16sdtdh w16sdtfl w16du wp14">
   <w:body>
     <w:p>
       <w:pPr>
@@ -75,6 +75,7 @@
         <w:spacing w:after="200"/>
         <w:jc w:val="center"/>
       </w:pPr>
+      <w:proofErr w:type="spellStart"/>
       <w:r>
         <w:rPr>
           <w:b/>
@@ -85,6 +86,7 @@
         </w:rPr>
         <w:t>CurateAI</w:t>
       </w:r>
+      <w:proofErr w:type="spellEnd"/>
     </w:p>
     <w:p>
       <w:pPr>
@@ -132,8 +134,13 @@
         <w:jc w:val="center"/>
       </w:pPr>
       <w:r>
-        <w:t>Aakash Belide</w:t>
-      </w:r>
+        <w:t xml:space="preserve">Aakash </w:t>
+      </w:r>
+      <w:proofErr w:type="spellStart"/>
+      <w:r>
+        <w:t>Belide</w:t>
+      </w:r>
+      <w:proofErr w:type="spellEnd"/>
     </w:p>
     <w:p>
       <w:pPr>
@@ -226,7 +233,23 @@
           <w:sz w:val="20"/>
           <w:szCs w:val="20"/>
         </w:rPr>
-        <w:t>Aakash Belide: 33.3%  |  Abhinav Kumar Piyush: 33.3%  |  Rahul Bothra: 33.3%</w:t>
+        <w:t xml:space="preserve">Aakash </w:t>
+      </w:r>
+      <w:proofErr w:type="spellStart"/>
+      <w:r>
+        <w:rPr>
+          <w:sz w:val="20"/>
+          <w:szCs w:val="20"/>
+        </w:rPr>
+        <w:t>Belide</w:t>
+      </w:r>
+      <w:proofErr w:type="spellEnd"/>
+      <w:r>
+        <w:rPr>
+          <w:sz w:val="20"/>
+          <w:szCs w:val="20"/>
+        </w:rPr>
+        <w:t>: 33.3%  |  Abhinav Kumar Piyush: 33.3%  |  Rahul Bothra: 33.3%</w:t>
       </w:r>
     </w:p>
     <w:p>
@@ -280,7 +303,11 @@
           </w:pPr>
           <w:r>
             <w:fldChar w:fldCharType="begin"/>
+          </w:r>
+          <w:r>
             <w:instrText>TOC \h \o "1-3"</w:instrText>
+          </w:r>
+          <w:r>
             <w:fldChar w:fldCharType="separate"/>
           </w:r>
           <w:hyperlink w:anchor="_Toc226118367" w:history="1">
@@ -296,10 +323,40 @@
                 <w:noProof/>
               </w:rPr>
               <w:tab/>
+            </w:r>
+            <w:r>
+              <w:rPr>
+                <w:noProof/>
+              </w:rPr>
               <w:fldChar w:fldCharType="begin"/>
+            </w:r>
+            <w:r>
+              <w:rPr>
+                <w:noProof/>
+              </w:rPr>
               <w:instrText xml:space="preserve"> PAGEREF _Toc226118367 \h </w:instrText>
+            </w:r>
+            <w:r>
+              <w:rPr>
+                <w:noProof/>
+              </w:rPr>
+            </w:r>
+            <w:r>
+              <w:rPr>
+                <w:noProof/>
+              </w:rPr>
               <w:fldChar w:fldCharType="separate"/>
+            </w:r>
+            <w:r>
+              <w:rPr>
+                <w:noProof/>
+              </w:rPr>
               <w:t>2</w:t>
+            </w:r>
+            <w:r>
+              <w:rPr>
+                <w:noProof/>
+              </w:rPr>
               <w:fldChar w:fldCharType="end"/>
             </w:r>
           </w:hyperlink>
@@ -333,10 +390,40 @@
                 <w:noProof/>
               </w:rPr>
               <w:tab/>
+            </w:r>
+            <w:r>
+              <w:rPr>
+                <w:noProof/>
+              </w:rPr>
               <w:fldChar w:fldCharType="begin"/>
+            </w:r>
+            <w:r>
+              <w:rPr>
+                <w:noProof/>
+              </w:rPr>
               <w:instrText xml:space="preserve"> PAGEREF _Toc226118368 \h </w:instrText>
+            </w:r>
+            <w:r>
+              <w:rPr>
+                <w:noProof/>
+              </w:rPr>
+            </w:r>
+            <w:r>
+              <w:rPr>
+                <w:noProof/>
+              </w:rPr>
               <w:fldChar w:fldCharType="separate"/>
+            </w:r>
+            <w:r>
+              <w:rPr>
+                <w:noProof/>
+              </w:rPr>
               <w:t>4</w:t>
+            </w:r>
+            <w:r>
+              <w:rPr>
+                <w:noProof/>
+              </w:rPr>
               <w:fldChar w:fldCharType="end"/>
             </w:r>
           </w:hyperlink>
@@ -370,10 +457,40 @@
                 <w:noProof/>
               </w:rPr>
               <w:tab/>
+            </w:r>
+            <w:r>
+              <w:rPr>
+                <w:noProof/>
+              </w:rPr>
               <w:fldChar w:fldCharType="begin"/>
+            </w:r>
+            <w:r>
+              <w:rPr>
+                <w:noProof/>
+              </w:rPr>
               <w:instrText xml:space="preserve"> PAGEREF _Toc226118369 \h </w:instrText>
+            </w:r>
+            <w:r>
+              <w:rPr>
+                <w:noProof/>
+              </w:rPr>
+            </w:r>
+            <w:r>
+              <w:rPr>
+                <w:noProof/>
+              </w:rPr>
               <w:fldChar w:fldCharType="separate"/>
+            </w:r>
+            <w:r>
+              <w:rPr>
+                <w:noProof/>
+              </w:rPr>
               <w:t>4</w:t>
+            </w:r>
+            <w:r>
+              <w:rPr>
+                <w:noProof/>
+              </w:rPr>
               <w:fldChar w:fldCharType="end"/>
             </w:r>
           </w:hyperlink>
@@ -407,10 +524,40 @@
                 <w:noProof/>
               </w:rPr>
               <w:tab/>
+            </w:r>
+            <w:r>
+              <w:rPr>
+                <w:noProof/>
+              </w:rPr>
               <w:fldChar w:fldCharType="begin"/>
+            </w:r>
+            <w:r>
+              <w:rPr>
+                <w:noProof/>
+              </w:rPr>
               <w:instrText xml:space="preserve"> PAGEREF _Toc226118370 \h </w:instrText>
+            </w:r>
+            <w:r>
+              <w:rPr>
+                <w:noProof/>
+              </w:rPr>
+            </w:r>
+            <w:r>
+              <w:rPr>
+                <w:noProof/>
+              </w:rPr>
               <w:fldChar w:fldCharType="separate"/>
+            </w:r>
+            <w:r>
+              <w:rPr>
+                <w:noProof/>
+              </w:rPr>
               <w:t>4</w:t>
+            </w:r>
+            <w:r>
+              <w:rPr>
+                <w:noProof/>
+              </w:rPr>
               <w:fldChar w:fldCharType="end"/>
             </w:r>
           </w:hyperlink>
@@ -444,10 +591,40 @@
                 <w:noProof/>
               </w:rPr>
               <w:tab/>
+            </w:r>
+            <w:r>
+              <w:rPr>
+                <w:noProof/>
+              </w:rPr>
               <w:fldChar w:fldCharType="begin"/>
+            </w:r>
+            <w:r>
+              <w:rPr>
+                <w:noProof/>
+              </w:rPr>
               <w:instrText xml:space="preserve"> PAGEREF _Toc226118371 \h </w:instrText>
+            </w:r>
+            <w:r>
+              <w:rPr>
+                <w:noProof/>
+              </w:rPr>
+            </w:r>
+            <w:r>
+              <w:rPr>
+                <w:noProof/>
+              </w:rPr>
               <w:fldChar w:fldCharType="separate"/>
+            </w:r>
+            <w:r>
+              <w:rPr>
+                <w:noProof/>
+              </w:rPr>
               <w:t>4</w:t>
+            </w:r>
+            <w:r>
+              <w:rPr>
+                <w:noProof/>
+              </w:rPr>
               <w:fldChar w:fldCharType="end"/>
             </w:r>
           </w:hyperlink>
@@ -481,10 +658,40 @@
                 <w:noProof/>
               </w:rPr>
               <w:tab/>
+            </w:r>
+            <w:r>
+              <w:rPr>
+                <w:noProof/>
+              </w:rPr>
               <w:fldChar w:fldCharType="begin"/>
+            </w:r>
+            <w:r>
+              <w:rPr>
+                <w:noProof/>
+              </w:rPr>
               <w:instrText xml:space="preserve"> PAGEREF _Toc226118372 \h </w:instrText>
+            </w:r>
+            <w:r>
+              <w:rPr>
+                <w:noProof/>
+              </w:rPr>
+            </w:r>
+            <w:r>
+              <w:rPr>
+                <w:noProof/>
+              </w:rPr>
               <w:fldChar w:fldCharType="separate"/>
+            </w:r>
+            <w:r>
+              <w:rPr>
+                <w:noProof/>
+              </w:rPr>
               <w:t>5</w:t>
+            </w:r>
+            <w:r>
+              <w:rPr>
+                <w:noProof/>
+              </w:rPr>
               <w:fldChar w:fldCharType="end"/>
             </w:r>
           </w:hyperlink>
@@ -518,10 +725,40 @@
                 <w:noProof/>
               </w:rPr>
               <w:tab/>
+            </w:r>
+            <w:r>
+              <w:rPr>
+                <w:noProof/>
+              </w:rPr>
               <w:fldChar w:fldCharType="begin"/>
+            </w:r>
+            <w:r>
+              <w:rPr>
+                <w:noProof/>
+              </w:rPr>
               <w:instrText xml:space="preserve"> PAGEREF _Toc226118373 \h </w:instrText>
+            </w:r>
+            <w:r>
+              <w:rPr>
+                <w:noProof/>
+              </w:rPr>
+            </w:r>
+            <w:r>
+              <w:rPr>
+                <w:noProof/>
+              </w:rPr>
               <w:fldChar w:fldCharType="separate"/>
+            </w:r>
+            <w:r>
+              <w:rPr>
+                <w:noProof/>
+              </w:rPr>
               <w:t>5</w:t>
+            </w:r>
+            <w:r>
+              <w:rPr>
+                <w:noProof/>
+              </w:rPr>
               <w:fldChar w:fldCharType="end"/>
             </w:r>
           </w:hyperlink>
@@ -555,10 +792,40 @@
                 <w:noProof/>
               </w:rPr>
               <w:tab/>
+            </w:r>
+            <w:r>
+              <w:rPr>
+                <w:noProof/>
+              </w:rPr>
               <w:fldChar w:fldCharType="begin"/>
+            </w:r>
+            <w:r>
+              <w:rPr>
+                <w:noProof/>
+              </w:rPr>
               <w:instrText xml:space="preserve"> PAGEREF _Toc226118374 \h </w:instrText>
+            </w:r>
+            <w:r>
+              <w:rPr>
+                <w:noProof/>
+              </w:rPr>
+            </w:r>
+            <w:r>
+              <w:rPr>
+                <w:noProof/>
+              </w:rPr>
               <w:fldChar w:fldCharType="separate"/>
+            </w:r>
+            <w:r>
+              <w:rPr>
+                <w:noProof/>
+              </w:rPr>
               <w:t>5</w:t>
+            </w:r>
+            <w:r>
+              <w:rPr>
+                <w:noProof/>
+              </w:rPr>
               <w:fldChar w:fldCharType="end"/>
             </w:r>
           </w:hyperlink>
@@ -592,10 +859,40 @@
                 <w:noProof/>
               </w:rPr>
               <w:tab/>
+            </w:r>
+            <w:r>
+              <w:rPr>
+                <w:noProof/>
+              </w:rPr>
               <w:fldChar w:fldCharType="begin"/>
+            </w:r>
+            <w:r>
+              <w:rPr>
+                <w:noProof/>
+              </w:rPr>
               <w:instrText xml:space="preserve"> PAGEREF _Toc226118375 \h </w:instrText>
+            </w:r>
+            <w:r>
+              <w:rPr>
+                <w:noProof/>
+              </w:rPr>
+            </w:r>
+            <w:r>
+              <w:rPr>
+                <w:noProof/>
+              </w:rPr>
               <w:fldChar w:fldCharType="separate"/>
+            </w:r>
+            <w:r>
+              <w:rPr>
+                <w:noProof/>
+              </w:rPr>
               <w:t>5</w:t>
+            </w:r>
+            <w:r>
+              <w:rPr>
+                <w:noProof/>
+              </w:rPr>
               <w:fldChar w:fldCharType="end"/>
             </w:r>
           </w:hyperlink>
@@ -629,10 +926,40 @@
                 <w:noProof/>
               </w:rPr>
               <w:tab/>
+            </w:r>
+            <w:r>
+              <w:rPr>
+                <w:noProof/>
+              </w:rPr>
               <w:fldChar w:fldCharType="begin"/>
+            </w:r>
+            <w:r>
+              <w:rPr>
+                <w:noProof/>
+              </w:rPr>
               <w:instrText xml:space="preserve"> PAGEREF _Toc226118376 \h </w:instrText>
+            </w:r>
+            <w:r>
+              <w:rPr>
+                <w:noProof/>
+              </w:rPr>
+            </w:r>
+            <w:r>
+              <w:rPr>
+                <w:noProof/>
+              </w:rPr>
               <w:fldChar w:fldCharType="separate"/>
+            </w:r>
+            <w:r>
+              <w:rPr>
+                <w:noProof/>
+              </w:rPr>
               <w:t>5</w:t>
+            </w:r>
+            <w:r>
+              <w:rPr>
+                <w:noProof/>
+              </w:rPr>
               <w:fldChar w:fldCharType="end"/>
             </w:r>
           </w:hyperlink>
@@ -666,10 +993,40 @@
                 <w:noProof/>
               </w:rPr>
               <w:tab/>
+            </w:r>
+            <w:r>
+              <w:rPr>
+                <w:noProof/>
+              </w:rPr>
               <w:fldChar w:fldCharType="begin"/>
+            </w:r>
+            <w:r>
+              <w:rPr>
+                <w:noProof/>
+              </w:rPr>
               <w:instrText xml:space="preserve"> PAGEREF _Toc226118377 \h </w:instrText>
+            </w:r>
+            <w:r>
+              <w:rPr>
+                <w:noProof/>
+              </w:rPr>
+            </w:r>
+            <w:r>
+              <w:rPr>
+                <w:noProof/>
+              </w:rPr>
               <w:fldChar w:fldCharType="separate"/>
+            </w:r>
+            <w:r>
+              <w:rPr>
+                <w:noProof/>
+              </w:rPr>
               <w:t>6</w:t>
+            </w:r>
+            <w:r>
+              <w:rPr>
+                <w:noProof/>
+              </w:rPr>
               <w:fldChar w:fldCharType="end"/>
             </w:r>
           </w:hyperlink>
@@ -703,10 +1060,40 @@
                 <w:noProof/>
               </w:rPr>
               <w:tab/>
+            </w:r>
+            <w:r>
+              <w:rPr>
+                <w:noProof/>
+              </w:rPr>
               <w:fldChar w:fldCharType="begin"/>
+            </w:r>
+            <w:r>
+              <w:rPr>
+                <w:noProof/>
+              </w:rPr>
               <w:instrText xml:space="preserve"> PAGEREF _Toc226118378 \h </w:instrText>
+            </w:r>
+            <w:r>
+              <w:rPr>
+                <w:noProof/>
+              </w:rPr>
+            </w:r>
+            <w:r>
+              <w:rPr>
+                <w:noProof/>
+              </w:rPr>
               <w:fldChar w:fldCharType="separate"/>
+            </w:r>
+            <w:r>
+              <w:rPr>
+                <w:noProof/>
+              </w:rPr>
               <w:t>6</w:t>
+            </w:r>
+            <w:r>
+              <w:rPr>
+                <w:noProof/>
+              </w:rPr>
               <w:fldChar w:fldCharType="end"/>
             </w:r>
           </w:hyperlink>
@@ -740,10 +1127,40 @@
                 <w:noProof/>
               </w:rPr>
               <w:tab/>
+            </w:r>
+            <w:r>
+              <w:rPr>
+                <w:noProof/>
+              </w:rPr>
               <w:fldChar w:fldCharType="begin"/>
+            </w:r>
+            <w:r>
+              <w:rPr>
+                <w:noProof/>
+              </w:rPr>
               <w:instrText xml:space="preserve"> PAGEREF _Toc226118379 \h </w:instrText>
+            </w:r>
+            <w:r>
+              <w:rPr>
+                <w:noProof/>
+              </w:rPr>
+            </w:r>
+            <w:r>
+              <w:rPr>
+                <w:noProof/>
+              </w:rPr>
               <w:fldChar w:fldCharType="separate"/>
+            </w:r>
+            <w:r>
+              <w:rPr>
+                <w:noProof/>
+              </w:rPr>
               <w:t>6</w:t>
+            </w:r>
+            <w:r>
+              <w:rPr>
+                <w:noProof/>
+              </w:rPr>
               <w:fldChar w:fldCharType="end"/>
             </w:r>
           </w:hyperlink>
@@ -777,10 +1194,40 @@
                 <w:noProof/>
               </w:rPr>
               <w:tab/>
+            </w:r>
+            <w:r>
+              <w:rPr>
+                <w:noProof/>
+              </w:rPr>
               <w:fldChar w:fldCharType="begin"/>
+            </w:r>
+            <w:r>
+              <w:rPr>
+                <w:noProof/>
+              </w:rPr>
               <w:instrText xml:space="preserve"> PAGEREF _Toc226118380 \h </w:instrText>
+            </w:r>
+            <w:r>
+              <w:rPr>
+                <w:noProof/>
+              </w:rPr>
+            </w:r>
+            <w:r>
+              <w:rPr>
+                <w:noProof/>
+              </w:rPr>
               <w:fldChar w:fldCharType="separate"/>
+            </w:r>
+            <w:r>
+              <w:rPr>
+                <w:noProof/>
+              </w:rPr>
               <w:t>7</w:t>
+            </w:r>
+            <w:r>
+              <w:rPr>
+                <w:noProof/>
+              </w:rPr>
               <w:fldChar w:fldCharType="end"/>
             </w:r>
           </w:hyperlink>
@@ -814,10 +1261,40 @@
                 <w:noProof/>
               </w:rPr>
               <w:tab/>
+            </w:r>
+            <w:r>
+              <w:rPr>
+                <w:noProof/>
+              </w:rPr>
               <w:fldChar w:fldCharType="begin"/>
+            </w:r>
+            <w:r>
+              <w:rPr>
+                <w:noProof/>
+              </w:rPr>
               <w:instrText xml:space="preserve"> PAGEREF _Toc226118381 \h </w:instrText>
+            </w:r>
+            <w:r>
+              <w:rPr>
+                <w:noProof/>
+              </w:rPr>
+            </w:r>
+            <w:r>
+              <w:rPr>
+                <w:noProof/>
+              </w:rPr>
               <w:fldChar w:fldCharType="separate"/>
+            </w:r>
+            <w:r>
+              <w:rPr>
+                <w:noProof/>
+              </w:rPr>
               <w:t>7</w:t>
+            </w:r>
+            <w:r>
+              <w:rPr>
+                <w:noProof/>
+              </w:rPr>
               <w:fldChar w:fldCharType="end"/>
             </w:r>
           </w:hyperlink>
@@ -851,10 +1328,40 @@
                 <w:noProof/>
               </w:rPr>
               <w:tab/>
+            </w:r>
+            <w:r>
+              <w:rPr>
+                <w:noProof/>
+              </w:rPr>
               <w:fldChar w:fldCharType="begin"/>
+            </w:r>
+            <w:r>
+              <w:rPr>
+                <w:noProof/>
+              </w:rPr>
               <w:instrText xml:space="preserve"> PAGEREF _Toc226118382 \h </w:instrText>
+            </w:r>
+            <w:r>
+              <w:rPr>
+                <w:noProof/>
+              </w:rPr>
+            </w:r>
+            <w:r>
+              <w:rPr>
+                <w:noProof/>
+              </w:rPr>
               <w:fldChar w:fldCharType="separate"/>
+            </w:r>
+            <w:r>
+              <w:rPr>
+                <w:noProof/>
+              </w:rPr>
               <w:t>7</w:t>
+            </w:r>
+            <w:r>
+              <w:rPr>
+                <w:noProof/>
+              </w:rPr>
               <w:fldChar w:fldCharType="end"/>
             </w:r>
           </w:hyperlink>
@@ -888,10 +1395,40 @@
                 <w:noProof/>
               </w:rPr>
               <w:tab/>
+            </w:r>
+            <w:r>
+              <w:rPr>
+                <w:noProof/>
+              </w:rPr>
               <w:fldChar w:fldCharType="begin"/>
+            </w:r>
+            <w:r>
+              <w:rPr>
+                <w:noProof/>
+              </w:rPr>
               <w:instrText xml:space="preserve"> PAGEREF _Toc226118383 \h </w:instrText>
+            </w:r>
+            <w:r>
+              <w:rPr>
+                <w:noProof/>
+              </w:rPr>
+            </w:r>
+            <w:r>
+              <w:rPr>
+                <w:noProof/>
+              </w:rPr>
               <w:fldChar w:fldCharType="separate"/>
+            </w:r>
+            <w:r>
+              <w:rPr>
+                <w:noProof/>
+              </w:rPr>
               <w:t>7</w:t>
+            </w:r>
+            <w:r>
+              <w:rPr>
+                <w:noProof/>
+              </w:rPr>
               <w:fldChar w:fldCharType="end"/>
             </w:r>
           </w:hyperlink>
@@ -925,10 +1462,40 @@
                 <w:noProof/>
               </w:rPr>
               <w:tab/>
+            </w:r>
+            <w:r>
+              <w:rPr>
+                <w:noProof/>
+              </w:rPr>
               <w:fldChar w:fldCharType="begin"/>
+            </w:r>
+            <w:r>
+              <w:rPr>
+                <w:noProof/>
+              </w:rPr>
               <w:instrText xml:space="preserve"> PAGEREF _Toc226118384 \h </w:instrText>
+            </w:r>
+            <w:r>
+              <w:rPr>
+                <w:noProof/>
+              </w:rPr>
+            </w:r>
+            <w:r>
+              <w:rPr>
+                <w:noProof/>
+              </w:rPr>
               <w:fldChar w:fldCharType="separate"/>
+            </w:r>
+            <w:r>
+              <w:rPr>
+                <w:noProof/>
+              </w:rPr>
               <w:t>7</w:t>
+            </w:r>
+            <w:r>
+              <w:rPr>
+                <w:noProof/>
+              </w:rPr>
               <w:fldChar w:fldCharType="end"/>
             </w:r>
           </w:hyperlink>
@@ -962,10 +1529,40 @@
                 <w:noProof/>
               </w:rPr>
               <w:tab/>
+            </w:r>
+            <w:r>
+              <w:rPr>
+                <w:noProof/>
+              </w:rPr>
               <w:fldChar w:fldCharType="begin"/>
+            </w:r>
+            <w:r>
+              <w:rPr>
+                <w:noProof/>
+              </w:rPr>
               <w:instrText xml:space="preserve"> PAGEREF _Toc226118385 \h </w:instrText>
+            </w:r>
+            <w:r>
+              <w:rPr>
+                <w:noProof/>
+              </w:rPr>
+            </w:r>
+            <w:r>
+              <w:rPr>
+                <w:noProof/>
+              </w:rPr>
               <w:fldChar w:fldCharType="separate"/>
+            </w:r>
+            <w:r>
+              <w:rPr>
+                <w:noProof/>
+              </w:rPr>
               <w:t>7</w:t>
+            </w:r>
+            <w:r>
+              <w:rPr>
+                <w:noProof/>
+              </w:rPr>
               <w:fldChar w:fldCharType="end"/>
             </w:r>
           </w:hyperlink>
@@ -999,10 +1596,40 @@
                 <w:noProof/>
               </w:rPr>
               <w:tab/>
+            </w:r>
+            <w:r>
+              <w:rPr>
+                <w:noProof/>
+              </w:rPr>
               <w:fldChar w:fldCharType="begin"/>
+            </w:r>
+            <w:r>
+              <w:rPr>
+                <w:noProof/>
+              </w:rPr>
               <w:instrText xml:space="preserve"> PAGEREF _Toc226118386 \h </w:instrText>
+            </w:r>
+            <w:r>
+              <w:rPr>
+                <w:noProof/>
+              </w:rPr>
+            </w:r>
+            <w:r>
+              <w:rPr>
+                <w:noProof/>
+              </w:rPr>
               <w:fldChar w:fldCharType="separate"/>
+            </w:r>
+            <w:r>
+              <w:rPr>
+                <w:noProof/>
+              </w:rPr>
               <w:t>8</w:t>
+            </w:r>
+            <w:r>
+              <w:rPr>
+                <w:noProof/>
+              </w:rPr>
               <w:fldChar w:fldCharType="end"/>
             </w:r>
           </w:hyperlink>
@@ -1036,10 +1663,40 @@
                 <w:noProof/>
               </w:rPr>
               <w:tab/>
+            </w:r>
+            <w:r>
+              <w:rPr>
+                <w:noProof/>
+              </w:rPr>
               <w:fldChar w:fldCharType="begin"/>
+            </w:r>
+            <w:r>
+              <w:rPr>
+                <w:noProof/>
+              </w:rPr>
               <w:instrText xml:space="preserve"> PAGEREF _Toc226118387 \h </w:instrText>
+            </w:r>
+            <w:r>
+              <w:rPr>
+                <w:noProof/>
+              </w:rPr>
+            </w:r>
+            <w:r>
+              <w:rPr>
+                <w:noProof/>
+              </w:rPr>
               <w:fldChar w:fldCharType="separate"/>
+            </w:r>
+            <w:r>
+              <w:rPr>
+                <w:noProof/>
+              </w:rPr>
               <w:t>8</w:t>
+            </w:r>
+            <w:r>
+              <w:rPr>
+                <w:noProof/>
+              </w:rPr>
               <w:fldChar w:fldCharType="end"/>
             </w:r>
           </w:hyperlink>
@@ -1073,10 +1730,40 @@
                 <w:noProof/>
               </w:rPr>
               <w:tab/>
+            </w:r>
+            <w:r>
+              <w:rPr>
+                <w:noProof/>
+              </w:rPr>
               <w:fldChar w:fldCharType="begin"/>
+            </w:r>
+            <w:r>
+              <w:rPr>
+                <w:noProof/>
+              </w:rPr>
               <w:instrText xml:space="preserve"> PAGEREF _Toc226118388 \h </w:instrText>
+            </w:r>
+            <w:r>
+              <w:rPr>
+                <w:noProof/>
+              </w:rPr>
+            </w:r>
+            <w:r>
+              <w:rPr>
+                <w:noProof/>
+              </w:rPr>
               <w:fldChar w:fldCharType="separate"/>
+            </w:r>
+            <w:r>
+              <w:rPr>
+                <w:noProof/>
+              </w:rPr>
               <w:t>9</w:t>
+            </w:r>
+            <w:r>
+              <w:rPr>
+                <w:noProof/>
+              </w:rPr>
               <w:fldChar w:fldCharType="end"/>
             </w:r>
           </w:hyperlink>
@@ -1110,10 +1797,40 @@
                 <w:noProof/>
               </w:rPr>
               <w:tab/>
+            </w:r>
+            <w:r>
+              <w:rPr>
+                <w:noProof/>
+              </w:rPr>
               <w:fldChar w:fldCharType="begin"/>
+            </w:r>
+            <w:r>
+              <w:rPr>
+                <w:noProof/>
+              </w:rPr>
               <w:instrText xml:space="preserve"> PAGEREF _Toc226118389 \h </w:instrText>
+            </w:r>
+            <w:r>
+              <w:rPr>
+                <w:noProof/>
+              </w:rPr>
+            </w:r>
+            <w:r>
+              <w:rPr>
+                <w:noProof/>
+              </w:rPr>
               <w:fldChar w:fldCharType="separate"/>
+            </w:r>
+            <w:r>
+              <w:rPr>
+                <w:noProof/>
+              </w:rPr>
               <w:t>9</w:t>
+            </w:r>
+            <w:r>
+              <w:rPr>
+                <w:noProof/>
+              </w:rPr>
               <w:fldChar w:fldCharType="end"/>
             </w:r>
           </w:hyperlink>
@@ -1147,10 +1864,40 @@
                 <w:noProof/>
               </w:rPr>
               <w:tab/>
+            </w:r>
+            <w:r>
+              <w:rPr>
+                <w:noProof/>
+              </w:rPr>
               <w:fldChar w:fldCharType="begin"/>
+            </w:r>
+            <w:r>
+              <w:rPr>
+                <w:noProof/>
+              </w:rPr>
               <w:instrText xml:space="preserve"> PAGEREF _Toc226118390 \h </w:instrText>
+            </w:r>
+            <w:r>
+              <w:rPr>
+                <w:noProof/>
+              </w:rPr>
+            </w:r>
+            <w:r>
+              <w:rPr>
+                <w:noProof/>
+              </w:rPr>
               <w:fldChar w:fldCharType="separate"/>
+            </w:r>
+            <w:r>
+              <w:rPr>
+                <w:noProof/>
+              </w:rPr>
               <w:t>9</w:t>
+            </w:r>
+            <w:r>
+              <w:rPr>
+                <w:noProof/>
+              </w:rPr>
               <w:fldChar w:fldCharType="end"/>
             </w:r>
           </w:hyperlink>
@@ -1184,10 +1931,40 @@
                 <w:noProof/>
               </w:rPr>
               <w:tab/>
+            </w:r>
+            <w:r>
+              <w:rPr>
+                <w:noProof/>
+              </w:rPr>
               <w:fldChar w:fldCharType="begin"/>
+            </w:r>
+            <w:r>
+              <w:rPr>
+                <w:noProof/>
+              </w:rPr>
               <w:instrText xml:space="preserve"> PAGEREF _Toc226118391 \h </w:instrText>
+            </w:r>
+            <w:r>
+              <w:rPr>
+                <w:noProof/>
+              </w:rPr>
+            </w:r>
+            <w:r>
+              <w:rPr>
+                <w:noProof/>
+              </w:rPr>
               <w:fldChar w:fldCharType="separate"/>
+            </w:r>
+            <w:r>
+              <w:rPr>
+                <w:noProof/>
+              </w:rPr>
               <w:t>14</w:t>
+            </w:r>
+            <w:r>
+              <w:rPr>
+                <w:noProof/>
+              </w:rPr>
               <w:fldChar w:fldCharType="end"/>
             </w:r>
           </w:hyperlink>
@@ -1221,10 +1998,40 @@
                 <w:noProof/>
               </w:rPr>
               <w:tab/>
+            </w:r>
+            <w:r>
+              <w:rPr>
+                <w:noProof/>
+              </w:rPr>
               <w:fldChar w:fldCharType="begin"/>
+            </w:r>
+            <w:r>
+              <w:rPr>
+                <w:noProof/>
+              </w:rPr>
               <w:instrText xml:space="preserve"> PAGEREF _Toc226118392 \h </w:instrText>
+            </w:r>
+            <w:r>
+              <w:rPr>
+                <w:noProof/>
+              </w:rPr>
+            </w:r>
+            <w:r>
+              <w:rPr>
+                <w:noProof/>
+              </w:rPr>
               <w:fldChar w:fldCharType="separate"/>
+            </w:r>
+            <w:r>
+              <w:rPr>
+                <w:noProof/>
+              </w:rPr>
               <w:t>14</w:t>
+            </w:r>
+            <w:r>
+              <w:rPr>
+                <w:noProof/>
+              </w:rPr>
               <w:fldChar w:fldCharType="end"/>
             </w:r>
           </w:hyperlink>
@@ -1258,10 +2065,40 @@
                 <w:noProof/>
               </w:rPr>
               <w:tab/>
+            </w:r>
+            <w:r>
+              <w:rPr>
+                <w:noProof/>
+              </w:rPr>
               <w:fldChar w:fldCharType="begin"/>
+            </w:r>
+            <w:r>
+              <w:rPr>
+                <w:noProof/>
+              </w:rPr>
               <w:instrText xml:space="preserve"> PAGEREF _Toc226118393 \h </w:instrText>
+            </w:r>
+            <w:r>
+              <w:rPr>
+                <w:noProof/>
+              </w:rPr>
+            </w:r>
+            <w:r>
+              <w:rPr>
+                <w:noProof/>
+              </w:rPr>
               <w:fldChar w:fldCharType="separate"/>
+            </w:r>
+            <w:r>
+              <w:rPr>
+                <w:noProof/>
+              </w:rPr>
               <w:t>14</w:t>
+            </w:r>
+            <w:r>
+              <w:rPr>
+                <w:noProof/>
+              </w:rPr>
               <w:fldChar w:fldCharType="end"/>
             </w:r>
           </w:hyperlink>
@@ -1295,10 +2132,40 @@
                 <w:noProof/>
               </w:rPr>
               <w:tab/>
+            </w:r>
+            <w:r>
+              <w:rPr>
+                <w:noProof/>
+              </w:rPr>
               <w:fldChar w:fldCharType="begin"/>
+            </w:r>
+            <w:r>
+              <w:rPr>
+                <w:noProof/>
+              </w:rPr>
               <w:instrText xml:space="preserve"> PAGEREF _Toc226118394 \h </w:instrText>
+            </w:r>
+            <w:r>
+              <w:rPr>
+                <w:noProof/>
+              </w:rPr>
+            </w:r>
+            <w:r>
+              <w:rPr>
+                <w:noProof/>
+              </w:rPr>
               <w:fldChar w:fldCharType="separate"/>
+            </w:r>
+            <w:r>
+              <w:rPr>
+                <w:noProof/>
+              </w:rPr>
               <w:t>14</w:t>
+            </w:r>
+            <w:r>
+              <w:rPr>
+                <w:noProof/>
+              </w:rPr>
               <w:fldChar w:fldCharType="end"/>
             </w:r>
           </w:hyperlink>
@@ -1332,10 +2199,40 @@
                 <w:noProof/>
               </w:rPr>
               <w:tab/>
+            </w:r>
+            <w:r>
+              <w:rPr>
+                <w:noProof/>
+              </w:rPr>
               <w:fldChar w:fldCharType="begin"/>
+            </w:r>
+            <w:r>
+              <w:rPr>
+                <w:noProof/>
+              </w:rPr>
               <w:instrText xml:space="preserve"> PAGEREF _Toc226118395 \h </w:instrText>
+            </w:r>
+            <w:r>
+              <w:rPr>
+                <w:noProof/>
+              </w:rPr>
+            </w:r>
+            <w:r>
+              <w:rPr>
+                <w:noProof/>
+              </w:rPr>
               <w:fldChar w:fldCharType="separate"/>
+            </w:r>
+            <w:r>
+              <w:rPr>
+                <w:noProof/>
+              </w:rPr>
               <w:t>16</w:t>
+            </w:r>
+            <w:r>
+              <w:rPr>
+                <w:noProof/>
+              </w:rPr>
               <w:fldChar w:fldCharType="end"/>
             </w:r>
           </w:hyperlink>
@@ -1369,10 +2266,40 @@
                 <w:noProof/>
               </w:rPr>
               <w:tab/>
+            </w:r>
+            <w:r>
+              <w:rPr>
+                <w:noProof/>
+              </w:rPr>
               <w:fldChar w:fldCharType="begin"/>
+            </w:r>
+            <w:r>
+              <w:rPr>
+                <w:noProof/>
+              </w:rPr>
               <w:instrText xml:space="preserve"> PAGEREF _Toc226118396 \h </w:instrText>
+            </w:r>
+            <w:r>
+              <w:rPr>
+                <w:noProof/>
+              </w:rPr>
+            </w:r>
+            <w:r>
+              <w:rPr>
+                <w:noProof/>
+              </w:rPr>
               <w:fldChar w:fldCharType="separate"/>
+            </w:r>
+            <w:r>
+              <w:rPr>
+                <w:noProof/>
+              </w:rPr>
               <w:t>16</w:t>
+            </w:r>
+            <w:r>
+              <w:rPr>
+                <w:noProof/>
+              </w:rPr>
               <w:fldChar w:fldCharType="end"/>
             </w:r>
           </w:hyperlink>
@@ -1406,10 +2333,40 @@
                 <w:noProof/>
               </w:rPr>
               <w:tab/>
+            </w:r>
+            <w:r>
+              <w:rPr>
+                <w:noProof/>
+              </w:rPr>
               <w:fldChar w:fldCharType="begin"/>
+            </w:r>
+            <w:r>
+              <w:rPr>
+                <w:noProof/>
+              </w:rPr>
               <w:instrText xml:space="preserve"> PAGEREF _Toc226118397 \h </w:instrText>
+            </w:r>
+            <w:r>
+              <w:rPr>
+                <w:noProof/>
+              </w:rPr>
+            </w:r>
+            <w:r>
+              <w:rPr>
+                <w:noProof/>
+              </w:rPr>
               <w:fldChar w:fldCharType="separate"/>
-              <w:t>17</w:t>
+            </w:r>
+            <w:r>
+              <w:rPr>
+                <w:noProof/>
+              </w:rPr>
+              <w:t>19</w:t>
+            </w:r>
+            <w:r>
+              <w:rPr>
+                <w:noProof/>
+              </w:rPr>
               <w:fldChar w:fldCharType="end"/>
             </w:r>
           </w:hyperlink>
@@ -1443,10 +2400,40 @@
                 <w:noProof/>
               </w:rPr>
               <w:tab/>
+            </w:r>
+            <w:r>
+              <w:rPr>
+                <w:noProof/>
+              </w:rPr>
               <w:fldChar w:fldCharType="begin"/>
+            </w:r>
+            <w:r>
+              <w:rPr>
+                <w:noProof/>
+              </w:rPr>
               <w:instrText xml:space="preserve"> PAGEREF _Toc226118398 \h </w:instrText>
+            </w:r>
+            <w:r>
+              <w:rPr>
+                <w:noProof/>
+              </w:rPr>
+            </w:r>
+            <w:r>
+              <w:rPr>
+                <w:noProof/>
+              </w:rPr>
               <w:fldChar w:fldCharType="separate"/>
-              <w:t>17</w:t>
+            </w:r>
+            <w:r>
+              <w:rPr>
+                <w:noProof/>
+              </w:rPr>
+              <w:t>19</w:t>
+            </w:r>
+            <w:r>
+              <w:rPr>
+                <w:noProof/>
+              </w:rPr>
               <w:fldChar w:fldCharType="end"/>
             </w:r>
           </w:hyperlink>
@@ -1480,10 +2467,40 @@
                 <w:noProof/>
               </w:rPr>
               <w:tab/>
+            </w:r>
+            <w:r>
+              <w:rPr>
+                <w:noProof/>
+              </w:rPr>
               <w:fldChar w:fldCharType="begin"/>
+            </w:r>
+            <w:r>
+              <w:rPr>
+                <w:noProof/>
+              </w:rPr>
               <w:instrText xml:space="preserve"> PAGEREF _Toc226118399 \h </w:instrText>
+            </w:r>
+            <w:r>
+              <w:rPr>
+                <w:noProof/>
+              </w:rPr>
+            </w:r>
+            <w:r>
+              <w:rPr>
+                <w:noProof/>
+              </w:rPr>
               <w:fldChar w:fldCharType="separate"/>
-              <w:t>17</w:t>
+            </w:r>
+            <w:r>
+              <w:rPr>
+                <w:noProof/>
+              </w:rPr>
+              <w:t>19</w:t>
+            </w:r>
+            <w:r>
+              <w:rPr>
+                <w:noProof/>
+              </w:rPr>
               <w:fldChar w:fldCharType="end"/>
             </w:r>
           </w:hyperlink>
@@ -1517,10 +2534,40 @@
                 <w:noProof/>
               </w:rPr>
               <w:tab/>
+            </w:r>
+            <w:r>
+              <w:rPr>
+                <w:noProof/>
+              </w:rPr>
               <w:fldChar w:fldCharType="begin"/>
+            </w:r>
+            <w:r>
+              <w:rPr>
+                <w:noProof/>
+              </w:rPr>
               <w:instrText xml:space="preserve"> PAGEREF _Toc226118400 \h </w:instrText>
+            </w:r>
+            <w:r>
+              <w:rPr>
+                <w:noProof/>
+              </w:rPr>
+            </w:r>
+            <w:r>
+              <w:rPr>
+                <w:noProof/>
+              </w:rPr>
               <w:fldChar w:fldCharType="separate"/>
-              <w:t>17</w:t>
+            </w:r>
+            <w:r>
+              <w:rPr>
+                <w:noProof/>
+              </w:rPr>
+              <w:t>19</w:t>
+            </w:r>
+            <w:r>
+              <w:rPr>
+                <w:noProof/>
+              </w:rPr>
               <w:fldChar w:fldCharType="end"/>
             </w:r>
           </w:hyperlink>
@@ -1554,10 +2601,40 @@
                 <w:noProof/>
               </w:rPr>
               <w:tab/>
+            </w:r>
+            <w:r>
+              <w:rPr>
+                <w:noProof/>
+              </w:rPr>
               <w:fldChar w:fldCharType="begin"/>
+            </w:r>
+            <w:r>
+              <w:rPr>
+                <w:noProof/>
+              </w:rPr>
               <w:instrText xml:space="preserve"> PAGEREF _Toc226118401 \h </w:instrText>
+            </w:r>
+            <w:r>
+              <w:rPr>
+                <w:noProof/>
+              </w:rPr>
+            </w:r>
+            <w:r>
+              <w:rPr>
+                <w:noProof/>
+              </w:rPr>
               <w:fldChar w:fldCharType="separate"/>
-              <w:t>17</w:t>
+            </w:r>
+            <w:r>
+              <w:rPr>
+                <w:noProof/>
+              </w:rPr>
+              <w:t>19</w:t>
+            </w:r>
+            <w:r>
+              <w:rPr>
+                <w:noProof/>
+              </w:rPr>
               <w:fldChar w:fldCharType="end"/>
             </w:r>
           </w:hyperlink>
@@ -1591,10 +2668,40 @@
                 <w:noProof/>
               </w:rPr>
               <w:tab/>
+            </w:r>
+            <w:r>
+              <w:rPr>
+                <w:noProof/>
+              </w:rPr>
               <w:fldChar w:fldCharType="begin"/>
+            </w:r>
+            <w:r>
+              <w:rPr>
+                <w:noProof/>
+              </w:rPr>
               <w:instrText xml:space="preserve"> PAGEREF _Toc226118402 \h </w:instrText>
+            </w:r>
+            <w:r>
+              <w:rPr>
+                <w:noProof/>
+              </w:rPr>
+            </w:r>
+            <w:r>
+              <w:rPr>
+                <w:noProof/>
+              </w:rPr>
               <w:fldChar w:fldCharType="separate"/>
-              <w:t>17</w:t>
+            </w:r>
+            <w:r>
+              <w:rPr>
+                <w:noProof/>
+              </w:rPr>
+              <w:t>19</w:t>
+            </w:r>
+            <w:r>
+              <w:rPr>
+                <w:noProof/>
+              </w:rPr>
               <w:fldChar w:fldCharType="end"/>
             </w:r>
           </w:hyperlink>
@@ -1628,10 +2735,40 @@
                 <w:noProof/>
               </w:rPr>
               <w:tab/>
+            </w:r>
+            <w:r>
+              <w:rPr>
+                <w:noProof/>
+              </w:rPr>
               <w:fldChar w:fldCharType="begin"/>
+            </w:r>
+            <w:r>
+              <w:rPr>
+                <w:noProof/>
+              </w:rPr>
               <w:instrText xml:space="preserve"> PAGEREF _Toc226118403 \h </w:instrText>
+            </w:r>
+            <w:r>
+              <w:rPr>
+                <w:noProof/>
+              </w:rPr>
+            </w:r>
+            <w:r>
+              <w:rPr>
+                <w:noProof/>
+              </w:rPr>
               <w:fldChar w:fldCharType="separate"/>
-              <w:t>19</w:t>
+            </w:r>
+            <w:r>
+              <w:rPr>
+                <w:noProof/>
+              </w:rPr>
+              <w:t>21</w:t>
+            </w:r>
+            <w:r>
+              <w:rPr>
+                <w:noProof/>
+              </w:rPr>
               <w:fldChar w:fldCharType="end"/>
             </w:r>
           </w:hyperlink>
@@ -1665,10 +2802,40 @@
                 <w:noProof/>
               </w:rPr>
               <w:tab/>
+            </w:r>
+            <w:r>
+              <w:rPr>
+                <w:noProof/>
+              </w:rPr>
               <w:fldChar w:fldCharType="begin"/>
+            </w:r>
+            <w:r>
+              <w:rPr>
+                <w:noProof/>
+              </w:rPr>
               <w:instrText xml:space="preserve"> PAGEREF _Toc226118404 \h </w:instrText>
+            </w:r>
+            <w:r>
+              <w:rPr>
+                <w:noProof/>
+              </w:rPr>
+            </w:r>
+            <w:r>
+              <w:rPr>
+                <w:noProof/>
+              </w:rPr>
               <w:fldChar w:fldCharType="separate"/>
-              <w:t>19</w:t>
+            </w:r>
+            <w:r>
+              <w:rPr>
+                <w:noProof/>
+              </w:rPr>
+              <w:t>21</w:t>
+            </w:r>
+            <w:r>
+              <w:rPr>
+                <w:noProof/>
+              </w:rPr>
               <w:fldChar w:fldCharType="end"/>
             </w:r>
           </w:hyperlink>
@@ -1702,10 +2869,40 @@
                 <w:noProof/>
               </w:rPr>
               <w:tab/>
+            </w:r>
+            <w:r>
+              <w:rPr>
+                <w:noProof/>
+              </w:rPr>
               <w:fldChar w:fldCharType="begin"/>
+            </w:r>
+            <w:r>
+              <w:rPr>
+                <w:noProof/>
+              </w:rPr>
               <w:instrText xml:space="preserve"> PAGEREF _Toc226118405 \h </w:instrText>
+            </w:r>
+            <w:r>
+              <w:rPr>
+                <w:noProof/>
+              </w:rPr>
+            </w:r>
+            <w:r>
+              <w:rPr>
+                <w:noProof/>
+              </w:rPr>
               <w:fldChar w:fldCharType="separate"/>
-              <w:t>20</w:t>
+            </w:r>
+            <w:r>
+              <w:rPr>
+                <w:noProof/>
+              </w:rPr>
+              <w:t>22</w:t>
+            </w:r>
+            <w:r>
+              <w:rPr>
+                <w:noProof/>
+              </w:rPr>
               <w:fldChar w:fldCharType="end"/>
             </w:r>
           </w:hyperlink>
@@ -1739,10 +2936,40 @@
                 <w:noProof/>
               </w:rPr>
               <w:tab/>
+            </w:r>
+            <w:r>
+              <w:rPr>
+                <w:noProof/>
+              </w:rPr>
               <w:fldChar w:fldCharType="begin"/>
+            </w:r>
+            <w:r>
+              <w:rPr>
+                <w:noProof/>
+              </w:rPr>
               <w:instrText xml:space="preserve"> PAGEREF _Toc226118406 \h </w:instrText>
+            </w:r>
+            <w:r>
+              <w:rPr>
+                <w:noProof/>
+              </w:rPr>
+            </w:r>
+            <w:r>
+              <w:rPr>
+                <w:noProof/>
+              </w:rPr>
               <w:fldChar w:fldCharType="separate"/>
-              <w:t>20</w:t>
+            </w:r>
+            <w:r>
+              <w:rPr>
+                <w:noProof/>
+              </w:rPr>
+              <w:t>22</w:t>
+            </w:r>
+            <w:r>
+              <w:rPr>
+                <w:noProof/>
+              </w:rPr>
               <w:fldChar w:fldCharType="end"/>
             </w:r>
           </w:hyperlink>
@@ -1776,10 +3003,40 @@
                 <w:noProof/>
               </w:rPr>
               <w:tab/>
+            </w:r>
+            <w:r>
+              <w:rPr>
+                <w:noProof/>
+              </w:rPr>
               <w:fldChar w:fldCharType="begin"/>
+            </w:r>
+            <w:r>
+              <w:rPr>
+                <w:noProof/>
+              </w:rPr>
               <w:instrText xml:space="preserve"> PAGEREF _Toc226118407 \h </w:instrText>
+            </w:r>
+            <w:r>
+              <w:rPr>
+                <w:noProof/>
+              </w:rPr>
+            </w:r>
+            <w:r>
+              <w:rPr>
+                <w:noProof/>
+              </w:rPr>
               <w:fldChar w:fldCharType="separate"/>
-              <w:t>21</w:t>
+            </w:r>
+            <w:r>
+              <w:rPr>
+                <w:noProof/>
+              </w:rPr>
+              <w:t>23</w:t>
+            </w:r>
+            <w:r>
+              <w:rPr>
+                <w:noProof/>
+              </w:rPr>
               <w:fldChar w:fldCharType="end"/>
             </w:r>
           </w:hyperlink>
@@ -1813,10 +3070,40 @@
                 <w:noProof/>
               </w:rPr>
               <w:tab/>
+            </w:r>
+            <w:r>
+              <w:rPr>
+                <w:noProof/>
+              </w:rPr>
               <w:fldChar w:fldCharType="begin"/>
+            </w:r>
+            <w:r>
+              <w:rPr>
+                <w:noProof/>
+              </w:rPr>
               <w:instrText xml:space="preserve"> PAGEREF _Toc226118408 \h </w:instrText>
+            </w:r>
+            <w:r>
+              <w:rPr>
+                <w:noProof/>
+              </w:rPr>
+            </w:r>
+            <w:r>
+              <w:rPr>
+                <w:noProof/>
+              </w:rPr>
               <w:fldChar w:fldCharType="separate"/>
-              <w:t>21</w:t>
+            </w:r>
+            <w:r>
+              <w:rPr>
+                <w:noProof/>
+              </w:rPr>
+              <w:t>23</w:t>
+            </w:r>
+            <w:r>
+              <w:rPr>
+                <w:noProof/>
+              </w:rPr>
               <w:fldChar w:fldCharType="end"/>
             </w:r>
           </w:hyperlink>
@@ -1850,10 +3137,40 @@
                 <w:noProof/>
               </w:rPr>
               <w:tab/>
+            </w:r>
+            <w:r>
+              <w:rPr>
+                <w:noProof/>
+              </w:rPr>
               <w:fldChar w:fldCharType="begin"/>
+            </w:r>
+            <w:r>
+              <w:rPr>
+                <w:noProof/>
+              </w:rPr>
               <w:instrText xml:space="preserve"> PAGEREF _Toc226118409 \h </w:instrText>
+            </w:r>
+            <w:r>
+              <w:rPr>
+                <w:noProof/>
+              </w:rPr>
+            </w:r>
+            <w:r>
+              <w:rPr>
+                <w:noProof/>
+              </w:rPr>
               <w:fldChar w:fldCharType="separate"/>
-              <w:t>21</w:t>
+            </w:r>
+            <w:r>
+              <w:rPr>
+                <w:noProof/>
+              </w:rPr>
+              <w:t>23</w:t>
+            </w:r>
+            <w:r>
+              <w:rPr>
+                <w:noProof/>
+              </w:rPr>
               <w:fldChar w:fldCharType="end"/>
             </w:r>
           </w:hyperlink>
@@ -1887,10 +3204,40 @@
                 <w:noProof/>
               </w:rPr>
               <w:tab/>
+            </w:r>
+            <w:r>
+              <w:rPr>
+                <w:noProof/>
+              </w:rPr>
               <w:fldChar w:fldCharType="begin"/>
+            </w:r>
+            <w:r>
+              <w:rPr>
+                <w:noProof/>
+              </w:rPr>
               <w:instrText xml:space="preserve"> PAGEREF _Toc226118410 \h </w:instrText>
+            </w:r>
+            <w:r>
+              <w:rPr>
+                <w:noProof/>
+              </w:rPr>
+            </w:r>
+            <w:r>
+              <w:rPr>
+                <w:noProof/>
+              </w:rPr>
               <w:fldChar w:fldCharType="separate"/>
-              <w:t>22</w:t>
+            </w:r>
+            <w:r>
+              <w:rPr>
+                <w:noProof/>
+              </w:rPr>
+              <w:t>24</w:t>
+            </w:r>
+            <w:r>
+              <w:rPr>
+                <w:noProof/>
+              </w:rPr>
               <w:fldChar w:fldCharType="end"/>
             </w:r>
           </w:hyperlink>
@@ -1924,10 +3271,40 @@
                 <w:noProof/>
               </w:rPr>
               <w:tab/>
+            </w:r>
+            <w:r>
+              <w:rPr>
+                <w:noProof/>
+              </w:rPr>
               <w:fldChar w:fldCharType="begin"/>
+            </w:r>
+            <w:r>
+              <w:rPr>
+                <w:noProof/>
+              </w:rPr>
               <w:instrText xml:space="preserve"> PAGEREF _Toc226118411 \h </w:instrText>
+            </w:r>
+            <w:r>
+              <w:rPr>
+                <w:noProof/>
+              </w:rPr>
+            </w:r>
+            <w:r>
+              <w:rPr>
+                <w:noProof/>
+              </w:rPr>
               <w:fldChar w:fldCharType="separate"/>
-              <w:t>22</w:t>
+            </w:r>
+            <w:r>
+              <w:rPr>
+                <w:noProof/>
+              </w:rPr>
+              <w:t>24</w:t>
+            </w:r>
+            <w:r>
+              <w:rPr>
+                <w:noProof/>
+              </w:rPr>
               <w:fldChar w:fldCharType="end"/>
             </w:r>
           </w:hyperlink>
@@ -1961,10 +3338,40 @@
                 <w:noProof/>
               </w:rPr>
               <w:tab/>
+            </w:r>
+            <w:r>
+              <w:rPr>
+                <w:noProof/>
+              </w:rPr>
               <w:fldChar w:fldCharType="begin"/>
+            </w:r>
+            <w:r>
+              <w:rPr>
+                <w:noProof/>
+              </w:rPr>
               <w:instrText xml:space="preserve"> PAGEREF _Toc226118412 \h </w:instrText>
+            </w:r>
+            <w:r>
+              <w:rPr>
+                <w:noProof/>
+              </w:rPr>
+            </w:r>
+            <w:r>
+              <w:rPr>
+                <w:noProof/>
+              </w:rPr>
               <w:fldChar w:fldCharType="separate"/>
-              <w:t>22</w:t>
+            </w:r>
+            <w:r>
+              <w:rPr>
+                <w:noProof/>
+              </w:rPr>
+              <w:t>24</w:t>
+            </w:r>
+            <w:r>
+              <w:rPr>
+                <w:noProof/>
+              </w:rPr>
               <w:fldChar w:fldCharType="end"/>
             </w:r>
           </w:hyperlink>
@@ -1998,10 +3405,40 @@
                 <w:noProof/>
               </w:rPr>
               <w:tab/>
+            </w:r>
+            <w:r>
+              <w:rPr>
+                <w:noProof/>
+              </w:rPr>
               <w:fldChar w:fldCharType="begin"/>
+            </w:r>
+            <w:r>
+              <w:rPr>
+                <w:noProof/>
+              </w:rPr>
               <w:instrText xml:space="preserve"> PAGEREF _Toc226118413 \h </w:instrText>
+            </w:r>
+            <w:r>
+              <w:rPr>
+                <w:noProof/>
+              </w:rPr>
+            </w:r>
+            <w:r>
+              <w:rPr>
+                <w:noProof/>
+              </w:rPr>
               <w:fldChar w:fldCharType="separate"/>
-              <w:t>23</w:t>
+            </w:r>
+            <w:r>
+              <w:rPr>
+                <w:noProof/>
+              </w:rPr>
+              <w:t>25</w:t>
+            </w:r>
+            <w:r>
+              <w:rPr>
+                <w:noProof/>
+              </w:rPr>
               <w:fldChar w:fldCharType="end"/>
             </w:r>
           </w:hyperlink>
@@ -2035,10 +3472,40 @@
                 <w:noProof/>
               </w:rPr>
               <w:tab/>
+            </w:r>
+            <w:r>
+              <w:rPr>
+                <w:noProof/>
+              </w:rPr>
               <w:fldChar w:fldCharType="begin"/>
+            </w:r>
+            <w:r>
+              <w:rPr>
+                <w:noProof/>
+              </w:rPr>
               <w:instrText xml:space="preserve"> PAGEREF _Toc226118414 \h </w:instrText>
+            </w:r>
+            <w:r>
+              <w:rPr>
+                <w:noProof/>
+              </w:rPr>
+            </w:r>
+            <w:r>
+              <w:rPr>
+                <w:noProof/>
+              </w:rPr>
               <w:fldChar w:fldCharType="separate"/>
-              <w:t>24</w:t>
+            </w:r>
+            <w:r>
+              <w:rPr>
+                <w:noProof/>
+              </w:rPr>
+              <w:t>26</w:t>
+            </w:r>
+            <w:r>
+              <w:rPr>
+                <w:noProof/>
+              </w:rPr>
               <w:fldChar w:fldCharType="end"/>
             </w:r>
           </w:hyperlink>
@@ -2072,10 +3539,40 @@
                 <w:noProof/>
               </w:rPr>
               <w:tab/>
+            </w:r>
+            <w:r>
+              <w:rPr>
+                <w:noProof/>
+              </w:rPr>
               <w:fldChar w:fldCharType="begin"/>
+            </w:r>
+            <w:r>
+              <w:rPr>
+                <w:noProof/>
+              </w:rPr>
               <w:instrText xml:space="preserve"> PAGEREF _Toc226118415 \h </w:instrText>
+            </w:r>
+            <w:r>
+              <w:rPr>
+                <w:noProof/>
+              </w:rPr>
+            </w:r>
+            <w:r>
+              <w:rPr>
+                <w:noProof/>
+              </w:rPr>
               <w:fldChar w:fldCharType="separate"/>
-              <w:t>24</w:t>
+            </w:r>
+            <w:r>
+              <w:rPr>
+                <w:noProof/>
+              </w:rPr>
+              <w:t>26</w:t>
+            </w:r>
+            <w:r>
+              <w:rPr>
+                <w:noProof/>
+              </w:rPr>
               <w:fldChar w:fldCharType="end"/>
             </w:r>
           </w:hyperlink>
@@ -2109,10 +3606,40 @@
                 <w:noProof/>
               </w:rPr>
               <w:tab/>
+            </w:r>
+            <w:r>
+              <w:rPr>
+                <w:noProof/>
+              </w:rPr>
               <w:fldChar w:fldCharType="begin"/>
+            </w:r>
+            <w:r>
+              <w:rPr>
+                <w:noProof/>
+              </w:rPr>
               <w:instrText xml:space="preserve"> PAGEREF _Toc226118416 \h </w:instrText>
+            </w:r>
+            <w:r>
+              <w:rPr>
+                <w:noProof/>
+              </w:rPr>
+            </w:r>
+            <w:r>
+              <w:rPr>
+                <w:noProof/>
+              </w:rPr>
               <w:fldChar w:fldCharType="separate"/>
-              <w:t>24</w:t>
+            </w:r>
+            <w:r>
+              <w:rPr>
+                <w:noProof/>
+              </w:rPr>
+              <w:t>26</w:t>
+            </w:r>
+            <w:r>
+              <w:rPr>
+                <w:noProof/>
+              </w:rPr>
               <w:fldChar w:fldCharType="end"/>
             </w:r>
           </w:hyperlink>
@@ -2146,10 +3673,40 @@
                 <w:noProof/>
               </w:rPr>
               <w:tab/>
+            </w:r>
+            <w:r>
+              <w:rPr>
+                <w:noProof/>
+              </w:rPr>
               <w:fldChar w:fldCharType="begin"/>
+            </w:r>
+            <w:r>
+              <w:rPr>
+                <w:noProof/>
+              </w:rPr>
               <w:instrText xml:space="preserve"> PAGEREF _Toc226118417 \h </w:instrText>
+            </w:r>
+            <w:r>
+              <w:rPr>
+                <w:noProof/>
+              </w:rPr>
+            </w:r>
+            <w:r>
+              <w:rPr>
+                <w:noProof/>
+              </w:rPr>
               <w:fldChar w:fldCharType="separate"/>
-              <w:t>24</w:t>
+            </w:r>
+            <w:r>
+              <w:rPr>
+                <w:noProof/>
+              </w:rPr>
+              <w:t>26</w:t>
+            </w:r>
+            <w:r>
+              <w:rPr>
+                <w:noProof/>
+              </w:rPr>
               <w:fldChar w:fldCharType="end"/>
             </w:r>
           </w:hyperlink>
@@ -2183,10 +3740,40 @@
                 <w:noProof/>
               </w:rPr>
               <w:tab/>
+            </w:r>
+            <w:r>
+              <w:rPr>
+                <w:noProof/>
+              </w:rPr>
               <w:fldChar w:fldCharType="begin"/>
+            </w:r>
+            <w:r>
+              <w:rPr>
+                <w:noProof/>
+              </w:rPr>
               <w:instrText xml:space="preserve"> PAGEREF _Toc226118418 \h </w:instrText>
+            </w:r>
+            <w:r>
+              <w:rPr>
+                <w:noProof/>
+              </w:rPr>
+            </w:r>
+            <w:r>
+              <w:rPr>
+                <w:noProof/>
+              </w:rPr>
               <w:fldChar w:fldCharType="separate"/>
-              <w:t>25</w:t>
+            </w:r>
+            <w:r>
+              <w:rPr>
+                <w:noProof/>
+              </w:rPr>
+              <w:t>27</w:t>
+            </w:r>
+            <w:r>
+              <w:rPr>
+                <w:noProof/>
+              </w:rPr>
               <w:fldChar w:fldCharType="end"/>
             </w:r>
           </w:hyperlink>
@@ -2220,10 +3807,40 @@
                 <w:noProof/>
               </w:rPr>
               <w:tab/>
+            </w:r>
+            <w:r>
+              <w:rPr>
+                <w:noProof/>
+              </w:rPr>
               <w:fldChar w:fldCharType="begin"/>
+            </w:r>
+            <w:r>
+              <w:rPr>
+                <w:noProof/>
+              </w:rPr>
               <w:instrText xml:space="preserve"> PAGEREF _Toc226118419 \h </w:instrText>
+            </w:r>
+            <w:r>
+              <w:rPr>
+                <w:noProof/>
+              </w:rPr>
+            </w:r>
+            <w:r>
+              <w:rPr>
+                <w:noProof/>
+              </w:rPr>
               <w:fldChar w:fldCharType="separate"/>
-              <w:t>25</w:t>
+            </w:r>
+            <w:r>
+              <w:rPr>
+                <w:noProof/>
+              </w:rPr>
+              <w:t>27</w:t>
+            </w:r>
+            <w:r>
+              <w:rPr>
+                <w:noProof/>
+              </w:rPr>
               <w:fldChar w:fldCharType="end"/>
             </w:r>
           </w:hyperlink>
@@ -2257,10 +3874,40 @@
                 <w:noProof/>
               </w:rPr>
               <w:tab/>
+            </w:r>
+            <w:r>
+              <w:rPr>
+                <w:noProof/>
+              </w:rPr>
               <w:fldChar w:fldCharType="begin"/>
+            </w:r>
+            <w:r>
+              <w:rPr>
+                <w:noProof/>
+              </w:rPr>
               <w:instrText xml:space="preserve"> PAGEREF _Toc226118420 \h </w:instrText>
+            </w:r>
+            <w:r>
+              <w:rPr>
+                <w:noProof/>
+              </w:rPr>
+            </w:r>
+            <w:r>
+              <w:rPr>
+                <w:noProof/>
+              </w:rPr>
               <w:fldChar w:fldCharType="separate"/>
-              <w:t>25</w:t>
+            </w:r>
+            <w:r>
+              <w:rPr>
+                <w:noProof/>
+              </w:rPr>
+              <w:t>27</w:t>
+            </w:r>
+            <w:r>
+              <w:rPr>
+                <w:noProof/>
+              </w:rPr>
               <w:fldChar w:fldCharType="end"/>
             </w:r>
           </w:hyperlink>
@@ -2294,10 +3941,40 @@
                 <w:noProof/>
               </w:rPr>
               <w:tab/>
+            </w:r>
+            <w:r>
+              <w:rPr>
+                <w:noProof/>
+              </w:rPr>
               <w:fldChar w:fldCharType="begin"/>
+            </w:r>
+            <w:r>
+              <w:rPr>
+                <w:noProof/>
+              </w:rPr>
               <w:instrText xml:space="preserve"> PAGEREF _Toc226118421 \h </w:instrText>
+            </w:r>
+            <w:r>
+              <w:rPr>
+                <w:noProof/>
+              </w:rPr>
+            </w:r>
+            <w:r>
+              <w:rPr>
+                <w:noProof/>
+              </w:rPr>
               <w:fldChar w:fldCharType="separate"/>
-              <w:t>25</w:t>
+            </w:r>
+            <w:r>
+              <w:rPr>
+                <w:noProof/>
+              </w:rPr>
+              <w:t>27</w:t>
+            </w:r>
+            <w:r>
+              <w:rPr>
+                <w:noProof/>
+              </w:rPr>
               <w:fldChar w:fldCharType="end"/>
             </w:r>
           </w:hyperlink>
@@ -2331,10 +4008,40 @@
                 <w:noProof/>
               </w:rPr>
               <w:tab/>
+            </w:r>
+            <w:r>
+              <w:rPr>
+                <w:noProof/>
+              </w:rPr>
               <w:fldChar w:fldCharType="begin"/>
+            </w:r>
+            <w:r>
+              <w:rPr>
+                <w:noProof/>
+              </w:rPr>
               <w:instrText xml:space="preserve"> PAGEREF _Toc226118422 \h </w:instrText>
+            </w:r>
+            <w:r>
+              <w:rPr>
+                <w:noProof/>
+              </w:rPr>
+            </w:r>
+            <w:r>
+              <w:rPr>
+                <w:noProof/>
+              </w:rPr>
               <w:fldChar w:fldCharType="separate"/>
-              <w:t>25</w:t>
+            </w:r>
+            <w:r>
+              <w:rPr>
+                <w:noProof/>
+              </w:rPr>
+              <w:t>27</w:t>
+            </w:r>
+            <w:r>
+              <w:rPr>
+                <w:noProof/>
+              </w:rPr>
               <w:fldChar w:fldCharType="end"/>
             </w:r>
           </w:hyperlink>
@@ -2368,10 +4075,40 @@
                 <w:noProof/>
               </w:rPr>
               <w:tab/>
+            </w:r>
+            <w:r>
+              <w:rPr>
+                <w:noProof/>
+              </w:rPr>
               <w:fldChar w:fldCharType="begin"/>
+            </w:r>
+            <w:r>
+              <w:rPr>
+                <w:noProof/>
+              </w:rPr>
               <w:instrText xml:space="preserve"> PAGEREF _Toc226118423 \h </w:instrText>
+            </w:r>
+            <w:r>
+              <w:rPr>
+                <w:noProof/>
+              </w:rPr>
+            </w:r>
+            <w:r>
+              <w:rPr>
+                <w:noProof/>
+              </w:rPr>
               <w:fldChar w:fldCharType="separate"/>
-              <w:t>26</w:t>
+            </w:r>
+            <w:r>
+              <w:rPr>
+                <w:noProof/>
+              </w:rPr>
+              <w:t>28</w:t>
+            </w:r>
+            <w:r>
+              <w:rPr>
+                <w:noProof/>
+              </w:rPr>
               <w:fldChar w:fldCharType="end"/>
             </w:r>
           </w:hyperlink>
@@ -2405,10 +4142,40 @@
                 <w:noProof/>
               </w:rPr>
               <w:tab/>
+            </w:r>
+            <w:r>
+              <w:rPr>
+                <w:noProof/>
+              </w:rPr>
               <w:fldChar w:fldCharType="begin"/>
+            </w:r>
+            <w:r>
+              <w:rPr>
+                <w:noProof/>
+              </w:rPr>
               <w:instrText xml:space="preserve"> PAGEREF _Toc226118424 \h </w:instrText>
+            </w:r>
+            <w:r>
+              <w:rPr>
+                <w:noProof/>
+              </w:rPr>
+            </w:r>
+            <w:r>
+              <w:rPr>
+                <w:noProof/>
+              </w:rPr>
               <w:fldChar w:fldCharType="separate"/>
-              <w:t>26</w:t>
+            </w:r>
+            <w:r>
+              <w:rPr>
+                <w:noProof/>
+              </w:rPr>
+              <w:t>28</w:t>
+            </w:r>
+            <w:r>
+              <w:rPr>
+                <w:noProof/>
+              </w:rPr>
               <w:fldChar w:fldCharType="end"/>
             </w:r>
           </w:hyperlink>
@@ -2442,10 +4209,40 @@
                 <w:noProof/>
               </w:rPr>
               <w:tab/>
+            </w:r>
+            <w:r>
+              <w:rPr>
+                <w:noProof/>
+              </w:rPr>
               <w:fldChar w:fldCharType="begin"/>
+            </w:r>
+            <w:r>
+              <w:rPr>
+                <w:noProof/>
+              </w:rPr>
               <w:instrText xml:space="preserve"> PAGEREF _Toc226118425 \h </w:instrText>
+            </w:r>
+            <w:r>
+              <w:rPr>
+                <w:noProof/>
+              </w:rPr>
+            </w:r>
+            <w:r>
+              <w:rPr>
+                <w:noProof/>
+              </w:rPr>
               <w:fldChar w:fldCharType="separate"/>
-              <w:t>26</w:t>
+            </w:r>
+            <w:r>
+              <w:rPr>
+                <w:noProof/>
+              </w:rPr>
+              <w:t>28</w:t>
+            </w:r>
+            <w:r>
+              <w:rPr>
+                <w:noProof/>
+              </w:rPr>
               <w:fldChar w:fldCharType="end"/>
             </w:r>
           </w:hyperlink>
@@ -2479,10 +4276,40 @@
                 <w:noProof/>
               </w:rPr>
               <w:tab/>
+            </w:r>
+            <w:r>
+              <w:rPr>
+                <w:noProof/>
+              </w:rPr>
               <w:fldChar w:fldCharType="begin"/>
+            </w:r>
+            <w:r>
+              <w:rPr>
+                <w:noProof/>
+              </w:rPr>
               <w:instrText xml:space="preserve"> PAGEREF _Toc226118426 \h </w:instrText>
+            </w:r>
+            <w:r>
+              <w:rPr>
+                <w:noProof/>
+              </w:rPr>
+            </w:r>
+            <w:r>
+              <w:rPr>
+                <w:noProof/>
+              </w:rPr>
               <w:fldChar w:fldCharType="separate"/>
-              <w:t>26</w:t>
+            </w:r>
+            <w:r>
+              <w:rPr>
+                <w:noProof/>
+              </w:rPr>
+              <w:t>28</w:t>
+            </w:r>
+            <w:r>
+              <w:rPr>
+                <w:noProof/>
+              </w:rPr>
               <w:fldChar w:fldCharType="end"/>
             </w:r>
           </w:hyperlink>
@@ -2516,10 +4343,40 @@
                 <w:noProof/>
               </w:rPr>
               <w:tab/>
+            </w:r>
+            <w:r>
+              <w:rPr>
+                <w:noProof/>
+              </w:rPr>
               <w:fldChar w:fldCharType="begin"/>
+            </w:r>
+            <w:r>
+              <w:rPr>
+                <w:noProof/>
+              </w:rPr>
               <w:instrText xml:space="preserve"> PAGEREF _Toc226118427 \h </w:instrText>
+            </w:r>
+            <w:r>
+              <w:rPr>
+                <w:noProof/>
+              </w:rPr>
+            </w:r>
+            <w:r>
+              <w:rPr>
+                <w:noProof/>
+              </w:rPr>
               <w:fldChar w:fldCharType="separate"/>
-              <w:t>26</w:t>
+            </w:r>
+            <w:r>
+              <w:rPr>
+                <w:noProof/>
+              </w:rPr>
+              <w:t>28</w:t>
+            </w:r>
+            <w:r>
+              <w:rPr>
+                <w:noProof/>
+              </w:rPr>
               <w:fldChar w:fldCharType="end"/>
             </w:r>
           </w:hyperlink>
@@ -2553,10 +4410,40 @@
                 <w:noProof/>
               </w:rPr>
               <w:tab/>
+            </w:r>
+            <w:r>
+              <w:rPr>
+                <w:noProof/>
+              </w:rPr>
               <w:fldChar w:fldCharType="begin"/>
+            </w:r>
+            <w:r>
+              <w:rPr>
+                <w:noProof/>
+              </w:rPr>
               <w:instrText xml:space="preserve"> PAGEREF _Toc226118428 \h </w:instrText>
+            </w:r>
+            <w:r>
+              <w:rPr>
+                <w:noProof/>
+              </w:rPr>
+            </w:r>
+            <w:r>
+              <w:rPr>
+                <w:noProof/>
+              </w:rPr>
               <w:fldChar w:fldCharType="separate"/>
-              <w:t>26</w:t>
+            </w:r>
+            <w:r>
+              <w:rPr>
+                <w:noProof/>
+              </w:rPr>
+              <w:t>28</w:t>
+            </w:r>
+            <w:r>
+              <w:rPr>
+                <w:noProof/>
+              </w:rPr>
               <w:fldChar w:fldCharType="end"/>
             </w:r>
           </w:hyperlink>
@@ -2590,10 +4477,40 @@
                 <w:noProof/>
               </w:rPr>
               <w:tab/>
+            </w:r>
+            <w:r>
+              <w:rPr>
+                <w:noProof/>
+              </w:rPr>
               <w:fldChar w:fldCharType="begin"/>
+            </w:r>
+            <w:r>
+              <w:rPr>
+                <w:noProof/>
+              </w:rPr>
               <w:instrText xml:space="preserve"> PAGEREF _Toc226118429 \h </w:instrText>
+            </w:r>
+            <w:r>
+              <w:rPr>
+                <w:noProof/>
+              </w:rPr>
+            </w:r>
+            <w:r>
+              <w:rPr>
+                <w:noProof/>
+              </w:rPr>
               <w:fldChar w:fldCharType="separate"/>
-              <w:t>27</w:t>
+            </w:r>
+            <w:r>
+              <w:rPr>
+                <w:noProof/>
+              </w:rPr>
+              <w:t>29</w:t>
+            </w:r>
+            <w:r>
+              <w:rPr>
+                <w:noProof/>
+              </w:rPr>
               <w:fldChar w:fldCharType="end"/>
             </w:r>
           </w:hyperlink>
@@ -2627,10 +4544,40 @@
                 <w:noProof/>
               </w:rPr>
               <w:tab/>
+            </w:r>
+            <w:r>
+              <w:rPr>
+                <w:noProof/>
+              </w:rPr>
               <w:fldChar w:fldCharType="begin"/>
+            </w:r>
+            <w:r>
+              <w:rPr>
+                <w:noProof/>
+              </w:rPr>
               <w:instrText xml:space="preserve"> PAGEREF _Toc226118430 \h </w:instrText>
+            </w:r>
+            <w:r>
+              <w:rPr>
+                <w:noProof/>
+              </w:rPr>
+            </w:r>
+            <w:r>
+              <w:rPr>
+                <w:noProof/>
+              </w:rPr>
               <w:fldChar w:fldCharType="separate"/>
-              <w:t>27</w:t>
+            </w:r>
+            <w:r>
+              <w:rPr>
+                <w:noProof/>
+              </w:rPr>
+              <w:t>29</w:t>
+            </w:r>
+            <w:r>
+              <w:rPr>
+                <w:noProof/>
+              </w:rPr>
               <w:fldChar w:fldCharType="end"/>
             </w:r>
           </w:hyperlink>
@@ -2664,10 +4611,40 @@
                 <w:noProof/>
               </w:rPr>
               <w:tab/>
+            </w:r>
+            <w:r>
+              <w:rPr>
+                <w:noProof/>
+              </w:rPr>
               <w:fldChar w:fldCharType="begin"/>
+            </w:r>
+            <w:r>
+              <w:rPr>
+                <w:noProof/>
+              </w:rPr>
               <w:instrText xml:space="preserve"> PAGEREF _Toc226118431 \h </w:instrText>
+            </w:r>
+            <w:r>
+              <w:rPr>
+                <w:noProof/>
+              </w:rPr>
+            </w:r>
+            <w:r>
+              <w:rPr>
+                <w:noProof/>
+              </w:rPr>
               <w:fldChar w:fldCharType="separate"/>
-              <w:t>27</w:t>
+            </w:r>
+            <w:r>
+              <w:rPr>
+                <w:noProof/>
+              </w:rPr>
+              <w:t>29</w:t>
+            </w:r>
+            <w:r>
+              <w:rPr>
+                <w:noProof/>
+              </w:rPr>
               <w:fldChar w:fldCharType="end"/>
             </w:r>
           </w:hyperlink>
@@ -2701,10 +4678,40 @@
                 <w:noProof/>
               </w:rPr>
               <w:tab/>
+            </w:r>
+            <w:r>
+              <w:rPr>
+                <w:noProof/>
+              </w:rPr>
               <w:fldChar w:fldCharType="begin"/>
+            </w:r>
+            <w:r>
+              <w:rPr>
+                <w:noProof/>
+              </w:rPr>
               <w:instrText xml:space="preserve"> PAGEREF _Toc226118432 \h </w:instrText>
+            </w:r>
+            <w:r>
+              <w:rPr>
+                <w:noProof/>
+              </w:rPr>
+            </w:r>
+            <w:r>
+              <w:rPr>
+                <w:noProof/>
+              </w:rPr>
               <w:fldChar w:fldCharType="separate"/>
-              <w:t>28</w:t>
+            </w:r>
+            <w:r>
+              <w:rPr>
+                <w:noProof/>
+              </w:rPr>
+              <w:t>30</w:t>
+            </w:r>
+            <w:r>
+              <w:rPr>
+                <w:noProof/>
+              </w:rPr>
               <w:fldChar w:fldCharType="end"/>
             </w:r>
           </w:hyperlink>
@@ -2736,8 +4743,13 @@
       <w:pPr>
         <w:spacing w:after="120"/>
       </w:pPr>
-      <w:r>
-        <w:t>CurateAI — Real-Time Content Intelligence Engine for Personalized Newsletters &amp; Enterprise SEO Strategy</w:t>
+      <w:proofErr w:type="spellStart"/>
+      <w:r>
+        <w:t>CurateAI</w:t>
+      </w:r>
+      <w:proofErr w:type="spellEnd"/>
+      <w:r>
+        <w:t xml:space="preserve"> — Real-Time Content Intelligence Engine for Personalized Newsletters &amp; Enterprise SEO Strategy</w:t>
       </w:r>
     </w:p>
     <w:p>
@@ -2765,7 +4777,23 @@
         <w:spacing w:after="120"/>
       </w:pPr>
       <w:r>
-        <w:t>The newsletter economy has exploded — platforms like Substack, Beehiiv, and ConvertKit host hundreds of thousands of creators, and email marketing delivers $36–$42 return per dollar spent. Yet the production bottleneck has never been distribution; it has always been the curation and writing workflow. Newsletter creators typically spend 5–10 hours per issue scanning dozens of websites, reading articles, deciding what matters, and synthesizing insights.</w:t>
+        <w:t xml:space="preserve">The newsletter economy has exploded — platforms like Substack, </w:t>
+      </w:r>
+      <w:proofErr w:type="spellStart"/>
+      <w:r>
+        <w:t>Beehiiv</w:t>
+      </w:r>
+      <w:proofErr w:type="spellEnd"/>
+      <w:r>
+        <w:t xml:space="preserve">, and </w:t>
+      </w:r>
+      <w:proofErr w:type="spellStart"/>
+      <w:r>
+        <w:t>ConvertKit</w:t>
+      </w:r>
+      <w:proofErr w:type="spellEnd"/>
+      <w:r>
+        <w:t xml:space="preserve"> host hundreds of thousands of creators, and email marketing delivers $36–$42 return per dollar spent. Yet the production bottleneck has never been distribution; it has always been the curation and writing workflow. Newsletter creators typically spend 5–10 hours per issue scanning dozens of websites, reading articles, deciding what matters, and synthesizing insights.</w:t>
       </w:r>
     </w:p>
     <w:p>
@@ -2773,7 +4801,15 @@
         <w:spacing w:after="120"/>
       </w:pPr>
       <w:r>
-        <w:t>The core challenge is twofold. On the creator side, relevant content is fragmented across RSS feeds, social platforms like Reddit and Hacker News, research repositories like ArXiv, and mainstream tech publications — each with different formats, update cadences, and signal-to-noise ratios. On the reader side, newsletters are one-size-fits-all. A machine learning researcher and a venture capitalist both subscribing to the same AI newsletter receive identical content, even though their interests diverge significantly.</w:t>
+        <w:t xml:space="preserve">The core challenge is twofold. On the creator side, relevant content is fragmented across RSS feeds, social platforms like Reddit and Hacker News, research repositories like </w:t>
+      </w:r>
+      <w:proofErr w:type="spellStart"/>
+      <w:r>
+        <w:t>ArXiv</w:t>
+      </w:r>
+      <w:proofErr w:type="spellEnd"/>
+      <w:r>
+        <w:t>, and mainstream tech publications — each with different formats, update cadences, and signal-to-noise ratios. On the reader side, newsletters are one-size-fits-all. A machine learning researcher and a venture capitalist both subscribing to the same AI newsletter receive identical content, even though their interests diverge significantly.</w:t>
       </w:r>
     </w:p>
     <w:p>
@@ -2781,7 +4817,23 @@
         <w:spacing w:after="120"/>
       </w:pPr>
       <w:r>
-        <w:t>Existing AI newsletter tools (Newsblocks, Jenova, ProCurator) address only the writing step — they take a topic and generate text. None of them build a continuously updated data pipeline that ingests thousands of articles daily, detects cross-source trends, performs semantic deduplication, and generates personalized newsletters grounded in retrieved evidence with full source traceability.</w:t>
+        <w:t>Existing AI newsletter tools (</w:t>
+      </w:r>
+      <w:proofErr w:type="spellStart"/>
+      <w:r>
+        <w:t>Newsblocks</w:t>
+      </w:r>
+      <w:proofErr w:type="spellEnd"/>
+      <w:r>
+        <w:t xml:space="preserve">, Jenova, </w:t>
+      </w:r>
+      <w:proofErr w:type="spellStart"/>
+      <w:r>
+        <w:t>ProCurator</w:t>
+      </w:r>
+      <w:proofErr w:type="spellEnd"/>
+      <w:r>
+        <w:t>) address only the writing step — they take a topic and generate text. None of them build a continuously updated data pipeline that ingests thousands of articles daily, detects cross-source trends, performs semantic deduplication, and generates personalized newsletters grounded in retrieved evidence with full source traceability.</w:t>
       </w:r>
     </w:p>
     <w:p>
@@ -2799,7 +4851,15 @@
         <w:spacing w:after="120"/>
       </w:pPr>
       <w:r>
-        <w:t>The objective of this project is to build CurateAI, a cloud-native content intelligence platform that continuously ingests content from 30+ sources, applies semantic deduplication and trend detection at scale, and uses a multi-agent LLM system to generate personalized, citation-backed newsletters.</w:t>
+        <w:t xml:space="preserve">The objective of this project is to build </w:t>
+      </w:r>
+      <w:proofErr w:type="spellStart"/>
+      <w:r>
+        <w:t>CurateAI</w:t>
+      </w:r>
+      <w:proofErr w:type="spellEnd"/>
+      <w:r>
+        <w:t>, a cloud-native content intelligence platform that continuously ingests content from 30+ sources, applies semantic deduplication and trend detection at scale, and uses a multi-agent LLM system to generate personalized, citation-backed newsletters.</w:t>
       </w:r>
     </w:p>
     <w:p>
@@ -2827,7 +4887,23 @@
         <w:t xml:space="preserve">Big Data Engineering: </w:t>
       </w:r>
       <w:r>
-        <w:t>End-to-end ingestion of 3,000+ articles daily from RSS feeds, Reddit, Hacker News, and NewsAPI. Semantic vector-based deduplication using Sentence-Transformers. All data stored in Snowflake with S3/GCS for raw storage and Qdrant for vector search.</w:t>
+        <w:t xml:space="preserve">End-to-end ingestion of 3,000+ articles daily from RSS feeds, Reddit, Hacker News, and </w:t>
+      </w:r>
+      <w:proofErr w:type="spellStart"/>
+      <w:r>
+        <w:t>NewsAPI</w:t>
+      </w:r>
+      <w:proofErr w:type="spellEnd"/>
+      <w:r>
+        <w:t xml:space="preserve">. Semantic vector-based deduplication using Sentence-Transformers. All data stored in Snowflake with S3/GCS for raw storage and </w:t>
+      </w:r>
+      <w:proofErr w:type="spellStart"/>
+      <w:r>
+        <w:t>Qdrant</w:t>
+      </w:r>
+      <w:proofErr w:type="spellEnd"/>
+      <w:r>
+        <w:t xml:space="preserve"> for vector search.</w:t>
       </w:r>
     </w:p>
     <w:p>
@@ -2847,7 +4923,15 @@
         <w:t xml:space="preserve">Significant LLM Use: </w:t>
       </w:r>
       <w:r>
-        <w:t>A LangGraph multi-agent system coordinating classification, trend analysis, persona-aware summarization, editorial synthesis (Writer Agent), and guardrail enforcement (Editor Agent). RAG-powered newsletter generation with inline citations.</w:t>
+        <w:t xml:space="preserve">A </w:t>
+      </w:r>
+      <w:proofErr w:type="spellStart"/>
+      <w:r>
+        <w:t>LangGraph</w:t>
+      </w:r>
+      <w:proofErr w:type="spellEnd"/>
+      <w:r>
+        <w:t xml:space="preserve"> multi-agent system coordinating classification, trend analysis, persona-aware summarization, editorial synthesis (Writer Agent), and guardrail enforcement (Editor Agent). RAG-powered newsletter generation with inline citations.</w:t>
       </w:r>
     </w:p>
     <w:p>
@@ -2867,7 +4951,15 @@
         <w:t xml:space="preserve">Cloud-Native Architecture: </w:t>
       </w:r>
       <w:r>
-        <w:t>Airflow for orchestration, Snowflake for structured data, S3/GCS for raw storage, Qdrant for vectors, Docker Compose for containerization, and cloud deployment via GCP Cloud Run.</w:t>
+        <w:t xml:space="preserve">Airflow for orchestration, Snowflake for structured data, S3/GCS for raw storage, </w:t>
+      </w:r>
+      <w:proofErr w:type="spellStart"/>
+      <w:r>
+        <w:t>Qdrant</w:t>
+      </w:r>
+      <w:proofErr w:type="spellEnd"/>
+      <w:r>
+        <w:t xml:space="preserve"> for vectors, Docker Compose for containerization, and cloud deployment via GCP Cloud Run.</w:t>
       </w:r>
     </w:p>
     <w:p>
@@ -2938,7 +5030,23 @@
         <w:t xml:space="preserve">Data Sources: </w:t>
       </w:r>
       <w:r>
-        <w:t>30+ RSS feeds (TechCrunch, The Verge, Wired, Ars Technica, VentureBeat, MIT Technology Review, IEEE Spectrum, Bloomberg, BBC Tech, NYT Tech), AI blogs (OpenAI, DeepMind, Hugging Face, NVIDIA, Microsoft Research), research feeds (ArXiv cs.AI, cs.LG), social platforms (Reddit — 5 subreddits; Hacker News), and NewsAPI.org. Validated throughput: 3,129 raw articles per cycle.</w:t>
+        <w:t>30+ RSS feeds (TechCrunch, The Verge, Wired, Ars Technica, VentureBeat, MIT Technology Review, IEEE Spectrum, Bloomberg, BBC Tech, NYT Tech), AI blogs (OpenAI, DeepMind, Hugging Face, NVIDIA, Microsoft Research), research feeds (</w:t>
+      </w:r>
+      <w:proofErr w:type="spellStart"/>
+      <w:r>
+        <w:t>ArXiv</w:t>
+      </w:r>
+      <w:proofErr w:type="spellEnd"/>
+      <w:r>
+        <w:t xml:space="preserve"> cs.AI, </w:t>
+      </w:r>
+      <w:proofErr w:type="spellStart"/>
+      <w:r>
+        <w:t>cs.LG</w:t>
+      </w:r>
+      <w:proofErr w:type="spellEnd"/>
+      <w:r>
+        <w:t>), social platforms (Reddit — 5 subreddits; Hacker News), and NewsAPI.org. Validated throughput: 3,129 raw articles per cycle.</w:t>
       </w:r>
     </w:p>
     <w:p>
@@ -2958,7 +5066,23 @@
         <w:t xml:space="preserve">ETL Pipelines: </w:t>
       </w:r>
       <w:r>
-        <w:t>Automated multi-source ingestion via Airflow DAGs, full-text extraction with trafilatura (85%+ success rate), semantic dedup using Sentence-Transformer vectors, hybrid topic classification (keyword + LLM fallback), and batch embedding generation.</w:t>
+        <w:t xml:space="preserve">Automated multi-source ingestion via Airflow DAGs, full-text extraction with </w:t>
+      </w:r>
+      <w:proofErr w:type="spellStart"/>
+      <w:r>
+        <w:t>trafilatura</w:t>
+      </w:r>
+      <w:proofErr w:type="spellEnd"/>
+      <w:r>
+        <w:t xml:space="preserve"> (85%+ success rate), semantic </w:t>
+      </w:r>
+      <w:proofErr w:type="spellStart"/>
+      <w:r>
+        <w:t>dedup</w:t>
+      </w:r>
+      <w:proofErr w:type="spellEnd"/>
+      <w:r>
+        <w:t xml:space="preserve"> using Sentence-Transformer vectors, hybrid topic classification (keyword + LLM fallback), and batch embedding generation.</w:t>
       </w:r>
     </w:p>
     <w:p>
@@ -2977,8 +5101,21 @@
         </w:rPr>
         <w:t xml:space="preserve">LLM Components: </w:t>
       </w:r>
-      <w:r>
-        <w:t>LangGraph multi-agent system with Topic Classifier, Trend Detector, Persona-Aware Summarizer, Writer Agent, and Editor Agent. RAG over article corpus via Qdrant.</w:t>
+      <w:proofErr w:type="spellStart"/>
+      <w:r>
+        <w:t>LangGraph</w:t>
+      </w:r>
+      <w:proofErr w:type="spellEnd"/>
+      <w:r>
+        <w:t xml:space="preserve"> multi-agent system with Topic Classifier, Trend Detector, Persona-Aware Summarizer, Writer Agent, and Editor Agent. RAG over article corpus via </w:t>
+      </w:r>
+      <w:proofErr w:type="spellStart"/>
+      <w:r>
+        <w:t>Qdrant</w:t>
+      </w:r>
+      <w:proofErr w:type="spellEnd"/>
+      <w:r>
+        <w:t>.</w:t>
       </w:r>
     </w:p>
     <w:p>
@@ -2998,7 +5135,23 @@
         <w:t xml:space="preserve">Cloud Infrastructure: </w:t>
       </w:r>
       <w:r>
-        <w:t>Snowflake, GCS, Qdrant, Airflow, FastAPI, Next.js, Docker Compose.</w:t>
+        <w:t xml:space="preserve">Snowflake, GCS, </w:t>
+      </w:r>
+      <w:proofErr w:type="spellStart"/>
+      <w:r>
+        <w:t>Qdrant</w:t>
+      </w:r>
+      <w:proofErr w:type="spellEnd"/>
+      <w:r>
+        <w:t xml:space="preserve">, Airflow, </w:t>
+      </w:r>
+      <w:proofErr w:type="spellStart"/>
+      <w:r>
+        <w:t>FastAPI</w:t>
+      </w:r>
+      <w:proofErr w:type="spellEnd"/>
+      <w:r>
+        <w:t>, Next.js, Docker Compose.</w:t>
       </w:r>
     </w:p>
     <w:p>
@@ -3018,7 +5171,15 @@
         <w:t xml:space="preserve">Guardrails &amp; HITL: </w:t>
       </w:r>
       <w:r>
-        <w:t>Editor Agent validates citations, detects hallucinations, enforces tone consistency. Pydantic schema enforcement. Human editors review and approve drafts. Feedback loop into personalization.</w:t>
+        <w:t xml:space="preserve">Editor Agent validates citations, detects hallucinations, enforces tone consistency. </w:t>
+      </w:r>
+      <w:proofErr w:type="spellStart"/>
+      <w:r>
+        <w:t>Pydantic</w:t>
+      </w:r>
+      <w:proofErr w:type="spellEnd"/>
+      <w:r>
+        <w:t xml:space="preserve"> schema enforcement. Human editors review and approve drafts. Feedback loop into personalization.</w:t>
       </w:r>
     </w:p>
     <w:p>
@@ -3038,7 +5199,15 @@
         <w:t xml:space="preserve">Evaluation: </w:t>
       </w:r>
       <w:r>
-        <w:t>Classification accuracy, dedup precision/recall, newsletter quality (LLM-as-judge rubric), citation accuracy, cost tracking, latency.</w:t>
+        <w:t xml:space="preserve">Classification accuracy, </w:t>
+      </w:r>
+      <w:proofErr w:type="spellStart"/>
+      <w:r>
+        <w:t>dedup</w:t>
+      </w:r>
+      <w:proofErr w:type="spellEnd"/>
+      <w:r>
+        <w:t xml:space="preserve"> precision/recall, newsletter quality (LLM-as-judge rubric), citation accuracy, cost tracking, latency.</w:t>
       </w:r>
     </w:p>
     <w:p>
@@ -3197,7 +5366,15 @@
         <w:t xml:space="preserve">Duplicate Coverage: </w:t>
       </w:r>
       <w:r>
-        <w:t>Same story covered by multiple outlets. Without semantic dedup, feeds are 20–30% redundant. Our prototype validated: TF-IDF caught 119 duplicates while Sentence-Transformers caught 206 (73% improvement).</w:t>
+        <w:t xml:space="preserve">Same story covered by multiple outlets. Without semantic </w:t>
+      </w:r>
+      <w:proofErr w:type="spellStart"/>
+      <w:r>
+        <w:t>dedup</w:t>
+      </w:r>
+      <w:proofErr w:type="spellEnd"/>
+      <w:r>
+        <w:t>, feeds are 20–30% redundant. Our prototype validated: TF-IDF caught 119 duplicates while Sentence-Transformers caught 206 (73% improvement).</w:t>
       </w:r>
     </w:p>
     <w:p>
@@ -3274,8 +5451,13 @@
       <w:pPr>
         <w:spacing w:after="120"/>
       </w:pPr>
-      <w:r>
-        <w:t>CurateAI introduces a unified semantically deduplicated pipeline processing 3,000+ articles daily; automated cross-source trend detection; dual-layer personalization (Highlights + Niche Gems); persona-first caching reducing LLM costs by 98%; and a polished HITL workflow with feedback loops.</w:t>
+      <w:proofErr w:type="spellStart"/>
+      <w:r>
+        <w:t>CurateAI</w:t>
+      </w:r>
+      <w:proofErr w:type="spellEnd"/>
+      <w:r>
+        <w:t xml:space="preserve"> introduces a unified semantically deduplicated pipeline processing 3,000+ articles daily; automated cross-source trend detection; dual-layer personalization (Highlights + Niche Gems); persona-first caching reducing LLM costs by 98%; and a polished HITL workflow with feedback loops.</w:t>
       </w:r>
     </w:p>
     <w:p>
@@ -3327,7 +5509,39 @@
         <w:spacing w:after="120"/>
       </w:pPr>
       <w:r>
-        <w:t>Validated sources include TechCrunch, The Verge, Ars Technica, WIRED, VentureBeat, MIT News AI, Google AI Blog, OpenAI Blog, Google DeepMind, Hugging Face Blog, MIT Technology Review, IEEE Spectrum, ArXiv cs.AI, ArXiv cs.LG, BBC Technology, AWS ML Blog, HackerNoon AI, Bloomberg Technology, NYT Technology, NVIDIA Technical Blog, and Microsoft Research Blog.</w:t>
+        <w:t xml:space="preserve">Validated sources include TechCrunch, The Verge, Ars Technica, WIRED, VentureBeat, MIT News AI, Google AI Blog, OpenAI Blog, Google DeepMind, Hugging Face Blog, MIT Technology Review, IEEE Spectrum, </w:t>
+      </w:r>
+      <w:proofErr w:type="spellStart"/>
+      <w:r>
+        <w:t>ArXiv</w:t>
+      </w:r>
+      <w:proofErr w:type="spellEnd"/>
+      <w:r>
+        <w:t xml:space="preserve"> cs.AI, </w:t>
+      </w:r>
+      <w:proofErr w:type="spellStart"/>
+      <w:r>
+        <w:t>ArXiv</w:t>
+      </w:r>
+      <w:proofErr w:type="spellEnd"/>
+      <w:r>
+        <w:t xml:space="preserve"> </w:t>
+      </w:r>
+      <w:proofErr w:type="spellStart"/>
+      <w:r>
+        <w:t>cs.LG</w:t>
+      </w:r>
+      <w:proofErr w:type="spellEnd"/>
+      <w:r>
+        <w:t xml:space="preserve">, BBC Technology, AWS ML Blog, </w:t>
+      </w:r>
+      <w:proofErr w:type="spellStart"/>
+      <w:r>
+        <w:t>HackerNoon</w:t>
+      </w:r>
+      <w:proofErr w:type="spellEnd"/>
+      <w:r>
+        <w:t xml:space="preserve"> AI, Bloomberg Technology, NYT Technology, NVIDIA Technical Blog, and Microsoft Research Blog.</w:t>
       </w:r>
     </w:p>
     <w:p>
@@ -3375,7 +5589,23 @@
         <w:spacing w:after="120"/>
       </w:pPr>
       <w:r>
-        <w:t>Reddit API (5 subreddits): r/MachineLearning (26% retention), r/artificial (36%), r/technology (100%), r/LocalLLaMA (100%), r/programming (38%). Hacker News API: 99% success rate, average score 211, average 107 comments per story.</w:t>
+        <w:t>Reddit API (5 subreddits): r/</w:t>
+      </w:r>
+      <w:proofErr w:type="spellStart"/>
+      <w:r>
+        <w:t>MachineLearning</w:t>
+      </w:r>
+      <w:proofErr w:type="spellEnd"/>
+      <w:r>
+        <w:t xml:space="preserve"> (26% retention), r/artificial (36%), r/technology (100%), r/</w:t>
+      </w:r>
+      <w:proofErr w:type="spellStart"/>
+      <w:r>
+        <w:t>LocalLLaMA</w:t>
+      </w:r>
+      <w:proofErr w:type="spellEnd"/>
+      <w:r>
+        <w:t xml:space="preserve"> (100%), r/programming (38%). Hacker News API: 99% success rate, average score 211, average 107 comments per story.</w:t>
       </w:r>
     </w:p>
     <w:p>
@@ -3414,8 +5644,13 @@
         </w:rPr>
         <w:t xml:space="preserve">Extraction Tool: </w:t>
       </w:r>
-      <w:r>
-        <w:t>trafilatura (on-demand for top-ranked articles).</w:t>
+      <w:proofErr w:type="spellStart"/>
+      <w:r>
+        <w:t>trafilatura</w:t>
+      </w:r>
+      <w:proofErr w:type="spellEnd"/>
+      <w:r>
+        <w:t xml:space="preserve"> (on-demand for top-ranked articles).</w:t>
       </w:r>
     </w:p>
     <w:p>
@@ -3463,7 +5698,15 @@
         <w:spacing w:after="120"/>
       </w:pPr>
       <w:r>
-        <w:t>3,129 articles per cycle running daily produces ~90,000 raw articles per month. After dedup, ~25,000–30,000 unique articles flow into Snowflake monthly. Over a semester, this grows to 100,000+ indexed articles — a genuinely large-scale corpus requiring efficient infrastructure.</w:t>
+        <w:t xml:space="preserve">3,129 articles per cycle running daily produces ~90,000 raw articles per month. After </w:t>
+      </w:r>
+      <w:proofErr w:type="spellStart"/>
+      <w:r>
+        <w:t>dedup</w:t>
+      </w:r>
+      <w:proofErr w:type="spellEnd"/>
+      <w:r>
+        <w:t>, ~25,000–30,000 unique articles flow into Snowflake monthly. Over a semester, this grows to 100,000+ indexed articles — a genuinely large-scale corpus requiring efficient infrastructure.</w:t>
       </w:r>
     </w:p>
     <w:p>
@@ -3880,6 +6123,7 @@
             </w:tcMar>
           </w:tcPr>
           <w:p>
+            <w:proofErr w:type="spellStart"/>
             <w:r>
               <w:rPr>
                 <w:sz w:val="20"/>
@@ -3887,6 +6131,7 @@
               </w:rPr>
               <w:t>Qdrant</w:t>
             </w:r>
+            <w:proofErr w:type="spellEnd"/>
           </w:p>
         </w:tc>
         <w:tc>
@@ -3906,12 +6151,21 @@
             </w:tcMar>
           </w:tcPr>
           <w:p>
-            <w:r>
-              <w:rPr>
-                <w:sz w:val="20"/>
-                <w:szCs w:val="20"/>
-              </w:rPr>
-              <w:t>Qdrant: open-source, self-hosted, HNSW indexing, handles 100K+ vectors</w:t>
+            <w:proofErr w:type="spellStart"/>
+            <w:r>
+              <w:rPr>
+                <w:sz w:val="20"/>
+                <w:szCs w:val="20"/>
+              </w:rPr>
+              <w:t>Qdrant</w:t>
+            </w:r>
+            <w:proofErr w:type="spellEnd"/>
+            <w:r>
+              <w:rPr>
+                <w:sz w:val="20"/>
+                <w:szCs w:val="20"/>
+              </w:rPr>
+              <w:t>: open-source, self-hosted, HNSW indexing, handles 100K+ vectors</w:t>
             </w:r>
           </w:p>
         </w:tc>
@@ -3939,7 +6193,23 @@
                 <w:sz w:val="20"/>
                 <w:szCs w:val="20"/>
               </w:rPr>
-              <w:t>Embeddings (Dedup)</w:t>
+              <w:t>Embeddings (</w:t>
+            </w:r>
+            <w:proofErr w:type="spellStart"/>
+            <w:r>
+              <w:rPr>
+                <w:sz w:val="20"/>
+                <w:szCs w:val="20"/>
+              </w:rPr>
+              <w:t>Dedup</w:t>
+            </w:r>
+            <w:proofErr w:type="spellEnd"/>
+            <w:r>
+              <w:rPr>
+                <w:sz w:val="20"/>
+                <w:szCs w:val="20"/>
+              </w:rPr>
+              <w:t>)</w:t>
             </w:r>
           </w:p>
         </w:tc>
@@ -4151,7 +6421,23 @@
                 <w:sz w:val="20"/>
                 <w:szCs w:val="20"/>
               </w:rPr>
-              <w:t>Via LiteLLM router with daily budget cap</w:t>
+              <w:t xml:space="preserve">Via </w:t>
+            </w:r>
+            <w:proofErr w:type="spellStart"/>
+            <w:r>
+              <w:rPr>
+                <w:sz w:val="20"/>
+                <w:szCs w:val="20"/>
+              </w:rPr>
+              <w:t>LiteLLM</w:t>
+            </w:r>
+            <w:proofErr w:type="spellEnd"/>
+            <w:r>
+              <w:rPr>
+                <w:sz w:val="20"/>
+                <w:szCs w:val="20"/>
+              </w:rPr>
+              <w:t xml:space="preserve"> router with daily budget cap</w:t>
             </w:r>
           </w:p>
         </w:tc>
@@ -4200,12 +6486,37 @@
             </w:tcMar>
           </w:tcPr>
           <w:p>
-            <w:r>
-              <w:rPr>
-                <w:sz w:val="20"/>
-                <w:szCs w:val="20"/>
-              </w:rPr>
-              <w:t>LangGraph (StateGraph)</w:t>
+            <w:proofErr w:type="spellStart"/>
+            <w:r>
+              <w:rPr>
+                <w:sz w:val="20"/>
+                <w:szCs w:val="20"/>
+              </w:rPr>
+              <w:t>LangGraph</w:t>
+            </w:r>
+            <w:proofErr w:type="spellEnd"/>
+            <w:r>
+              <w:rPr>
+                <w:sz w:val="20"/>
+                <w:szCs w:val="20"/>
+              </w:rPr>
+              <w:t xml:space="preserve"> (</w:t>
+            </w:r>
+            <w:proofErr w:type="spellStart"/>
+            <w:r>
+              <w:rPr>
+                <w:sz w:val="20"/>
+                <w:szCs w:val="20"/>
+              </w:rPr>
+              <w:t>StateGraph</w:t>
+            </w:r>
+            <w:proofErr w:type="spellEnd"/>
+            <w:r>
+              <w:rPr>
+                <w:sz w:val="20"/>
+                <w:szCs w:val="20"/>
+              </w:rPr>
+              <w:t>)</w:t>
             </w:r>
           </w:p>
         </w:tc>
@@ -4311,7 +6622,23 @@
                 <w:sz w:val="20"/>
                 <w:szCs w:val="20"/>
               </w:rPr>
-              <w:t>DAG scheduling, TaskFlow API, dynamic task mapping</w:t>
+              <w:t xml:space="preserve">DAG scheduling, </w:t>
+            </w:r>
+            <w:proofErr w:type="spellStart"/>
+            <w:r>
+              <w:rPr>
+                <w:sz w:val="20"/>
+                <w:szCs w:val="20"/>
+              </w:rPr>
+              <w:t>TaskFlow</w:t>
+            </w:r>
+            <w:proofErr w:type="spellEnd"/>
+            <w:r>
+              <w:rPr>
+                <w:sz w:val="20"/>
+                <w:szCs w:val="20"/>
+              </w:rPr>
+              <w:t xml:space="preserve"> API, dynamic task mapping</w:t>
             </w:r>
           </w:p>
         </w:tc>
@@ -4360,6 +6687,7 @@
             </w:tcMar>
           </w:tcPr>
           <w:p>
+            <w:proofErr w:type="spellStart"/>
             <w:r>
               <w:rPr>
                 <w:sz w:val="20"/>
@@ -4367,6 +6695,7 @@
               </w:rPr>
               <w:t>FastAPI</w:t>
             </w:r>
+            <w:proofErr w:type="spellEnd"/>
           </w:p>
         </w:tc>
         <w:tc>
@@ -4391,8 +6720,17 @@
                 <w:sz w:val="20"/>
                 <w:szCs w:val="20"/>
               </w:rPr>
-              <w:t>High-performance async Python with Pydantic</w:t>
-            </w:r>
+              <w:t xml:space="preserve">High-performance async Python with </w:t>
+            </w:r>
+            <w:proofErr w:type="spellStart"/>
+            <w:r>
+              <w:rPr>
+                <w:sz w:val="20"/>
+                <w:szCs w:val="20"/>
+              </w:rPr>
+              <w:t>Pydantic</w:t>
+            </w:r>
+            <w:proofErr w:type="spellEnd"/>
           </w:p>
         </w:tc>
       </w:tr>
@@ -4741,15 +7079,53 @@
         </w:numPr>
         <w:spacing w:after="60"/>
       </w:pPr>
+      <w:proofErr w:type="spellStart"/>
       <w:r>
         <w:rPr>
           <w:b/>
           <w:bCs/>
         </w:rPr>
-        <w:t xml:space="preserve">Qdrant vs Pinecone vs ChromaDB: </w:t>
-      </w:r>
-      <w:r>
-        <w:t>Qdrant offers the best balance — open-source, self-hosted in Docker, supports dense and sparse vectors, native filtering, and handles 100K+ docs with HNSW. Pinecone is a managed fallback. ChromaDB lacks filtering for our dual-layer personalization.</w:t>
+        <w:t>Qdrant</w:t>
+      </w:r>
+      <w:proofErr w:type="spellEnd"/>
+      <w:r>
+        <w:rPr>
+          <w:b/>
+          <w:bCs/>
+        </w:rPr>
+        <w:t xml:space="preserve"> vs Pinecone vs </w:t>
+      </w:r>
+      <w:proofErr w:type="spellStart"/>
+      <w:r>
+        <w:rPr>
+          <w:b/>
+          <w:bCs/>
+        </w:rPr>
+        <w:t>ChromaDB</w:t>
+      </w:r>
+      <w:proofErr w:type="spellEnd"/>
+      <w:r>
+        <w:rPr>
+          <w:b/>
+          <w:bCs/>
+        </w:rPr>
+        <w:t xml:space="preserve">: </w:t>
+      </w:r>
+      <w:proofErr w:type="spellStart"/>
+      <w:r>
+        <w:t>Qdrant</w:t>
+      </w:r>
+      <w:proofErr w:type="spellEnd"/>
+      <w:r>
+        <w:t xml:space="preserve"> offers the best balance — open-source, self-hosted in Docker, supports dense and sparse vectors, native filtering, and handles 100K+ docs with HNSW. Pinecone is a managed fallback. </w:t>
+      </w:r>
+      <w:proofErr w:type="spellStart"/>
+      <w:r>
+        <w:t>ChromaDB</w:t>
+      </w:r>
+      <w:proofErr w:type="spellEnd"/>
+      <w:r>
+        <w:t xml:space="preserve"> lacks filtering for our dual-layer personalization.</w:t>
       </w:r>
     </w:p>
     <w:p>
@@ -4761,15 +7137,93 @@
         </w:numPr>
         <w:spacing w:after="60"/>
       </w:pPr>
+      <w:proofErr w:type="spellStart"/>
       <w:r>
         <w:rPr>
           <w:b/>
           <w:bCs/>
         </w:rPr>
-        <w:t xml:space="preserve">LangGraph vs Autogen vs CrewAI: </w:t>
-      </w:r>
-      <w:r>
-        <w:t>LangGraph provides explicit StateGraph control with typed state and conditional edges — essential for Fast/Polished mode branching. Autogen’s GroupChat is more rigid. CrewAI abstracts too much control.</w:t>
+        <w:t>LangGraph</w:t>
+      </w:r>
+      <w:proofErr w:type="spellEnd"/>
+      <w:r>
+        <w:rPr>
+          <w:b/>
+          <w:bCs/>
+        </w:rPr>
+        <w:t xml:space="preserve"> vs </w:t>
+      </w:r>
+      <w:proofErr w:type="spellStart"/>
+      <w:r>
+        <w:rPr>
+          <w:b/>
+          <w:bCs/>
+        </w:rPr>
+        <w:t>Autogen</w:t>
+      </w:r>
+      <w:proofErr w:type="spellEnd"/>
+      <w:r>
+        <w:rPr>
+          <w:b/>
+          <w:bCs/>
+        </w:rPr>
+        <w:t xml:space="preserve"> vs </w:t>
+      </w:r>
+      <w:proofErr w:type="spellStart"/>
+      <w:r>
+        <w:rPr>
+          <w:b/>
+          <w:bCs/>
+        </w:rPr>
+        <w:t>CrewAI</w:t>
+      </w:r>
+      <w:proofErr w:type="spellEnd"/>
+      <w:r>
+        <w:rPr>
+          <w:b/>
+          <w:bCs/>
+        </w:rPr>
+        <w:t xml:space="preserve">: </w:t>
+      </w:r>
+      <w:proofErr w:type="spellStart"/>
+      <w:r>
+        <w:t>LangGraph</w:t>
+      </w:r>
+      <w:proofErr w:type="spellEnd"/>
+      <w:r>
+        <w:t xml:space="preserve"> provides explicit </w:t>
+      </w:r>
+      <w:proofErr w:type="spellStart"/>
+      <w:r>
+        <w:t>StateGraph</w:t>
+      </w:r>
+      <w:proofErr w:type="spellEnd"/>
+      <w:r>
+        <w:t xml:space="preserve"> control with typed state and conditional edges — essential for Fast/Polished mode branching. </w:t>
+      </w:r>
+      <w:proofErr w:type="spellStart"/>
+      <w:r>
+        <w:t>Autogen’s</w:t>
+      </w:r>
+      <w:proofErr w:type="spellEnd"/>
+      <w:r>
+        <w:t xml:space="preserve"> </w:t>
+      </w:r>
+      <w:proofErr w:type="spellStart"/>
+      <w:r>
+        <w:t>GroupChat</w:t>
+      </w:r>
+      <w:proofErr w:type="spellEnd"/>
+      <w:r>
+        <w:t xml:space="preserve"> is more rigid. </w:t>
+      </w:r>
+      <w:proofErr w:type="spellStart"/>
+      <w:r>
+        <w:t>CrewAI</w:t>
+      </w:r>
+      <w:proofErr w:type="spellEnd"/>
+      <w:r>
+        <w:t xml:space="preserve"> abstracts too much control.</w:t>
       </w:r>
     </w:p>
     <w:p>
@@ -4786,10 +7240,31 @@
           <w:b/>
           <w:bCs/>
         </w:rPr>
-        <w:t xml:space="preserve">Sentence-Transformers vs OpenAI for Dedup: </w:t>
-      </w:r>
-      <w:r>
-        <w:t>Dedup runs on 3,000+ articles daily. Local Sentence-Transformers has zero cost and lower latency. OpenAI embeddings reserved for RAG where quality matters more.</w:t>
+        <w:t xml:space="preserve">Sentence-Transformers vs OpenAI for </w:t>
+      </w:r>
+      <w:proofErr w:type="spellStart"/>
+      <w:r>
+        <w:rPr>
+          <w:b/>
+          <w:bCs/>
+        </w:rPr>
+        <w:t>Dedup</w:t>
+      </w:r>
+      <w:proofErr w:type="spellEnd"/>
+      <w:r>
+        <w:rPr>
+          <w:b/>
+          <w:bCs/>
+        </w:rPr>
+        <w:t xml:space="preserve">: </w:t>
+      </w:r>
+      <w:proofErr w:type="spellStart"/>
+      <w:r>
+        <w:t>Dedup</w:t>
+      </w:r>
+      <w:proofErr w:type="spellEnd"/>
+      <w:r>
+        <w:t xml:space="preserve"> runs on 3,000+ articles daily. Local Sentence-Transformers has zero cost and lower latency. OpenAI embeddings reserved for RAG where quality matters more.</w:t>
       </w:r>
     </w:p>
     <w:p>
@@ -4841,10 +7316,10 @@
           <w:noProof/>
         </w:rPr>
         <w:drawing>
-          <wp:inline distT="0" distB="0" distL="0" distR="0" wp14:anchorId="7AC3BE7A" wp14:editId="6F3DE37E">
-            <wp:extent cx="3856892" cy="2378662"/>
-            <wp:effectExtent l="0" t="0" r="4445" b="0"/>
-            <wp:docPr id="2004614613" name="Picture 1" descr="A screenshot of a computer screen  Description automatically generated"/>
+          <wp:inline distT="0" distB="0" distL="0" distR="0" wp14:anchorId="75C7A750" wp14:editId="0FB3A724">
+            <wp:extent cx="5943600" cy="3028950"/>
+            <wp:effectExtent l="0" t="0" r="0" b="6350"/>
+            <wp:docPr id="950197660" name="Picture 1" descr="A diagram of a company's flowchart&#10;&#10;AI-generated content may be incorrect."/>
             <wp:cNvGraphicFramePr>
               <a:graphicFrameLocks xmlns:a="http://schemas.openxmlformats.org/drawingml/2006/main" noChangeAspect="1"/>
             </wp:cNvGraphicFramePr>
@@ -4852,7 +7327,7 @@
               <a:graphicData uri="http://schemas.openxmlformats.org/drawingml/2006/picture">
                 <pic:pic xmlns:pic="http://schemas.openxmlformats.org/drawingml/2006/picture">
                   <pic:nvPicPr>
-                    <pic:cNvPr id="2004614613" name="Picture 1" descr="A screenshot of a computer screen  Description automatically generated"/>
+                    <pic:cNvPr id="950197660" name="Picture 1" descr="A diagram of a company's flowchart&#10;&#10;AI-generated content may be incorrect."/>
                     <pic:cNvPicPr/>
                   </pic:nvPicPr>
                   <pic:blipFill>
@@ -4870,7 +7345,7 @@
                   <pic:spPr>
                     <a:xfrm>
                       <a:off x="0" y="0"/>
-                      <a:ext cx="3925939" cy="2421246"/>
+                      <a:ext cx="5943600" cy="3028950"/>
                     </a:xfrm>
                     <a:prstGeom prst="rect">
                       <a:avLst/>
@@ -4913,7 +7388,23 @@
         <w:t xml:space="preserve">Figure 1 — </w:t>
       </w:r>
       <w:r>
-        <w:t>Data Ingestion Funnel: 3,129 raw articles reduced through validation, URL dedup, and semantic vector dedup.</w:t>
+        <w:t xml:space="preserve">Data Ingestion Funnel: 3,129 raw articles reduced through validation, URL </w:t>
+      </w:r>
+      <w:proofErr w:type="spellStart"/>
+      <w:r>
+        <w:t>dedup</w:t>
+      </w:r>
+      <w:proofErr w:type="spellEnd"/>
+      <w:r>
+        <w:t xml:space="preserve">, and semantic vector </w:t>
+      </w:r>
+      <w:proofErr w:type="spellStart"/>
+      <w:r>
+        <w:t>dedup</w:t>
+      </w:r>
+      <w:proofErr w:type="spellEnd"/>
+      <w:r>
+        <w:t>.</w:t>
       </w:r>
     </w:p>
     <w:p>
@@ -4925,6 +7416,7 @@
         <w:rPr>
           <w:noProof/>
         </w:rPr>
+        <w:lastRenderedPageBreak/>
         <w:drawing>
           <wp:inline distT="0" distB="0" distL="0" distR="0" wp14:anchorId="7596C2D2" wp14:editId="33BCF3FE">
             <wp:extent cx="5334000" cy="3238500"/>
@@ -4974,7 +7466,6 @@
           <w:b/>
           <w:bCs/>
         </w:rPr>
-        <w:lastRenderedPageBreak/>
         <w:t xml:space="preserve">Figure 2 — </w:t>
       </w:r>
       <w:r>
@@ -5460,7 +7951,39 @@
         <w:t xml:space="preserve">Batch Processing: </w:t>
       </w:r>
       <w:r>
-        <w:t>Three Airflow DAGs run daily: content_ingestion (fetch, normalize, dedup), content_classification (keyword + LLM tagging), trend_computation (cluster analysis, scoring, tag assignment).</w:t>
+        <w:t xml:space="preserve">Three Airflow DAGs run daily: </w:t>
+      </w:r>
+      <w:proofErr w:type="spellStart"/>
+      <w:r>
+        <w:t>content_ingestion</w:t>
+      </w:r>
+      <w:proofErr w:type="spellEnd"/>
+      <w:r>
+        <w:t xml:space="preserve"> (fetch, normalize, </w:t>
+      </w:r>
+      <w:proofErr w:type="spellStart"/>
+      <w:r>
+        <w:t>dedup</w:t>
+      </w:r>
+      <w:proofErr w:type="spellEnd"/>
+      <w:r>
+        <w:t xml:space="preserve">), </w:t>
+      </w:r>
+      <w:proofErr w:type="spellStart"/>
+      <w:r>
+        <w:t>content_classification</w:t>
+      </w:r>
+      <w:proofErr w:type="spellEnd"/>
+      <w:r>
+        <w:t xml:space="preserve"> (keyword + LLM tagging), </w:t>
+      </w:r>
+      <w:proofErr w:type="spellStart"/>
+      <w:r>
+        <w:t>trend_computation</w:t>
+      </w:r>
+      <w:proofErr w:type="spellEnd"/>
+      <w:r>
+        <w:t xml:space="preserve"> (cluster analysis, scoring, tag assignment).</w:t>
       </w:r>
     </w:p>
     <w:p>
@@ -5490,7 +8013,15 @@
         <w:t xml:space="preserve">Parallel Processing: </w:t>
       </w:r>
       <w:r>
-        <w:t>Airflow dynamic task mapping for per-source parallel ingestion. Embedding generation batched at 100–500 articles. Persona summarization parallelized via asyncio.gather.</w:t>
+        <w:t xml:space="preserve">Airflow dynamic task mapping for per-source parallel ingestion. Embedding generation batched at 100–500 articles. Persona summarization parallelized via </w:t>
+      </w:r>
+      <w:proofErr w:type="spellStart"/>
+      <w:r>
+        <w:t>asyncio.gather</w:t>
+      </w:r>
+      <w:proofErr w:type="spellEnd"/>
+      <w:r>
+        <w:t>.</w:t>
       </w:r>
     </w:p>
     <w:p>
@@ -5505,7 +8036,15 @@
         <w:t xml:space="preserve">Dual Embedding Strategy: </w:t>
       </w:r>
       <w:r>
-        <w:t>Sentence-Transformers (all-MiniLM-L6-v2) locally for dedup (zero cost, 2.5s/1K titles). OpenAI text-embedding-3-small for RAG vector store (higher quality, $0.02/1M tokens).</w:t>
+        <w:t xml:space="preserve">Sentence-Transformers (all-MiniLM-L6-v2) locally for </w:t>
+      </w:r>
+      <w:proofErr w:type="spellStart"/>
+      <w:r>
+        <w:t>dedup</w:t>
+      </w:r>
+      <w:proofErr w:type="spellEnd"/>
+      <w:r>
+        <w:t xml:space="preserve"> (zero cost, 2.5s/1K titles). OpenAI text-embedding-3-small for RAG vector store (higher quality, $0.02/1M tokens).</w:t>
       </w:r>
     </w:p>
     <w:p>
@@ -5668,7 +8207,23 @@
         <w:t xml:space="preserve">Content Brief Generator Agent: </w:t>
       </w:r>
       <w:r>
-        <w:t>Takes high-opportunity topic-company matches and generates structured SEO briefs via RAG + GPT-4o-mini with Pydantic ContentBrief output: strategic angle, 3 titles, article structure, 8–10 keywords, community questions, internal linking strategy. Cost: ~$0.05–0.10 per brief.</w:t>
+        <w:t xml:space="preserve">Takes high-opportunity topic-company matches and generates structured SEO briefs via RAG + GPT-4o-mini with </w:t>
+      </w:r>
+      <w:proofErr w:type="spellStart"/>
+      <w:r>
+        <w:t>Pydantic</w:t>
+      </w:r>
+      <w:proofErr w:type="spellEnd"/>
+      <w:r>
+        <w:t xml:space="preserve"> </w:t>
+      </w:r>
+      <w:proofErr w:type="spellStart"/>
+      <w:r>
+        <w:t>ContentBrief</w:t>
+      </w:r>
+      <w:proofErr w:type="spellEnd"/>
+      <w:r>
+        <w:t xml:space="preserve"> output: strategic angle, 3 titles, article structure, 8–10 keywords, community questions, internal linking strategy. Cost: ~$0.05–0.10 per brief.</w:t>
       </w:r>
     </w:p>
     <w:p>
@@ -5680,15 +8235,40 @@
         </w:numPr>
         <w:spacing w:after="60"/>
       </w:pPr>
+      <w:proofErr w:type="spellStart"/>
       <w:r>
         <w:rPr>
           <w:b/>
           <w:bCs/>
         </w:rPr>
-        <w:t xml:space="preserve">SpaCy NER Velocity Engine: </w:t>
-      </w:r>
-      <w:r>
-        <w:t>Dynamic entity discovery using SpaCy en_core_web_sm (ORG, PRODUCT, WORK_OF_ART). Temporal window splitting computes velocity surge %. Entities with 3+ sources and &gt;50% surge flagged as SURGING. Zero LLM cost.</w:t>
+        <w:t>SpaCy</w:t>
+      </w:r>
+      <w:proofErr w:type="spellEnd"/>
+      <w:r>
+        <w:rPr>
+          <w:b/>
+          <w:bCs/>
+        </w:rPr>
+        <w:t xml:space="preserve"> NER Velocity Engine: </w:t>
+      </w:r>
+      <w:r>
+        <w:t xml:space="preserve">Dynamic entity discovery using </w:t>
+      </w:r>
+      <w:proofErr w:type="spellStart"/>
+      <w:r>
+        <w:t>SpaCy</w:t>
+      </w:r>
+      <w:proofErr w:type="spellEnd"/>
+      <w:r>
+        <w:t xml:space="preserve"> </w:t>
+      </w:r>
+      <w:proofErr w:type="spellStart"/>
+      <w:r>
+        <w:t>en_core_web_sm</w:t>
+      </w:r>
+      <w:proofErr w:type="spellEnd"/>
+      <w:r>
+        <w:t xml:space="preserve"> (ORG, PRODUCT, WORK_OF_ART). Temporal window splitting computes velocity surge %. Entities with 3+ sources and &gt;50% surge flagged as SURGING. Zero LLM cost.</w:t>
       </w:r>
     </w:p>
     <w:p>
@@ -5718,7 +8298,15 @@
         <w:t xml:space="preserve">Input Moderation: </w:t>
       </w:r>
       <w:r>
-        <w:t>User profiles validated via Pydantic schemas. Profanity and adversarial inputs filtered.</w:t>
+        <w:t xml:space="preserve">User profiles validated via </w:t>
+      </w:r>
+      <w:proofErr w:type="spellStart"/>
+      <w:r>
+        <w:t>Pydantic</w:t>
+      </w:r>
+      <w:proofErr w:type="spellEnd"/>
+      <w:r>
+        <w:t xml:space="preserve"> schemas. Profanity and adversarial inputs filtered.</w:t>
       </w:r>
     </w:p>
     <w:p>
@@ -5739,7 +8327,15 @@
         <w:t xml:space="preserve">Output Validation: </w:t>
       </w:r>
       <w:r>
-        <w:t>All agent outputs conform to Pydantic V2 models. Editor Agent enforces: no claims without citations, no invented statistics, tone consistency, citation integrity.</w:t>
+        <w:t xml:space="preserve">All agent outputs conform to </w:t>
+      </w:r>
+      <w:proofErr w:type="spellStart"/>
+      <w:r>
+        <w:t>Pydantic</w:t>
+      </w:r>
+      <w:proofErr w:type="spellEnd"/>
+      <w:r>
+        <w:t xml:space="preserve"> V2 models. Editor Agent enforces: no claims without citations, no invented statistics, tone consistency, citation integrity.</w:t>
       </w:r>
     </w:p>
     <w:p>
@@ -5815,7 +8411,15 @@
         <w:t xml:space="preserve">Classification Accuracy: </w:t>
       </w:r>
       <w:r>
-        <w:t>Golden set of 100 labeled articles. Target: 80%+ keyword-only, 90%+ hybrid.</w:t>
+        <w:t xml:space="preserve">Golden set of 100 </w:t>
+      </w:r>
+      <w:proofErr w:type="spellStart"/>
+      <w:r>
+        <w:t>labeled</w:t>
+      </w:r>
+      <w:proofErr w:type="spellEnd"/>
+      <w:r>
+        <w:t xml:space="preserve"> articles. Target: 80%+ keyword-only, 90%+ hybrid.</w:t>
       </w:r>
     </w:p>
     <w:p>
@@ -5827,12 +8431,21 @@
         </w:numPr>
         <w:spacing w:after="60"/>
       </w:pPr>
+      <w:proofErr w:type="spellStart"/>
       <w:r>
         <w:rPr>
           <w:b/>
           <w:bCs/>
         </w:rPr>
-        <w:t xml:space="preserve">Dedup Precision/Recall: </w:t>
+        <w:t>Dedup</w:t>
+      </w:r>
+      <w:proofErr w:type="spellEnd"/>
+      <w:r>
+        <w:rPr>
+          <w:b/>
+          <w:bCs/>
+        </w:rPr>
+        <w:t xml:space="preserve"> Precision/Recall: </w:t>
       </w:r>
       <w:r>
         <w:t>Manual review of 50 clusters. Prototype: vectors caught 73% more duplicates than TF-IDF.</w:t>
@@ -5915,7 +8528,15 @@
         <w:t xml:space="preserve">Integration Tests: </w:t>
       </w:r>
       <w:r>
-        <w:t>Full pipeline: ingestion → dedup → classification → trends → personalization → generation → editor.</w:t>
+        <w:t xml:space="preserve">Full pipeline: ingestion → </w:t>
+      </w:r>
+      <w:proofErr w:type="spellStart"/>
+      <w:r>
+        <w:t>dedup</w:t>
+      </w:r>
+      <w:proofErr w:type="spellEnd"/>
+      <w:r>
+        <w:t xml:space="preserve"> → classification → trends → personalization → generation → editor.</w:t>
       </w:r>
     </w:p>
     <w:p>
@@ -6173,8 +8794,17 @@
                 <w:sz w:val="20"/>
                 <w:szCs w:val="20"/>
               </w:rPr>
-              <w:t>4–5: Semantic Dedup</w:t>
-            </w:r>
+              <w:t xml:space="preserve">4–5: Semantic </w:t>
+            </w:r>
+            <w:proofErr w:type="spellStart"/>
+            <w:r>
+              <w:rPr>
+                <w:sz w:val="20"/>
+                <w:szCs w:val="20"/>
+              </w:rPr>
+              <w:t>Dedup</w:t>
+            </w:r>
+            <w:proofErr w:type="spellEnd"/>
           </w:p>
         </w:tc>
         <w:tc>
@@ -6834,12 +9464,37 @@
             </w:tcMar>
           </w:tcPr>
           <w:p>
-            <w:r>
-              <w:rPr>
-                <w:sz w:val="20"/>
-                <w:szCs w:val="20"/>
-              </w:rPr>
-              <w:t>Pydantic ContentBrief via GPT-4o-mini</w:t>
+            <w:proofErr w:type="spellStart"/>
+            <w:r>
+              <w:rPr>
+                <w:sz w:val="20"/>
+                <w:szCs w:val="20"/>
+              </w:rPr>
+              <w:t>Pydantic</w:t>
+            </w:r>
+            <w:proofErr w:type="spellEnd"/>
+            <w:r>
+              <w:rPr>
+                <w:sz w:val="20"/>
+                <w:szCs w:val="20"/>
+              </w:rPr>
+              <w:t xml:space="preserve"> </w:t>
+            </w:r>
+            <w:proofErr w:type="spellStart"/>
+            <w:r>
+              <w:rPr>
+                <w:sz w:val="20"/>
+                <w:szCs w:val="20"/>
+              </w:rPr>
+              <w:t>ContentBrief</w:t>
+            </w:r>
+            <w:proofErr w:type="spellEnd"/>
+            <w:r>
+              <w:rPr>
+                <w:sz w:val="20"/>
+                <w:szCs w:val="20"/>
+              </w:rPr>
+              <w:t xml:space="preserve"> via GPT-4o-mini</w:t>
             </w:r>
           </w:p>
         </w:tc>
@@ -6914,12 +9569,21 @@
             </w:tcMar>
           </w:tcPr>
           <w:p>
-            <w:r>
-              <w:rPr>
-                <w:sz w:val="20"/>
-                <w:szCs w:val="20"/>
-              </w:rPr>
-              <w:t>SpaCy NER dynamic entity discovery</w:t>
+            <w:proofErr w:type="spellStart"/>
+            <w:r>
+              <w:rPr>
+                <w:sz w:val="20"/>
+                <w:szCs w:val="20"/>
+              </w:rPr>
+              <w:t>SpaCy</w:t>
+            </w:r>
+            <w:proofErr w:type="spellEnd"/>
+            <w:r>
+              <w:rPr>
+                <w:sz w:val="20"/>
+                <w:szCs w:val="20"/>
+              </w:rPr>
+              <w:t xml:space="preserve"> NER dynamic entity discovery</w:t>
             </w:r>
           </w:p>
         </w:tc>
@@ -7040,11 +9704,12 @@
       <w:pPr>
         <w:pStyle w:val="Heading2"/>
       </w:pPr>
-      <w:bookmarkStart w:id="70" w:name="_Toc226118500"/>
-      <w:r>
+      <w:bookmarkStart w:id="30" w:name="_Toc226118500"/>
+      <w:r>
+        <w:lastRenderedPageBreak/>
         <w:t>5.9 Personalization Engine Enhancements (Phase 4)</w:t>
       </w:r>
-      <w:bookmarkEnd w:id="70"/>
+      <w:bookmarkEnd w:id="30"/>
     </w:p>
     <w:p>
       <w:pPr>
@@ -7096,7 +9761,79 @@
         <w:t xml:space="preserve">Pipeline Integration: </w:t>
       </w:r>
       <w:r>
-        <w:t>Replaces manual bio input at user onboarding. PDF text is extracted via pdfplumber, document type is auto-detected (LinkedIn PDF vs general resume via marker keywords), and relevant sections (About, Experience, Skills) are fed to GPT-4o-mini with a Pydantic UserInterestProfile schema to extract job_title, seniority, primary_interests, technical_skills, bio_summary, and category_weights mapped to our taxonomy. The bio_summary is vectorized via Sentence-Transformers for cosine similarity ranking. Target: &lt;5 seconds end-to-end, &lt;$0.01 per extraction, &gt;70% top-10 overlap with manually written profiles.</w:t>
+        <w:t xml:space="preserve">Replaces manual bio input at user onboarding. PDF text is extracted via </w:t>
+      </w:r>
+      <w:proofErr w:type="spellStart"/>
+      <w:r>
+        <w:t>pdfplumber</w:t>
+      </w:r>
+      <w:proofErr w:type="spellEnd"/>
+      <w:r>
+        <w:t xml:space="preserve">, document type is auto-detected (LinkedIn PDF vs general resume via marker keywords), and relevant sections (About, Experience, Skills) are fed to GPT-4o-mini with a </w:t>
+      </w:r>
+      <w:proofErr w:type="spellStart"/>
+      <w:r>
+        <w:t>Pydantic</w:t>
+      </w:r>
+      <w:proofErr w:type="spellEnd"/>
+      <w:r>
+        <w:t xml:space="preserve"> </w:t>
+      </w:r>
+      <w:proofErr w:type="spellStart"/>
+      <w:r>
+        <w:t>UserInterestProfile</w:t>
+      </w:r>
+      <w:proofErr w:type="spellEnd"/>
+      <w:r>
+        <w:t xml:space="preserve"> schema to extract </w:t>
+      </w:r>
+      <w:proofErr w:type="spellStart"/>
+      <w:r>
+        <w:t>job_title</w:t>
+      </w:r>
+      <w:proofErr w:type="spellEnd"/>
+      <w:r>
+        <w:t xml:space="preserve">, seniority, </w:t>
+      </w:r>
+      <w:proofErr w:type="spellStart"/>
+      <w:r>
+        <w:t>primary_interests</w:t>
+      </w:r>
+      <w:proofErr w:type="spellEnd"/>
+      <w:r>
+        <w:t xml:space="preserve">, </w:t>
+      </w:r>
+      <w:proofErr w:type="spellStart"/>
+      <w:r>
+        <w:t>technical_skills</w:t>
+      </w:r>
+      <w:proofErr w:type="spellEnd"/>
+      <w:r>
+        <w:t xml:space="preserve">, </w:t>
+      </w:r>
+      <w:proofErr w:type="spellStart"/>
+      <w:r>
+        <w:t>bio_summary</w:t>
+      </w:r>
+      <w:proofErr w:type="spellEnd"/>
+      <w:r>
+        <w:t xml:space="preserve">, and </w:t>
+      </w:r>
+      <w:proofErr w:type="spellStart"/>
+      <w:r>
+        <w:t>category_weights</w:t>
+      </w:r>
+      <w:proofErr w:type="spellEnd"/>
+      <w:r>
+        <w:t xml:space="preserve"> mapped to our taxonomy. The </w:t>
+      </w:r>
+      <w:proofErr w:type="spellStart"/>
+      <w:r>
+        <w:t>bio_summary</w:t>
+      </w:r>
+      <w:proofErr w:type="spellEnd"/>
+      <w:r>
+        <w:t xml:space="preserve"> is vectorized via Sentence-Transformers for cosine similarity ranking. Target: &lt;5 seconds end-to-end, &lt;$0.01 per extraction, &gt;70% top-10 overlap with manually written profiles.</w:t>
       </w:r>
     </w:p>
     <w:p>
@@ -7141,7 +9878,31 @@
         <w:t xml:space="preserve">Pipeline Integration: </w:t>
       </w:r>
       <w:r>
-        <w:t>Extends the existing Classification DAG. The hybrid keyword-first, LLM-fallback approach is preserved (~70% free, ~30% via GPT-4o-mini), but both paths now return a list of CategoryWeight objects with normalized weights. The Pydantic schema is updated to MultiLabelClassification. Target: &gt;60% of articles receive 2+ meaningful labels.</w:t>
+        <w:t xml:space="preserve">Extends the existing Classification DAG. The hybrid keyword-first, LLM-fallback approach is preserved (~70% free, ~30% via GPT-4o-mini), but both paths now return a list of </w:t>
+      </w:r>
+      <w:proofErr w:type="spellStart"/>
+      <w:r>
+        <w:t>CategoryWeight</w:t>
+      </w:r>
+      <w:proofErr w:type="spellEnd"/>
+      <w:r>
+        <w:t xml:space="preserve"> objects with normalized weights. The </w:t>
+      </w:r>
+      <w:proofErr w:type="spellStart"/>
+      <w:r>
+        <w:t>Pydantic</w:t>
+      </w:r>
+      <w:proofErr w:type="spellEnd"/>
+      <w:r>
+        <w:t xml:space="preserve"> schema is updated to </w:t>
+      </w:r>
+      <w:proofErr w:type="spellStart"/>
+      <w:r>
+        <w:t>MultiLabelClassification</w:t>
+      </w:r>
+      <w:proofErr w:type="spellEnd"/>
+      <w:r>
+        <w:t>. Target: &gt;60% of articles receive 2+ meaningful labels.</w:t>
       </w:r>
     </w:p>
     <w:p>
@@ -7172,7 +9933,31 @@
         <w:t xml:space="preserve">Solution: </w:t>
       </w:r>
       <w:r>
-        <w:t>A combined scoring formula: (vector_similarity × 0.40) + (category_overlap × 0.35) + (trend_score × 0.25), with a 20% boost when 3+ user categories are hit. This replaces the cosine-only ranking in the personalization formula.</w:t>
+        <w:t>A combined scoring formula: (</w:t>
+      </w:r>
+      <w:proofErr w:type="spellStart"/>
+      <w:r>
+        <w:t>vector_similarity</w:t>
+      </w:r>
+      <w:proofErr w:type="spellEnd"/>
+      <w:r>
+        <w:t xml:space="preserve"> × 0.40) + (</w:t>
+      </w:r>
+      <w:proofErr w:type="spellStart"/>
+      <w:r>
+        <w:t>category_overlap</w:t>
+      </w:r>
+      <w:proofErr w:type="spellEnd"/>
+      <w:r>
+        <w:t xml:space="preserve"> × 0.35) + (</w:t>
+      </w:r>
+      <w:proofErr w:type="spellStart"/>
+      <w:r>
+        <w:t>trend_score</w:t>
+      </w:r>
+      <w:proofErr w:type="spellEnd"/>
+      <w:r>
+        <w:t xml:space="preserve"> × 0.25), with a 20% boost when 3+ user categories are hit. This replaces the cosine-only ranking in the personalization formula.</w:t>
       </w:r>
     </w:p>
     <w:p>
@@ -7201,6 +9986,7 @@
       <w:tblPr>
         <w:tblW w:w="9360" w:type="dxa"/>
         <w:tblLayout w:type="fixed"/>
+        <w:tblLook w:val="04A0" w:firstRow="1" w:lastRow="0" w:firstColumn="1" w:lastColumn="0" w:noHBand="0" w:noVBand="1"/>
       </w:tblPr>
       <w:tblGrid>
         <w:gridCol w:w="4680"/>
@@ -7556,6 +10342,7 @@
                 <w:sz w:val="20"/>
                 <w:szCs w:val="20"/>
               </w:rPr>
+              <w:lastRenderedPageBreak/>
               <w:t>Enhanced scoring differentiates users more?</w:t>
             </w:r>
           </w:p>
@@ -7625,7 +10412,15 @@
         <w:t xml:space="preserve">Total Phase 4 Prototyping Cost: </w:t>
       </w:r>
       <w:r>
-        <w:t>&lt;$0.10. New dependency: pip install pdfplumber.</w:t>
+        <w:t xml:space="preserve">&lt;$0.10. New dependency: pip install </w:t>
+      </w:r>
+      <w:proofErr w:type="spellStart"/>
+      <w:r>
+        <w:t>pdfplumber</w:t>
+      </w:r>
+      <w:proofErr w:type="spellEnd"/>
+      <w:r>
+        <w:t>.</w:t>
       </w:r>
     </w:p>
     <w:p>
@@ -7637,32 +10432,32 @@
       <w:pPr>
         <w:pStyle w:val="Heading1"/>
       </w:pPr>
-      <w:bookmarkStart w:id="30" w:name="_Toc226118397"/>
+      <w:bookmarkStart w:id="31" w:name="_Toc226118397"/>
       <w:r>
         <w:lastRenderedPageBreak/>
         <w:t>6. Project Plan &amp; Timeline</w:t>
       </w:r>
-      <w:bookmarkEnd w:id="30"/>
+      <w:bookmarkEnd w:id="31"/>
     </w:p>
     <w:p>
       <w:pPr>
         <w:pStyle w:val="Heading2"/>
       </w:pPr>
-      <w:bookmarkStart w:id="31" w:name="_Toc226118398"/>
+      <w:bookmarkStart w:id="32" w:name="_Toc226118398"/>
       <w:r>
         <w:t>6.1 Milestones</w:t>
       </w:r>
-      <w:bookmarkEnd w:id="31"/>
+      <w:bookmarkEnd w:id="32"/>
     </w:p>
     <w:p>
       <w:pPr>
         <w:pStyle w:val="Heading3"/>
       </w:pPr>
-      <w:bookmarkStart w:id="32" w:name="_Toc226118399"/>
+      <w:bookmarkStart w:id="33" w:name="_Toc226118399"/>
       <w:r>
         <w:t>Week 1 — Data Foundation &amp; Pipeline Infrastructure</w:t>
       </w:r>
-      <w:bookmarkEnd w:id="32"/>
+      <w:bookmarkEnd w:id="33"/>
     </w:p>
     <w:p>
       <w:pPr>
@@ -7701,18 +10496,26 @@
         <w:t xml:space="preserve">M2 (Days 4–7): </w:t>
       </w:r>
       <w:r>
-        <w:t>Airflow DAGs for ingestion, dedup, classification, and trend computation. Validate full daily pipeline.</w:t>
+        <w:t xml:space="preserve">Airflow DAGs for ingestion, </w:t>
+      </w:r>
+      <w:proofErr w:type="spellStart"/>
+      <w:r>
+        <w:t>dedup</w:t>
+      </w:r>
+      <w:proofErr w:type="spellEnd"/>
+      <w:r>
+        <w:t>, classification, and trend computation. Validate full daily pipeline.</w:t>
       </w:r>
     </w:p>
     <w:p>
       <w:pPr>
         <w:pStyle w:val="Heading3"/>
       </w:pPr>
-      <w:bookmarkStart w:id="33" w:name="_Toc226118400"/>
+      <w:bookmarkStart w:id="34" w:name="_Toc226118400"/>
       <w:r>
         <w:t>Week 2 — LLM Agents, Backend &amp; Frontend</w:t>
       </w:r>
-      <w:bookmarkEnd w:id="33"/>
+      <w:bookmarkEnd w:id="34"/>
     </w:p>
     <w:p>
       <w:pPr>
@@ -7730,8 +10533,21 @@
         </w:rPr>
         <w:t xml:space="preserve">M3 (Days 8–11): </w:t>
       </w:r>
-      <w:r>
-        <w:t>LangGraph StateGraph with 7 agents. RAG pipeline. Persona-first caching. Fast/Polished branching. MCP server.</w:t>
+      <w:proofErr w:type="spellStart"/>
+      <w:r>
+        <w:t>LangGraph</w:t>
+      </w:r>
+      <w:proofErr w:type="spellEnd"/>
+      <w:r>
+        <w:t xml:space="preserve"> </w:t>
+      </w:r>
+      <w:proofErr w:type="spellStart"/>
+      <w:r>
+        <w:t>StateGraph</w:t>
+      </w:r>
+      <w:proofErr w:type="spellEnd"/>
+      <w:r>
+        <w:t xml:space="preserve"> with 7 agents. RAG pipeline. Persona-first caching. Fast/Polished branching. MCP server.</w:t>
       </w:r>
     </w:p>
     <w:p>
@@ -7750,19 +10566,24 @@
         </w:rPr>
         <w:t xml:space="preserve">M4 (Days 12–14): </w:t>
       </w:r>
-      <w:r>
-        <w:t>FastAPI endpoints. Next.js frontend (dashboard, editor, HITL, trends, profiles).</w:t>
+      <w:proofErr w:type="spellStart"/>
+      <w:r>
+        <w:t>FastAPI</w:t>
+      </w:r>
+      <w:proofErr w:type="spellEnd"/>
+      <w:r>
+        <w:t xml:space="preserve"> endpoints. Next.js frontend (dashboard, editor, HITL, trends, profiles).</w:t>
       </w:r>
     </w:p>
     <w:p>
       <w:pPr>
         <w:pStyle w:val="Heading3"/>
       </w:pPr>
-      <w:bookmarkStart w:id="34" w:name="_Toc226118401"/>
+      <w:bookmarkStart w:id="35" w:name="_Toc226118401"/>
       <w:r>
         <w:t>Week 3 — Integration, Testing &amp; Deployment</w:t>
       </w:r>
-      <w:bookmarkEnd w:id="34"/>
+      <w:bookmarkEnd w:id="35"/>
     </w:p>
     <w:p>
       <w:pPr>
@@ -7821,18 +10642,26 @@
         <w:t xml:space="preserve">M7 (Days 20–21): </w:t>
       </w:r>
       <w:r>
-        <w:t>Prompt refinement. Architecture diagrams. Codelab documentation. Video recording. Final demo.</w:t>
+        <w:t xml:space="preserve">Prompt refinement. Architecture diagrams. </w:t>
+      </w:r>
+      <w:proofErr w:type="spellStart"/>
+      <w:r>
+        <w:t>Codelab</w:t>
+      </w:r>
+      <w:proofErr w:type="spellEnd"/>
+      <w:r>
+        <w:t xml:space="preserve"> documentation. Video recording. Final demo.</w:t>
       </w:r>
     </w:p>
     <w:p>
       <w:pPr>
         <w:pStyle w:val="Heading2"/>
       </w:pPr>
-      <w:bookmarkStart w:id="35" w:name="_Toc226118402"/>
+      <w:bookmarkStart w:id="36" w:name="_Toc226118402"/>
       <w:r>
         <w:t>6.2 Timeline</w:t>
       </w:r>
-      <w:bookmarkEnd w:id="35"/>
+      <w:bookmarkEnd w:id="36"/>
     </w:p>
     <w:tbl>
       <w:tblPr>
@@ -8282,8 +11111,17 @@
                 <w:sz w:val="20"/>
                 <w:szCs w:val="20"/>
               </w:rPr>
-              <w:t>Airflow dedup</w:t>
-            </w:r>
+              <w:t xml:space="preserve">Airflow </w:t>
+            </w:r>
+            <w:proofErr w:type="spellStart"/>
+            <w:r>
+              <w:rPr>
+                <w:sz w:val="20"/>
+                <w:szCs w:val="20"/>
+              </w:rPr>
+              <w:t>dedup</w:t>
+            </w:r>
+            <w:proofErr w:type="spellEnd"/>
           </w:p>
         </w:tc>
         <w:tc>
@@ -8383,12 +11221,21 @@
             </w:tcMar>
           </w:tcPr>
           <w:p>
-            <w:r>
-              <w:rPr>
-                <w:sz w:val="20"/>
-                <w:szCs w:val="20"/>
-              </w:rPr>
-              <w:t>LangGraph agents</w:t>
+            <w:proofErr w:type="spellStart"/>
+            <w:r>
+              <w:rPr>
+                <w:sz w:val="20"/>
+                <w:szCs w:val="20"/>
+              </w:rPr>
+              <w:t>LangGraph</w:t>
+            </w:r>
+            <w:proofErr w:type="spellEnd"/>
+            <w:r>
+              <w:rPr>
+                <w:sz w:val="20"/>
+                <w:szCs w:val="20"/>
+              </w:rPr>
+              <w:t xml:space="preserve"> agents</w:t>
             </w:r>
           </w:p>
         </w:tc>
@@ -8435,6 +11282,7 @@
             </w:tcMar>
           </w:tcPr>
           <w:p>
+            <w:proofErr w:type="spellStart"/>
             <w:r>
               <w:rPr>
                 <w:sz w:val="20"/>
@@ -8442,6 +11290,7 @@
               </w:rPr>
               <w:t>Writer+Editor</w:t>
             </w:r>
+            <w:proofErr w:type="spellEnd"/>
           </w:p>
         </w:tc>
         <w:tc>
@@ -8461,12 +11310,21 @@
             </w:tcMar>
           </w:tcPr>
           <w:p>
-            <w:r>
-              <w:rPr>
-                <w:sz w:val="20"/>
-                <w:szCs w:val="20"/>
-              </w:rPr>
-              <w:t>FastAPI backend</w:t>
+            <w:proofErr w:type="spellStart"/>
+            <w:r>
+              <w:rPr>
+                <w:sz w:val="20"/>
+                <w:szCs w:val="20"/>
+              </w:rPr>
+              <w:t>FastAPI</w:t>
+            </w:r>
+            <w:proofErr w:type="spellEnd"/>
+            <w:r>
+              <w:rPr>
+                <w:sz w:val="20"/>
+                <w:szCs w:val="20"/>
+              </w:rPr>
+              <w:t xml:space="preserve"> backend</w:t>
             </w:r>
           </w:p>
         </w:tc>
@@ -8518,8 +11376,17 @@
                 <w:sz w:val="20"/>
                 <w:szCs w:val="20"/>
               </w:rPr>
-              <w:t>Frontend HITL+Trends</w:t>
-            </w:r>
+              <w:t xml:space="preserve">Frontend </w:t>
+            </w:r>
+            <w:proofErr w:type="spellStart"/>
+            <w:r>
+              <w:rPr>
+                <w:sz w:val="20"/>
+                <w:szCs w:val="20"/>
+              </w:rPr>
+              <w:t>HITL+Trends</w:t>
+            </w:r>
+            <w:proofErr w:type="spellEnd"/>
           </w:p>
         </w:tc>
       </w:tr>
@@ -8624,8 +11491,17 @@
                 <w:sz w:val="20"/>
                 <w:szCs w:val="20"/>
               </w:rPr>
-              <w:t>Unit tests+eval</w:t>
-            </w:r>
+              <w:t xml:space="preserve">Unit </w:t>
+            </w:r>
+            <w:proofErr w:type="spellStart"/>
+            <w:r>
+              <w:rPr>
+                <w:sz w:val="20"/>
+                <w:szCs w:val="20"/>
+              </w:rPr>
+              <w:t>tests+eval</w:t>
+            </w:r>
+            <w:proofErr w:type="spellEnd"/>
           </w:p>
         </w:tc>
         <w:tc>
@@ -8645,6 +11521,7 @@
             </w:tcMar>
           </w:tcPr>
           <w:p>
+            <w:proofErr w:type="spellStart"/>
             <w:r>
               <w:rPr>
                 <w:sz w:val="20"/>
@@ -8652,6 +11529,7 @@
               </w:rPr>
               <w:t>Docker+deploy</w:t>
             </w:r>
+            <w:proofErr w:type="spellEnd"/>
           </w:p>
         </w:tc>
         <w:tc>
@@ -8671,6 +11549,7 @@
             </w:tcMar>
           </w:tcPr>
           <w:p>
+            <w:proofErr w:type="spellStart"/>
             <w:r>
               <w:rPr>
                 <w:sz w:val="20"/>
@@ -8678,6 +11557,7 @@
               </w:rPr>
               <w:t>MCP+Observability</w:t>
             </w:r>
+            <w:proofErr w:type="spellEnd"/>
           </w:p>
         </w:tc>
         <w:tc>
@@ -8697,6 +11577,7 @@
             </w:tcMar>
           </w:tcPr>
           <w:p>
+            <w:proofErr w:type="spellStart"/>
             <w:r>
               <w:rPr>
                 <w:sz w:val="20"/>
@@ -8704,6 +11585,7 @@
               </w:rPr>
               <w:t>Docs+Codelab</w:t>
             </w:r>
+            <w:proofErr w:type="spellEnd"/>
           </w:p>
         </w:tc>
         <w:tc>
@@ -8763,6 +11645,7 @@
         <w:rPr>
           <w:noProof/>
         </w:rPr>
+        <w:lastRenderedPageBreak/>
         <w:drawing>
           <wp:inline distT="0" distB="0" distL="0" distR="0" wp14:anchorId="0D853426" wp14:editId="4A2E4A7B">
             <wp:extent cx="5524500" cy="2762250"/>
@@ -8812,11 +11695,12 @@
       <w:pPr>
         <w:pStyle w:val="Heading1"/>
       </w:pPr>
-      <w:bookmarkStart w:id="36" w:name="_Toc226118403"/>
-      <w:r>
+      <w:bookmarkStart w:id="37" w:name="_Toc226118403"/>
+      <w:r>
+        <w:lastRenderedPageBreak/>
         <w:t>7. Team Roles &amp; Responsibilities</w:t>
       </w:r>
-      <w:bookmarkEnd w:id="36"/>
+      <w:bookmarkEnd w:id="37"/>
     </w:p>
     <w:tbl>
       <w:tblPr>
@@ -8955,8 +11839,17 @@
                 <w:sz w:val="20"/>
                 <w:szCs w:val="20"/>
               </w:rPr>
-              <w:t>Aakash Belide</w:t>
-            </w:r>
+              <w:t xml:space="preserve">Aakash </w:t>
+            </w:r>
+            <w:proofErr w:type="spellStart"/>
+            <w:r>
+              <w:rPr>
+                <w:sz w:val="20"/>
+                <w:szCs w:val="20"/>
+              </w:rPr>
+              <w:t>Belide</w:t>
+            </w:r>
+            <w:proofErr w:type="spellEnd"/>
           </w:p>
         </w:tc>
         <w:tc>
@@ -9013,7 +11906,39 @@
                 <w:sz w:val="20"/>
                 <w:szCs w:val="20"/>
               </w:rPr>
-              <w:t>S3 / GCS storage, Sentence-Transformer dedup, embedding batch jobs, Airflow DAGs, Qdrant index, evaluation datasets, golden-set evaluation, Next.js 15 frontend</w:t>
+              <w:t xml:space="preserve">S3 / GCS storage, Sentence-Transformer </w:t>
+            </w:r>
+            <w:proofErr w:type="spellStart"/>
+            <w:r>
+              <w:rPr>
+                <w:sz w:val="20"/>
+                <w:szCs w:val="20"/>
+              </w:rPr>
+              <w:t>dedup</w:t>
+            </w:r>
+            <w:proofErr w:type="spellEnd"/>
+            <w:r>
+              <w:rPr>
+                <w:sz w:val="20"/>
+                <w:szCs w:val="20"/>
+              </w:rPr>
+              <w:t xml:space="preserve">, embedding batch jobs, Airflow DAGs, </w:t>
+            </w:r>
+            <w:proofErr w:type="spellStart"/>
+            <w:r>
+              <w:rPr>
+                <w:sz w:val="20"/>
+                <w:szCs w:val="20"/>
+              </w:rPr>
+              <w:t>Qdrant</w:t>
+            </w:r>
+            <w:proofErr w:type="spellEnd"/>
+            <w:r>
+              <w:rPr>
+                <w:sz w:val="20"/>
+                <w:szCs w:val="20"/>
+              </w:rPr>
+              <w:t xml:space="preserve"> index, evaluation datasets, golden-set evaluation, Next.js 15 frontend</w:t>
             </w:r>
           </w:p>
         </w:tc>
@@ -9100,12 +12025,53 @@
                 <w:szCs w:val="20"/>
               </w:rPr>
             </w:pPr>
-            <w:r>
-              <w:rPr>
-                <w:sz w:val="20"/>
-                <w:szCs w:val="20"/>
-              </w:rPr>
-              <w:t>LangGraph StateGraph (agents), persona-first caching, Fast/Polished branching, MCP server, Prometheus, prompts, guardrails, Pydantic schemas</w:t>
+            <w:proofErr w:type="spellStart"/>
+            <w:r>
+              <w:rPr>
+                <w:sz w:val="20"/>
+                <w:szCs w:val="20"/>
+              </w:rPr>
+              <w:t>LangGraph</w:t>
+            </w:r>
+            <w:proofErr w:type="spellEnd"/>
+            <w:r>
+              <w:rPr>
+                <w:sz w:val="20"/>
+                <w:szCs w:val="20"/>
+              </w:rPr>
+              <w:t xml:space="preserve"> </w:t>
+            </w:r>
+            <w:proofErr w:type="spellStart"/>
+            <w:r>
+              <w:rPr>
+                <w:sz w:val="20"/>
+                <w:szCs w:val="20"/>
+              </w:rPr>
+              <w:t>StateGraph</w:t>
+            </w:r>
+            <w:proofErr w:type="spellEnd"/>
+            <w:r>
+              <w:rPr>
+                <w:sz w:val="20"/>
+                <w:szCs w:val="20"/>
+              </w:rPr>
+              <w:t xml:space="preserve"> (agents), persona-first caching, Fast/Polished branching, MCP server, Prometheus, prompts, guardrails, </w:t>
+            </w:r>
+            <w:proofErr w:type="spellStart"/>
+            <w:r>
+              <w:rPr>
+                <w:sz w:val="20"/>
+                <w:szCs w:val="20"/>
+              </w:rPr>
+              <w:t>Pydantic</w:t>
+            </w:r>
+            <w:proofErr w:type="spellEnd"/>
+            <w:r>
+              <w:rPr>
+                <w:sz w:val="20"/>
+                <w:szCs w:val="20"/>
+              </w:rPr>
+              <w:t xml:space="preserve"> schemas</w:t>
             </w:r>
           </w:p>
         </w:tc>
@@ -9191,7 +12157,23 @@
                 <w:sz w:val="20"/>
                 <w:szCs w:val="20"/>
               </w:rPr>
-              <w:t>Snowflake schema, RAG pipeline, FastAPI endpoints, Docker Compose, Nginx, cloud deployment, integration testing, demo prep</w:t>
+              <w:t xml:space="preserve">Snowflake schema, RAG pipeline, </w:t>
+            </w:r>
+            <w:proofErr w:type="spellStart"/>
+            <w:r>
+              <w:rPr>
+                <w:sz w:val="20"/>
+                <w:szCs w:val="20"/>
+              </w:rPr>
+              <w:t>FastAPI</w:t>
+            </w:r>
+            <w:proofErr w:type="spellEnd"/>
+            <w:r>
+              <w:rPr>
+                <w:sz w:val="20"/>
+                <w:szCs w:val="20"/>
+              </w:rPr>
+              <w:t xml:space="preserve"> endpoints, Docker Compose, Nginx, cloud deployment, integration testing, demo prep</w:t>
             </w:r>
           </w:p>
         </w:tc>
@@ -9206,11 +12188,11 @@
       <w:pPr>
         <w:pStyle w:val="Heading3"/>
       </w:pPr>
-      <w:bookmarkStart w:id="37" w:name="_Toc226118404"/>
+      <w:bookmarkStart w:id="38" w:name="_Toc226118404"/>
       <w:r>
         <w:t>Project Management</w:t>
       </w:r>
-      <w:bookmarkEnd w:id="37"/>
+      <w:bookmarkEnd w:id="38"/>
     </w:p>
     <w:p>
       <w:pPr>
@@ -9229,21 +12211,22 @@
       <w:pPr>
         <w:pStyle w:val="Heading1"/>
       </w:pPr>
-      <w:bookmarkStart w:id="38" w:name="_Toc226118405"/>
-      <w:r>
+      <w:bookmarkStart w:id="39" w:name="_Toc226118405"/>
+      <w:r>
+        <w:lastRenderedPageBreak/>
         <w:t>8. Risks &amp; Mitigation</w:t>
       </w:r>
-      <w:bookmarkEnd w:id="38"/>
+      <w:bookmarkEnd w:id="39"/>
     </w:p>
     <w:p>
       <w:pPr>
         <w:pStyle w:val="Heading2"/>
       </w:pPr>
-      <w:bookmarkStart w:id="39" w:name="_Toc226118406"/>
+      <w:bookmarkStart w:id="40" w:name="_Toc226118406"/>
       <w:r>
         <w:t>8.1 Potential Risks</w:t>
       </w:r>
-      <w:bookmarkEnd w:id="39"/>
+      <w:bookmarkEnd w:id="40"/>
     </w:p>
     <w:tbl>
       <w:tblPr>
@@ -9809,7 +12792,23 @@
                 <w:sz w:val="20"/>
                 <w:szCs w:val="20"/>
               </w:rPr>
-              <w:t>Editor Agent guardrails + Pydantic schemas + hard rules in Writer prompt</w:t>
+              <w:t xml:space="preserve">Editor Agent guardrails + </w:t>
+            </w:r>
+            <w:proofErr w:type="spellStart"/>
+            <w:r>
+              <w:rPr>
+                <w:sz w:val="20"/>
+                <w:szCs w:val="20"/>
+              </w:rPr>
+              <w:t>Pydantic</w:t>
+            </w:r>
+            <w:proofErr w:type="spellEnd"/>
+            <w:r>
+              <w:rPr>
+                <w:sz w:val="20"/>
+                <w:szCs w:val="20"/>
+              </w:rPr>
+              <w:t xml:space="preserve"> schemas + hard rules in Writer prompt</w:t>
             </w:r>
           </w:p>
         </w:tc>
@@ -9915,7 +12914,23 @@
                 <w:sz w:val="20"/>
                 <w:szCs w:val="20"/>
               </w:rPr>
-              <w:t>Daily budget cap via LiteLLM router; limit archetypes to 5–7</w:t>
+              <w:t xml:space="preserve">Daily budget cap via </w:t>
+            </w:r>
+            <w:proofErr w:type="spellStart"/>
+            <w:r>
+              <w:rPr>
+                <w:sz w:val="20"/>
+                <w:szCs w:val="20"/>
+              </w:rPr>
+              <w:t>LiteLLM</w:t>
+            </w:r>
+            <w:proofErr w:type="spellEnd"/>
+            <w:r>
+              <w:rPr>
+                <w:sz w:val="20"/>
+                <w:szCs w:val="20"/>
+              </w:rPr>
+              <w:t xml:space="preserve"> router; limit archetypes to 5–7</w:t>
             </w:r>
           </w:p>
         </w:tc>
@@ -10142,21 +13157,22 @@
       <w:pPr>
         <w:pStyle w:val="Heading1"/>
       </w:pPr>
-      <w:bookmarkStart w:id="40" w:name="_Toc226118407"/>
-      <w:r>
+      <w:bookmarkStart w:id="41" w:name="_Toc226118407"/>
+      <w:r>
+        <w:lastRenderedPageBreak/>
         <w:t>9. Expected Outcomes &amp; Metrics</w:t>
       </w:r>
-      <w:bookmarkEnd w:id="40"/>
+      <w:bookmarkEnd w:id="41"/>
     </w:p>
     <w:p>
       <w:pPr>
         <w:pStyle w:val="Heading2"/>
       </w:pPr>
-      <w:bookmarkStart w:id="41" w:name="_Toc226118408"/>
+      <w:bookmarkStart w:id="42" w:name="_Toc226118408"/>
       <w:r>
         <w:t>9.1 KPIs</w:t>
       </w:r>
-      <w:bookmarkEnd w:id="41"/>
+      <w:bookmarkEnd w:id="42"/>
     </w:p>
     <w:tbl>
       <w:tblPr>
@@ -10370,12 +13386,21 @@
             </w:tcMar>
           </w:tcPr>
           <w:p>
-            <w:r>
-              <w:rPr>
-                <w:sz w:val="20"/>
-                <w:szCs w:val="20"/>
-              </w:rPr>
-              <w:t>Dedup improvement over TF-IDF</w:t>
+            <w:proofErr w:type="spellStart"/>
+            <w:r>
+              <w:rPr>
+                <w:sz w:val="20"/>
+                <w:szCs w:val="20"/>
+              </w:rPr>
+              <w:t>Dedup</w:t>
+            </w:r>
+            <w:proofErr w:type="spellEnd"/>
+            <w:r>
+              <w:rPr>
+                <w:sz w:val="20"/>
+                <w:szCs w:val="20"/>
+              </w:rPr>
+              <w:t xml:space="preserve"> improvement over TF-IDF</w:t>
             </w:r>
           </w:p>
         </w:tc>
@@ -10427,7 +13452,23 @@
                 <w:sz w:val="20"/>
                 <w:szCs w:val="20"/>
               </w:rPr>
-              <w:t>Benchmark on labeled set</w:t>
+              <w:t xml:space="preserve">Benchmark on </w:t>
+            </w:r>
+            <w:proofErr w:type="spellStart"/>
+            <w:r>
+              <w:rPr>
+                <w:sz w:val="20"/>
+                <w:szCs w:val="20"/>
+              </w:rPr>
+              <w:t>labeled</w:t>
+            </w:r>
+            <w:proofErr w:type="spellEnd"/>
+            <w:r>
+              <w:rPr>
+                <w:sz w:val="20"/>
+                <w:szCs w:val="20"/>
+              </w:rPr>
+              <w:t xml:space="preserve"> set</w:t>
             </w:r>
           </w:p>
         </w:tc>
@@ -11170,12 +14211,21 @@
             </w:tcMar>
           </w:tcPr>
           <w:p>
-            <w:r>
-              <w:rPr>
-                <w:sz w:val="20"/>
-                <w:szCs w:val="20"/>
-              </w:rPr>
-              <w:t>SpaCy NER entity precision</w:t>
+            <w:proofErr w:type="spellStart"/>
+            <w:r>
+              <w:rPr>
+                <w:sz w:val="20"/>
+                <w:szCs w:val="20"/>
+              </w:rPr>
+              <w:t>SpaCy</w:t>
+            </w:r>
+            <w:proofErr w:type="spellEnd"/>
+            <w:r>
+              <w:rPr>
+                <w:sz w:val="20"/>
+                <w:szCs w:val="20"/>
+              </w:rPr>
+              <w:t xml:space="preserve"> NER entity precision</w:t>
             </w:r>
           </w:p>
         </w:tc>
@@ -11317,11 +14367,11 @@
       <w:pPr>
         <w:pStyle w:val="Heading2"/>
       </w:pPr>
-      <w:bookmarkStart w:id="42" w:name="_Toc226118409"/>
+      <w:bookmarkStart w:id="43" w:name="_Toc226118409"/>
       <w:r>
         <w:t>9.2 Expected Benefits</w:t>
       </w:r>
-      <w:bookmarkEnd w:id="42"/>
+      <w:bookmarkEnd w:id="43"/>
     </w:p>
     <w:p>
       <w:pPr>
@@ -11372,11 +14422,12 @@
       <w:pPr>
         <w:pStyle w:val="Heading1"/>
       </w:pPr>
-      <w:bookmarkStart w:id="43" w:name="_Toc226118410"/>
-      <w:r>
+      <w:bookmarkStart w:id="44" w:name="_Toc226118410"/>
+      <w:r>
+        <w:lastRenderedPageBreak/>
         <w:t>10. Token &amp; Cost Report</w:t>
       </w:r>
-      <w:bookmarkEnd w:id="43"/>
+      <w:bookmarkEnd w:id="44"/>
     </w:p>
     <w:p>
       <w:pPr>
@@ -11412,11 +14463,11 @@
       <w:pPr>
         <w:pStyle w:val="Heading3"/>
       </w:pPr>
-      <w:bookmarkStart w:id="44" w:name="_Toc226118411"/>
+      <w:bookmarkStart w:id="45" w:name="_Toc226118411"/>
       <w:r>
         <w:t>Optimization Strategies</w:t>
       </w:r>
-      <w:bookmarkEnd w:id="44"/>
+      <w:bookmarkEnd w:id="45"/>
     </w:p>
     <w:p>
       <w:pPr>
@@ -11467,12 +14518,21 @@
         </w:numPr>
         <w:spacing w:after="60"/>
       </w:pPr>
+      <w:proofErr w:type="spellStart"/>
       <w:r>
         <w:rPr>
           <w:b/>
           <w:bCs/>
         </w:rPr>
-        <w:t xml:space="preserve">LiteLLM Budget Cap: </w:t>
+        <w:t>LiteLLM</w:t>
+      </w:r>
+      <w:proofErr w:type="spellEnd"/>
+      <w:r>
+        <w:rPr>
+          <w:b/>
+          <w:bCs/>
+        </w:rPr>
+        <w:t xml:space="preserve"> Budget Cap: </w:t>
       </w:r>
       <w:r>
         <w:t>Hard daily spend limit prevents runaway costs.</w:t>
@@ -11502,11 +14562,11 @@
       <w:pPr>
         <w:pStyle w:val="Heading3"/>
       </w:pPr>
-      <w:bookmarkStart w:id="45" w:name="_Toc226118412"/>
+      <w:bookmarkStart w:id="46" w:name="_Toc226118412"/>
       <w:r>
         <w:t>Projected Monthly Cost</w:t>
       </w:r>
-      <w:bookmarkEnd w:id="45"/>
+      <w:bookmarkEnd w:id="46"/>
     </w:p>
     <w:tbl>
       <w:tblPr>
@@ -12264,12 +15324,21 @@
             </w:tcMar>
           </w:tcPr>
           <w:p>
-            <w:r>
-              <w:rPr>
-                <w:sz w:val="20"/>
-                <w:szCs w:val="20"/>
-              </w:rPr>
-              <w:t>SpaCy NER + Velocity (local)</w:t>
+            <w:proofErr w:type="spellStart"/>
+            <w:r>
+              <w:rPr>
+                <w:sz w:val="20"/>
+                <w:szCs w:val="20"/>
+              </w:rPr>
+              <w:t>SpaCy</w:t>
+            </w:r>
+            <w:proofErr w:type="spellEnd"/>
+            <w:r>
+              <w:rPr>
+                <w:sz w:val="20"/>
+                <w:szCs w:val="20"/>
+              </w:rPr>
+              <w:t xml:space="preserve"> NER + Velocity (local)</w:t>
             </w:r>
           </w:p>
         </w:tc>
@@ -12496,18 +15565,24 @@
       <w:pPr>
         <w:pStyle w:val="Heading1"/>
       </w:pPr>
-      <w:bookmarkStart w:id="46" w:name="_Toc226118413"/>
-      <w:r>
+      <w:bookmarkStart w:id="47" w:name="_Toc226118413"/>
+      <w:r>
+        <w:lastRenderedPageBreak/>
         <w:t>11. Conclusion</w:t>
       </w:r>
-      <w:bookmarkEnd w:id="46"/>
+      <w:bookmarkEnd w:id="47"/>
     </w:p>
     <w:p>
       <w:pPr>
         <w:spacing w:after="120"/>
       </w:pPr>
-      <w:r>
-        <w:t>CurateAI addresses a genuine, widespread problem — the unsustainable manual effort required to create quality newsletters — with a solution deeply rooted in data engineering, not just LLM prompting. The platform’s core value is its intelligence pipeline: continuous multi-source ingestion of 3,000+ articles daily, semantic vector deduplication catching 73% more duplicates than keyword methods, cross-source trend detection identifying breaking stories before they peak, and dual-layer personalization delivering both universal must-know content and niche discovery.</w:t>
+      <w:proofErr w:type="spellStart"/>
+      <w:r>
+        <w:t>CurateAI</w:t>
+      </w:r>
+      <w:proofErr w:type="spellEnd"/>
+      <w:r>
+        <w:t xml:space="preserve"> addresses a genuine, widespread problem — the unsustainable manual effort required to create quality newsletters — with a solution deeply rooted in data engineering, not just LLM prompting. The platform’s core value is its intelligence pipeline: continuous multi-source ingestion of 3,000+ articles daily, semantic vector deduplication catching 73% more duplicates than keyword methods, cross-source trend detection identifying breaking stories before they peak, and dual-layer personalization delivering both universal must-know content and niche discovery.</w:t>
       </w:r>
     </w:p>
     <w:p>
@@ -12515,7 +15590,23 @@
         <w:spacing w:after="120"/>
       </w:pPr>
       <w:r>
-        <w:t>The persona-first caching architecture solves the critical scalability challenge, reducing costs by 98% while maintaining personalization quality. The hybrid Fast/Polished mode gives users control over the cost-quality tradeoff. Every architectural decision has been empirically validated through 11 prototypes, with data covering ingestion throughput (3,129 articles), dedup effectiveness (20.6% reduction), extraction reliability (85% success), personalization differentiation (20% overlap), and end-to-end cost (&lt;$0.50 for 2 newsletters).</w:t>
+        <w:t xml:space="preserve">The persona-first caching architecture solves the critical scalability challenge, reducing costs by 98% while maintaining personalization quality. The hybrid Fast/Polished mode gives users control over the cost-quality </w:t>
+      </w:r>
+      <w:proofErr w:type="spellStart"/>
+      <w:r>
+        <w:t>tradeoff</w:t>
+      </w:r>
+      <w:proofErr w:type="spellEnd"/>
+      <w:r>
+        <w:t xml:space="preserve">. Every architectural decision has been empirically validated through 11 prototypes, with data covering ingestion throughput (3,129 articles), </w:t>
+      </w:r>
+      <w:proofErr w:type="spellStart"/>
+      <w:r>
+        <w:t>dedup</w:t>
+      </w:r>
+      <w:proofErr w:type="spellEnd"/>
+      <w:r>
+        <w:t xml:space="preserve"> effectiveness (20.6% reduction), extraction reliability (85% success), personalization differentiation (20% overlap), and end-to-end cost (&lt;$0.50 for 2 newsletters).</w:t>
       </w:r>
     </w:p>
     <w:p>
@@ -12527,21 +15618,22 @@
       <w:pPr>
         <w:pStyle w:val="Heading1"/>
       </w:pPr>
-      <w:bookmarkStart w:id="47" w:name="_Toc226118414"/>
-      <w:r>
+      <w:bookmarkStart w:id="48" w:name="_Toc226118414"/>
+      <w:r>
+        <w:lastRenderedPageBreak/>
         <w:t>12. References</w:t>
       </w:r>
-      <w:bookmarkEnd w:id="47"/>
+      <w:bookmarkEnd w:id="48"/>
     </w:p>
     <w:p>
       <w:pPr>
         <w:pStyle w:val="Heading3"/>
       </w:pPr>
-      <w:bookmarkStart w:id="48" w:name="_Toc226118415"/>
+      <w:bookmarkStart w:id="49" w:name="_Toc226118415"/>
       <w:r>
         <w:t>Data Sources</w:t>
       </w:r>
-      <w:bookmarkEnd w:id="48"/>
+      <w:bookmarkEnd w:id="49"/>
     </w:p>
     <w:p>
       <w:pPr>
@@ -12604,8 +15696,13 @@
         </w:numPr>
         <w:spacing w:after="60"/>
       </w:pPr>
-      <w:r>
-        <w:t>ArXiv API — https://arxiv.org/help/api</w:t>
+      <w:proofErr w:type="spellStart"/>
+      <w:r>
+        <w:t>ArXiv</w:t>
+      </w:r>
+      <w:proofErr w:type="spellEnd"/>
+      <w:r>
+        <w:t xml:space="preserve"> API — https://arxiv.org/help/api</w:t>
       </w:r>
     </w:p>
     <w:p>
@@ -12617,19 +15714,24 @@
         </w:numPr>
         <w:spacing w:after="60"/>
       </w:pPr>
-      <w:r>
-        <w:t>OpenAlex API — https://docs.openalex.org</w:t>
+      <w:proofErr w:type="spellStart"/>
+      <w:r>
+        <w:t>OpenAlex</w:t>
+      </w:r>
+      <w:proofErr w:type="spellEnd"/>
+      <w:r>
+        <w:t xml:space="preserve"> API — https://docs.openalex.org</w:t>
       </w:r>
     </w:p>
     <w:p>
       <w:pPr>
         <w:pStyle w:val="Heading3"/>
       </w:pPr>
-      <w:bookmarkStart w:id="49" w:name="_Toc226118416"/>
+      <w:bookmarkStart w:id="50" w:name="_Toc226118416"/>
       <w:r>
         <w:t>Frameworks &amp; Libraries</w:t>
       </w:r>
-      <w:bookmarkEnd w:id="49"/>
+      <w:bookmarkEnd w:id="50"/>
     </w:p>
     <w:p>
       <w:pPr>
@@ -12640,8 +15742,13 @@
         </w:numPr>
         <w:spacing w:after="60"/>
       </w:pPr>
-      <w:r>
-        <w:t>LangGraph — https://langchain-ai.github.io/langgraph/</w:t>
+      <w:proofErr w:type="spellStart"/>
+      <w:r>
+        <w:t>LangGraph</w:t>
+      </w:r>
+      <w:proofErr w:type="spellEnd"/>
+      <w:r>
+        <w:t xml:space="preserve"> — https://langchain-ai.github.io/langgraph/</w:t>
       </w:r>
     </w:p>
     <w:p>
@@ -12666,8 +15773,13 @@
         </w:numPr>
         <w:spacing w:after="60"/>
       </w:pPr>
-      <w:r>
-        <w:t>FastAPI — https://fastapi.tiangolo.com/</w:t>
+      <w:proofErr w:type="spellStart"/>
+      <w:r>
+        <w:t>FastAPI</w:t>
+      </w:r>
+      <w:proofErr w:type="spellEnd"/>
+      <w:r>
+        <w:t xml:space="preserve"> — https://fastapi.tiangolo.com/</w:t>
       </w:r>
     </w:p>
     <w:p>
@@ -12692,8 +15804,13 @@
         </w:numPr>
         <w:spacing w:after="60"/>
       </w:pPr>
-      <w:r>
-        <w:t>Qdrant — https://qdrant.tech/documentation/</w:t>
+      <w:proofErr w:type="spellStart"/>
+      <w:r>
+        <w:t>Qdrant</w:t>
+      </w:r>
+      <w:proofErr w:type="spellEnd"/>
+      <w:r>
+        <w:t xml:space="preserve"> — https://qdrant.tech/documentation/</w:t>
       </w:r>
     </w:p>
     <w:p>
@@ -12718,8 +15835,13 @@
         </w:numPr>
         <w:spacing w:after="60"/>
       </w:pPr>
-      <w:r>
-        <w:t>LiteLLM — https://docs.litellm.ai/</w:t>
+      <w:proofErr w:type="spellStart"/>
+      <w:r>
+        <w:t>LiteLLM</w:t>
+      </w:r>
+      <w:proofErr w:type="spellEnd"/>
+      <w:r>
+        <w:t xml:space="preserve"> — https://docs.litellm.ai/</w:t>
       </w:r>
     </w:p>
     <w:p>
@@ -12731,8 +15853,13 @@
         </w:numPr>
         <w:spacing w:after="60"/>
       </w:pPr>
-      <w:r>
-        <w:t>trafilatura — https://trafilatura.readthedocs.io/</w:t>
+      <w:proofErr w:type="spellStart"/>
+      <w:r>
+        <w:t>trafilatura</w:t>
+      </w:r>
+      <w:proofErr w:type="spellEnd"/>
+      <w:r>
+        <w:t xml:space="preserve"> — https://trafilatura.readthedocs.io/</w:t>
       </w:r>
     </w:p>
     <w:p>
@@ -12744,8 +15871,13 @@
         </w:numPr>
         <w:spacing w:after="60"/>
       </w:pPr>
-      <w:r>
-        <w:t>Pydantic V2 — https://docs.pydantic.dev/</w:t>
+      <w:proofErr w:type="spellStart"/>
+      <w:r>
+        <w:t>Pydantic</w:t>
+      </w:r>
+      <w:proofErr w:type="spellEnd"/>
+      <w:r>
+        <w:t xml:space="preserve"> V2 — https://docs.pydantic.dev/</w:t>
       </w:r>
     </w:p>
     <w:p>
@@ -12765,11 +15897,11 @@
       <w:pPr>
         <w:pStyle w:val="Heading3"/>
       </w:pPr>
-      <w:bookmarkStart w:id="50" w:name="_Toc226118417"/>
+      <w:bookmarkStart w:id="51" w:name="_Toc226118417"/>
       <w:r>
         <w:t>Research</w:t>
       </w:r>
-      <w:bookmarkEnd w:id="50"/>
+      <w:bookmarkEnd w:id="51"/>
     </w:p>
     <w:p>
       <w:pPr>
@@ -12781,7 +15913,15 @@
         <w:spacing w:after="60"/>
       </w:pPr>
       <w:r>
-        <w:t>Sentence-BERT — Reimers &amp; Gurevych, 2019 (arxiv.org/abs/1908.10084)</w:t>
+        <w:t xml:space="preserve">Sentence-BERT — Reimers &amp; </w:t>
+      </w:r>
+      <w:proofErr w:type="spellStart"/>
+      <w:r>
+        <w:t>Gurevych</w:t>
+      </w:r>
+      <w:proofErr w:type="spellEnd"/>
+      <w:r>
+        <w:t>, 2019 (arxiv.org/abs/1908.10084)</w:t>
       </w:r>
     </w:p>
     <w:p>
@@ -12807,7 +15947,15 @@
         <w:spacing w:after="60"/>
       </w:pPr>
       <w:r>
-        <w:t>RAG Patterns — OpenAI Cookbook, LangChain Documentation</w:t>
+        <w:t xml:space="preserve">RAG Patterns — OpenAI Cookbook, </w:t>
+      </w:r>
+      <w:proofErr w:type="spellStart"/>
+      <w:r>
+        <w:t>LangChain</w:t>
+      </w:r>
+      <w:proofErr w:type="spellEnd"/>
+      <w:r>
+        <w:t xml:space="preserve"> Documentation</w:t>
       </w:r>
     </w:p>
     <w:p>
@@ -12819,21 +15967,22 @@
       <w:pPr>
         <w:pStyle w:val="Heading1"/>
       </w:pPr>
-      <w:bookmarkStart w:id="51" w:name="_Toc226118418"/>
-      <w:r>
+      <w:bookmarkStart w:id="52" w:name="_Toc226118418"/>
+      <w:r>
+        <w:lastRenderedPageBreak/>
         <w:t>Appendix</w:t>
       </w:r>
-      <w:bookmarkEnd w:id="51"/>
+      <w:bookmarkEnd w:id="52"/>
     </w:p>
     <w:p>
       <w:pPr>
         <w:pStyle w:val="Heading2"/>
       </w:pPr>
-      <w:bookmarkStart w:id="52" w:name="_Toc226118419"/>
+      <w:bookmarkStart w:id="53" w:name="_Toc226118419"/>
       <w:r>
         <w:t>A. Prototype Validation Data</w:t>
       </w:r>
-      <w:bookmarkEnd w:id="52"/>
+      <w:bookmarkEnd w:id="53"/>
     </w:p>
     <w:p>
       <w:pPr>
@@ -12905,7 +16054,15 @@
         <w:spacing w:after="60"/>
       </w:pPr>
       <w:r>
-        <w:t>dedup_funnel_metrics.csv — Dedup pipeline funnel</w:t>
+        <w:t xml:space="preserve">dedup_funnel_metrics.csv — </w:t>
+      </w:r>
+      <w:proofErr w:type="spellStart"/>
+      <w:r>
+        <w:t>Dedup</w:t>
+      </w:r>
+      <w:proofErr w:type="spellEnd"/>
+      <w:r>
+        <w:t xml:space="preserve"> pipeline funnel</w:t>
       </w:r>
     </w:p>
     <w:p>
@@ -12918,7 +16075,15 @@
         <w:spacing w:after="60"/>
       </w:pPr>
       <w:r>
-        <w:t>vector_funnel_metrics.csv — Vector dedup performance</w:t>
+        <w:t xml:space="preserve">vector_funnel_metrics.csv — Vector </w:t>
+      </w:r>
+      <w:proofErr w:type="spellStart"/>
+      <w:r>
+        <w:t>dedup</w:t>
+      </w:r>
+      <w:proofErr w:type="spellEnd"/>
+      <w:r>
+        <w:t xml:space="preserve"> performance</w:t>
       </w:r>
     </w:p>
     <w:p>
@@ -12938,11 +16103,11 @@
       <w:pPr>
         <w:pStyle w:val="Heading2"/>
       </w:pPr>
-      <w:bookmarkStart w:id="53" w:name="_Toc226118420"/>
+      <w:bookmarkStart w:id="54" w:name="_Toc226118420"/>
       <w:r>
         <w:t>B. Architecture Decision: TF-IDF vs Semantic Vectors</w:t>
       </w:r>
-      <w:bookmarkEnd w:id="53"/>
+      <w:bookmarkEnd w:id="54"/>
     </w:p>
     <w:tbl>
       <w:tblPr>
@@ -13319,11 +16484,11 @@
       <w:pPr>
         <w:pStyle w:val="Heading2"/>
       </w:pPr>
-      <w:bookmarkStart w:id="54" w:name="_Toc226118421"/>
+      <w:bookmarkStart w:id="55" w:name="_Toc226118421"/>
       <w:r>
         <w:t>C. Source Reliability Matrix</w:t>
       </w:r>
-      <w:bookmarkEnd w:id="54"/>
+      <w:bookmarkEnd w:id="55"/>
     </w:p>
     <w:tbl>
       <w:tblPr>
@@ -13427,6 +16592,7 @@
             </w:tcMar>
           </w:tcPr>
           <w:p>
+            <w:proofErr w:type="spellStart"/>
             <w:r>
               <w:rPr>
                 <w:b/>
@@ -13435,28 +16601,9 @@
                 <w:sz w:val="20"/>
                 <w:szCs w:val="20"/>
               </w:rPr>
-              <w:t>Avg Latency</w:t>
-            </w:r>
-          </w:p>
-        </w:tc>
-        <w:tc>
-          <w:tcPr>
-            <w:tcW w:w="3560" w:type="dxa"/>
-            <w:tcBorders>
-              <w:top w:val="single" w:sz="1" w:space="0" w:color="D1D5DB"/>
-              <w:left w:val="single" w:sz="1" w:space="0" w:color="D1D5DB"/>
-              <w:bottom w:val="single" w:sz="1" w:space="0" w:color="D1D5DB"/>
-              <w:right w:val="single" w:sz="1" w:space="0" w:color="D1D5DB"/>
-            </w:tcBorders>
-            <w:shd w:val="clear" w:color="auto" w:fill="4F46E5"/>
-            <w:tcMar>
-              <w:top w:w="60" w:type="dxa"/>
-              <w:left w:w="100" w:type="dxa"/>
-              <w:bottom w:w="60" w:type="dxa"/>
-              <w:right w:w="100" w:type="dxa"/>
-            </w:tcMar>
-          </w:tcPr>
-          <w:p>
+              <w:t>Avg</w:t>
+            </w:r>
+            <w:proofErr w:type="spellEnd"/>
             <w:r>
               <w:rPr>
                 <w:b/>
@@ -13465,6 +16612,36 @@
                 <w:sz w:val="20"/>
                 <w:szCs w:val="20"/>
               </w:rPr>
+              <w:t xml:space="preserve"> Latency</w:t>
+            </w:r>
+          </w:p>
+        </w:tc>
+        <w:tc>
+          <w:tcPr>
+            <w:tcW w:w="3560" w:type="dxa"/>
+            <w:tcBorders>
+              <w:top w:val="single" w:sz="1" w:space="0" w:color="D1D5DB"/>
+              <w:left w:val="single" w:sz="1" w:space="0" w:color="D1D5DB"/>
+              <w:bottom w:val="single" w:sz="1" w:space="0" w:color="D1D5DB"/>
+              <w:right w:val="single" w:sz="1" w:space="0" w:color="D1D5DB"/>
+            </w:tcBorders>
+            <w:shd w:val="clear" w:color="auto" w:fill="4F46E5"/>
+            <w:tcMar>
+              <w:top w:w="60" w:type="dxa"/>
+              <w:left w:w="100" w:type="dxa"/>
+              <w:bottom w:w="60" w:type="dxa"/>
+              <w:right w:w="100" w:type="dxa"/>
+            </w:tcMar>
+          </w:tcPr>
+          <w:p>
+            <w:r>
+              <w:rPr>
+                <w:b/>
+                <w:bCs/>
+                <w:color w:val="FFFFFF"/>
+                <w:sz w:val="20"/>
+                <w:szCs w:val="20"/>
+              </w:rPr>
               <w:t>Notes</w:t>
             </w:r>
           </w:p>
@@ -13700,6 +16877,7 @@
             </w:tcMar>
           </w:tcPr>
           <w:p>
+            <w:proofErr w:type="spellStart"/>
             <w:r>
               <w:rPr>
                 <w:sz w:val="20"/>
@@ -13707,6 +16885,7 @@
               </w:rPr>
               <w:t>ArXiv</w:t>
             </w:r>
+            <w:proofErr w:type="spellEnd"/>
           </w:p>
         </w:tc>
         <w:tc>
@@ -14429,29 +17608,38 @@
       <w:pPr>
         <w:pStyle w:val="Heading2"/>
       </w:pPr>
-      <w:bookmarkStart w:id="55" w:name="_Toc226118422"/>
+      <w:bookmarkStart w:id="56" w:name="_Toc226118422"/>
       <w:r>
         <w:t>D. Mermaid Diagrams</w:t>
       </w:r>
-      <w:bookmarkEnd w:id="55"/>
+      <w:bookmarkEnd w:id="56"/>
     </w:p>
     <w:p>
       <w:pPr>
         <w:spacing w:after="120"/>
       </w:pPr>
       <w:r>
-        <w:t>System Architecture Diagram, Data Flow Diagram, LangGraph Agent Workflow, and Airflow DAG Structure are provided as Mermaid diagrams in the GitHub repository and render natively on GitHub.</w:t>
+        <w:t xml:space="preserve">System Architecture Diagram, Data Flow Diagram, </w:t>
+      </w:r>
+      <w:proofErr w:type="spellStart"/>
+      <w:r>
+        <w:t>LangGraph</w:t>
+      </w:r>
+      <w:proofErr w:type="spellEnd"/>
+      <w:r>
+        <w:t xml:space="preserve"> Agent Workflow, and Airflow DAG Structure are provided as Mermaid diagrams in the GitHub repository and render natively on GitHub.</w:t>
       </w:r>
     </w:p>
     <w:p>
       <w:pPr>
         <w:pStyle w:val="Heading2"/>
       </w:pPr>
-      <w:bookmarkStart w:id="56" w:name="_Toc226118423"/>
-      <w:r>
+      <w:bookmarkStart w:id="57" w:name="_Toc226118423"/>
+      <w:r>
+        <w:lastRenderedPageBreak/>
         <w:t>E. Pseudocode &amp; Code Snippets</w:t>
       </w:r>
-      <w:bookmarkEnd w:id="56"/>
+      <w:bookmarkEnd w:id="57"/>
     </w:p>
     <w:p>
       <w:pPr>
@@ -14465,18 +17653,26 @@
       <w:pPr>
         <w:pStyle w:val="Heading3"/>
       </w:pPr>
-      <w:bookmarkStart w:id="57" w:name="_Toc226118424"/>
+      <w:bookmarkStart w:id="58" w:name="_Toc226118424"/>
       <w:r>
         <w:t>E.1 RSS Feed Ingestion (rss_prototype.py)</w:t>
       </w:r>
-      <w:bookmarkEnd w:id="57"/>
+      <w:bookmarkEnd w:id="58"/>
     </w:p>
     <w:p>
       <w:pPr>
         <w:spacing w:after="120"/>
       </w:pPr>
       <w:r>
-        <w:t>Parses 29+ RSS/Atom feeds using feedparser, normalizes to a unified schema, deduplicates by URL and title, and stores as structured JSON.</w:t>
+        <w:t xml:space="preserve">Parses 29+ RSS/Atom feeds using </w:t>
+      </w:r>
+      <w:proofErr w:type="spellStart"/>
+      <w:r>
+        <w:t>feedparser</w:t>
+      </w:r>
+      <w:proofErr w:type="spellEnd"/>
+      <w:r>
+        <w:t>, normalizes to a unified schema, deduplicates by URL and title, and stores as structured JSON.</w:t>
       </w:r>
     </w:p>
     <w:p>
@@ -14489,33 +17685,25 @@
           <w:sz w:val="18"/>
           <w:szCs w:val="18"/>
         </w:rPr>
-        <w:t>for feed_url in RSS_FEEDS:</w:t>
-      </w:r>
-    </w:p>
-    <w:p>
-      <w:pPr>
-        <w:spacing w:after="40"/>
-      </w:pPr>
+        <w:t xml:space="preserve">for </w:t>
+      </w:r>
+      <w:proofErr w:type="spellStart"/>
       <w:r>
         <w:rPr>
           <w:rFonts w:ascii="Courier New" w:eastAsia="Courier New" w:hAnsi="Courier New" w:cs="Courier New"/>
           <w:sz w:val="18"/>
           <w:szCs w:val="18"/>
         </w:rPr>
-        <w:t xml:space="preserve">    feed = feedparser.parse(feed_url)</w:t>
-      </w:r>
-    </w:p>
-    <w:p>
-      <w:pPr>
-        <w:spacing w:after="40"/>
-      </w:pPr>
+        <w:t>feed_url</w:t>
+      </w:r>
+      <w:proofErr w:type="spellEnd"/>
       <w:r>
         <w:rPr>
           <w:rFonts w:ascii="Courier New" w:eastAsia="Courier New" w:hAnsi="Courier New" w:cs="Courier New"/>
           <w:sz w:val="18"/>
           <w:szCs w:val="18"/>
         </w:rPr>
-        <w:t xml:space="preserve">    for entry in feed.entries:</w:t>
+        <w:t xml:space="preserve"> in RSS_FEEDS:</w:t>
       </w:r>
     </w:p>
     <w:p>
@@ -14528,77 +17716,43 @@
           <w:sz w:val="18"/>
           <w:szCs w:val="18"/>
         </w:rPr>
-        <w:t xml:space="preserve">        article = normalize_entry(entry, source_name)</w:t>
-      </w:r>
-    </w:p>
-    <w:p>
-      <w:pPr>
-        <w:spacing w:after="40"/>
-      </w:pPr>
+        <w:t xml:space="preserve">    feed = </w:t>
+      </w:r>
+      <w:proofErr w:type="spellStart"/>
       <w:r>
         <w:rPr>
           <w:rFonts w:ascii="Courier New" w:eastAsia="Courier New" w:hAnsi="Courier New" w:cs="Courier New"/>
           <w:sz w:val="18"/>
           <w:szCs w:val="18"/>
         </w:rPr>
-        <w:t xml:space="preserve">        if normalize_url(article.link) not in seen_urls:</w:t>
-      </w:r>
-    </w:p>
-    <w:p>
-      <w:pPr>
-        <w:spacing w:after="80"/>
-      </w:pPr>
+        <w:t>feedparser.parse</w:t>
+      </w:r>
+      <w:proofErr w:type="spellEnd"/>
       <w:r>
         <w:rPr>
           <w:rFonts w:ascii="Courier New" w:eastAsia="Courier New" w:hAnsi="Courier New" w:cs="Courier New"/>
           <w:sz w:val="18"/>
           <w:szCs w:val="18"/>
         </w:rPr>
-        <w:t xml:space="preserve">            unique_articles.append(article)</w:t>
-      </w:r>
-    </w:p>
-    <w:p>
-      <w:pPr>
-        <w:pStyle w:val="Heading3"/>
-      </w:pPr>
-      <w:bookmarkStart w:id="58" w:name="_Toc226118425"/>
-      <w:r>
-        <w:t>E.2 Full-Text Extraction (article_extraction_prototype.py)</w:t>
-      </w:r>
-      <w:bookmarkEnd w:id="58"/>
-    </w:p>
-    <w:p>
-      <w:pPr>
-        <w:spacing w:after="120"/>
-      </w:pPr>
-      <w:r>
-        <w:t>Uses trafilatura with custom User-Agent to extract clean article body text from URLs. Falls back to RSS summary if blocked.</w:t>
-      </w:r>
-    </w:p>
-    <w:p>
-      <w:pPr>
-        <w:spacing w:after="60"/>
-      </w:pPr>
+        <w:t>(</w:t>
+      </w:r>
+      <w:proofErr w:type="spellStart"/>
       <w:r>
         <w:rPr>
           <w:rFonts w:ascii="Courier New" w:eastAsia="Courier New" w:hAnsi="Courier New" w:cs="Courier New"/>
           <w:sz w:val="18"/>
           <w:szCs w:val="18"/>
         </w:rPr>
-        <w:t>config = trafilatura.settings.use_config()</w:t>
-      </w:r>
-    </w:p>
-    <w:p>
-      <w:pPr>
-        <w:spacing w:after="40"/>
-      </w:pPr>
+        <w:t>feed_url</w:t>
+      </w:r>
+      <w:proofErr w:type="spellEnd"/>
       <w:r>
         <w:rPr>
           <w:rFonts w:ascii="Courier New" w:eastAsia="Courier New" w:hAnsi="Courier New" w:cs="Courier New"/>
           <w:sz w:val="18"/>
           <w:szCs w:val="18"/>
         </w:rPr>
-        <w:t>config.set('DEFAULT', 'USER_AGENT', 'Mozilla/5.0 ...')</w:t>
+        <w:t>)</w:t>
       </w:r>
     </w:p>
     <w:p>
@@ -14611,38 +17765,30 @@
           <w:sz w:val="18"/>
           <w:szCs w:val="18"/>
         </w:rPr>
-        <w:t>downloaded = trafilatura.fetch_url(url, config=config)</w:t>
-      </w:r>
-    </w:p>
-    <w:p>
-      <w:pPr>
-        <w:spacing w:after="40"/>
-      </w:pPr>
+        <w:t xml:space="preserve">    for entry in </w:t>
+      </w:r>
+      <w:proofErr w:type="spellStart"/>
       <w:r>
         <w:rPr>
           <w:rFonts w:ascii="Courier New" w:eastAsia="Courier New" w:hAnsi="Courier New" w:cs="Courier New"/>
           <w:sz w:val="18"/>
           <w:szCs w:val="18"/>
         </w:rPr>
-        <w:t>if downloaded:</w:t>
-      </w:r>
-    </w:p>
-    <w:p>
-      <w:pPr>
-        <w:spacing w:after="40"/>
-      </w:pPr>
+        <w:t>feed.entries</w:t>
+      </w:r>
+      <w:proofErr w:type="spellEnd"/>
       <w:r>
         <w:rPr>
           <w:rFonts w:ascii="Courier New" w:eastAsia="Courier New" w:hAnsi="Courier New" w:cs="Courier New"/>
           <w:sz w:val="18"/>
           <w:szCs w:val="18"/>
         </w:rPr>
-        <w:t xml:space="preserve">    text = trafilatura.extract(downloaded, config=config)</w:t>
-      </w:r>
-    </w:p>
-    <w:p>
-      <w:pPr>
-        <w:spacing w:after="80"/>
+        <w:t>:</w:t>
+      </w:r>
+    </w:p>
+    <w:p>
+      <w:pPr>
+        <w:spacing w:after="40"/>
       </w:pPr>
       <w:r>
         <w:rPr>
@@ -14650,77 +17796,43 @@
           <w:sz w:val="18"/>
           <w:szCs w:val="18"/>
         </w:rPr>
-        <w:t>else: fallback_to_rss_summary(article)</w:t>
-      </w:r>
-    </w:p>
-    <w:p>
-      <w:pPr>
-        <w:pStyle w:val="Heading3"/>
-      </w:pPr>
-      <w:bookmarkStart w:id="59" w:name="_Toc226118426"/>
-      <w:r>
-        <w:t>E.3 Semantic Vector Deduplication (pipeline_prototype.py)</w:t>
-      </w:r>
-      <w:bookmarkEnd w:id="59"/>
-    </w:p>
-    <w:p>
-      <w:pPr>
-        <w:spacing w:after="120"/>
-      </w:pPr>
-      <w:r>
-        <w:t>Replaces TF-IDF with Sentence-Transformer embeddings. Clusters articles by cosine similarity &gt; 0.70 threshold, merging sources and popularity signals.</w:t>
-      </w:r>
-    </w:p>
-    <w:p>
-      <w:pPr>
-        <w:spacing w:after="60"/>
-      </w:pPr>
+        <w:t xml:space="preserve">        article = </w:t>
+      </w:r>
+      <w:proofErr w:type="spellStart"/>
       <w:r>
         <w:rPr>
           <w:rFonts w:ascii="Courier New" w:eastAsia="Courier New" w:hAnsi="Courier New" w:cs="Courier New"/>
           <w:sz w:val="18"/>
           <w:szCs w:val="18"/>
         </w:rPr>
-        <w:t>model = SentenceTransformer('all-MiniLM-L6-v2')</w:t>
-      </w:r>
-    </w:p>
-    <w:p>
-      <w:pPr>
-        <w:spacing w:after="40"/>
-      </w:pPr>
+        <w:t>normalize_entry</w:t>
+      </w:r>
+      <w:proofErr w:type="spellEnd"/>
       <w:r>
         <w:rPr>
           <w:rFonts w:ascii="Courier New" w:eastAsia="Courier New" w:hAnsi="Courier New" w:cs="Courier New"/>
           <w:sz w:val="18"/>
           <w:szCs w:val="18"/>
         </w:rPr>
-        <w:t>sentences = [f"{a['title']} {a['summary']}" for a in articles]</w:t>
-      </w:r>
-    </w:p>
-    <w:p>
-      <w:pPr>
-        <w:spacing w:after="40"/>
-      </w:pPr>
+        <w:t xml:space="preserve">(entry, </w:t>
+      </w:r>
+      <w:proofErr w:type="spellStart"/>
       <w:r>
         <w:rPr>
           <w:rFonts w:ascii="Courier New" w:eastAsia="Courier New" w:hAnsi="Courier New" w:cs="Courier New"/>
           <w:sz w:val="18"/>
           <w:szCs w:val="18"/>
         </w:rPr>
-        <w:t>embeddings = model.encode(sentences)</w:t>
-      </w:r>
-    </w:p>
-    <w:p>
-      <w:pPr>
-        <w:spacing w:after="40"/>
-      </w:pPr>
+        <w:t>source_name</w:t>
+      </w:r>
+      <w:proofErr w:type="spellEnd"/>
       <w:r>
         <w:rPr>
           <w:rFonts w:ascii="Courier New" w:eastAsia="Courier New" w:hAnsi="Courier New" w:cs="Courier New"/>
           <w:sz w:val="18"/>
           <w:szCs w:val="18"/>
         </w:rPr>
-        <w:t>sim_matrix = cosine_similarity(embeddings)</w:t>
+        <w:t>)</w:t>
       </w:r>
     </w:p>
     <w:p>
@@ -14733,108 +17845,66 @@
           <w:sz w:val="18"/>
           <w:szCs w:val="18"/>
         </w:rPr>
-        <w:t>for i in range(len(articles)):</w:t>
-      </w:r>
-    </w:p>
-    <w:p>
-      <w:pPr>
-        <w:spacing w:after="40"/>
-      </w:pPr>
+        <w:t xml:space="preserve">        if </w:t>
+      </w:r>
+      <w:proofErr w:type="spellStart"/>
       <w:r>
         <w:rPr>
           <w:rFonts w:ascii="Courier New" w:eastAsia="Courier New" w:hAnsi="Courier New" w:cs="Courier New"/>
           <w:sz w:val="18"/>
           <w:szCs w:val="18"/>
         </w:rPr>
-        <w:t xml:space="preserve">    similar = np.where(sim_matrix[i] &gt; 0.70)[0]</w:t>
-      </w:r>
-    </w:p>
-    <w:p>
-      <w:pPr>
-        <w:spacing w:after="80"/>
-      </w:pPr>
+        <w:t>normalize_url</w:t>
+      </w:r>
+      <w:proofErr w:type="spellEnd"/>
       <w:r>
         <w:rPr>
           <w:rFonts w:ascii="Courier New" w:eastAsia="Courier New" w:hAnsi="Courier New" w:cs="Courier New"/>
           <w:sz w:val="18"/>
           <w:szCs w:val="18"/>
         </w:rPr>
-        <w:t xml:space="preserve">    cluster = merge_sources(articles[similar])</w:t>
-      </w:r>
-    </w:p>
-    <w:p>
-      <w:pPr>
-        <w:pStyle w:val="Heading3"/>
-      </w:pPr>
-      <w:bookmarkStart w:id="60" w:name="_Toc226118427"/>
-      <w:r>
-        <w:t>E.4 Hybrid Topic Classification (classification_prototype.py)</w:t>
-      </w:r>
-      <w:bookmarkEnd w:id="60"/>
-    </w:p>
-    <w:p>
-      <w:pPr>
-        <w:spacing w:after="120"/>
-      </w:pPr>
-      <w:r>
-        <w:t>Keyword-first approach handles 70% of articles for free. GPT-4o-mini fallback classifies ambiguous cases with structured Pydantic output.</w:t>
-      </w:r>
-    </w:p>
-    <w:p>
-      <w:pPr>
-        <w:spacing w:after="60"/>
-      </w:pPr>
+        <w:t>(</w:t>
+      </w:r>
+      <w:proofErr w:type="spellStart"/>
       <w:r>
         <w:rPr>
           <w:rFonts w:ascii="Courier New" w:eastAsia="Courier New" w:hAnsi="Courier New" w:cs="Courier New"/>
           <w:sz w:val="18"/>
           <w:szCs w:val="18"/>
         </w:rPr>
-        <w:t>def hybrid_classify(title, summary, client):</w:t>
-      </w:r>
-    </w:p>
-    <w:p>
-      <w:pPr>
-        <w:spacing w:after="40"/>
-      </w:pPr>
+        <w:t>article.link</w:t>
+      </w:r>
+      <w:proofErr w:type="spellEnd"/>
       <w:r>
         <w:rPr>
           <w:rFonts w:ascii="Courier New" w:eastAsia="Courier New" w:hAnsi="Courier New" w:cs="Courier New"/>
           <w:sz w:val="18"/>
           <w:szCs w:val="18"/>
         </w:rPr>
-        <w:t xml:space="preserve">    # Phase 1: Free keyword check</w:t>
-      </w:r>
-    </w:p>
-    <w:p>
-      <w:pPr>
-        <w:spacing w:after="40"/>
-      </w:pPr>
+        <w:t xml:space="preserve">) not in </w:t>
+      </w:r>
+      <w:proofErr w:type="spellStart"/>
       <w:r>
         <w:rPr>
           <w:rFonts w:ascii="Courier New" w:eastAsia="Courier New" w:hAnsi="Courier New" w:cs="Courier New"/>
           <w:sz w:val="18"/>
           <w:szCs w:val="18"/>
         </w:rPr>
-        <w:t xml:space="preserve">    for category, keywords in AXIOMATIC_KEYWORDS.items():</w:t>
-      </w:r>
-    </w:p>
-    <w:p>
-      <w:pPr>
-        <w:spacing w:after="40"/>
-      </w:pPr>
+        <w:t>seen_urls</w:t>
+      </w:r>
+      <w:proofErr w:type="spellEnd"/>
       <w:r>
         <w:rPr>
           <w:rFonts w:ascii="Courier New" w:eastAsia="Courier New" w:hAnsi="Courier New" w:cs="Courier New"/>
           <w:sz w:val="18"/>
           <w:szCs w:val="18"/>
         </w:rPr>
-        <w:t xml:space="preserve">        if any(kw in text.lower() for kw in keywords):</w:t>
-      </w:r>
-    </w:p>
-    <w:p>
-      <w:pPr>
-        <w:spacing w:after="40"/>
+        <w:t>:</w:t>
+      </w:r>
+    </w:p>
+    <w:p>
+      <w:pPr>
+        <w:spacing w:after="80"/>
       </w:pPr>
       <w:r>
         <w:rPr>
@@ -14842,38 +17912,56 @@
           <w:sz w:val="18"/>
           <w:szCs w:val="18"/>
         </w:rPr>
-        <w:t xml:space="preserve">            return TopicClassification(category, 0.9)</w:t>
-      </w:r>
-    </w:p>
-    <w:p>
-      <w:pPr>
-        <w:spacing w:after="40"/>
-      </w:pPr>
+        <w:t xml:space="preserve">            </w:t>
+      </w:r>
+      <w:proofErr w:type="spellStart"/>
       <w:r>
         <w:rPr>
           <w:rFonts w:ascii="Courier New" w:eastAsia="Courier New" w:hAnsi="Courier New" w:cs="Courier New"/>
           <w:sz w:val="18"/>
           <w:szCs w:val="18"/>
         </w:rPr>
-        <w:t xml:space="preserve">    # Phase 2: LLM fallback (structured output)</w:t>
-      </w:r>
-    </w:p>
-    <w:p>
-      <w:pPr>
-        <w:spacing w:after="40"/>
-      </w:pPr>
+        <w:t>unique_articles.append</w:t>
+      </w:r>
+      <w:proofErr w:type="spellEnd"/>
       <w:r>
         <w:rPr>
           <w:rFonts w:ascii="Courier New" w:eastAsia="Courier New" w:hAnsi="Courier New" w:cs="Courier New"/>
           <w:sz w:val="18"/>
           <w:szCs w:val="18"/>
         </w:rPr>
-        <w:t xml:space="preserve">    return client.beta.chat.completions.parse(</w:t>
-      </w:r>
-    </w:p>
-    <w:p>
-      <w:pPr>
-        <w:spacing w:after="80"/>
+        <w:t>(article)</w:t>
+      </w:r>
+    </w:p>
+    <w:p>
+      <w:pPr>
+        <w:pStyle w:val="Heading3"/>
+      </w:pPr>
+      <w:bookmarkStart w:id="59" w:name="_Toc226118425"/>
+      <w:r>
+        <w:t>E.2 Full-Text Extraction (article_extraction_prototype.py)</w:t>
+      </w:r>
+      <w:bookmarkEnd w:id="59"/>
+    </w:p>
+    <w:p>
+      <w:pPr>
+        <w:spacing w:after="120"/>
+      </w:pPr>
+      <w:r>
+        <w:t xml:space="preserve">Uses </w:t>
+      </w:r>
+      <w:proofErr w:type="spellStart"/>
+      <w:r>
+        <w:t>trafilatura</w:t>
+      </w:r>
+      <w:proofErr w:type="spellEnd"/>
+      <w:r>
+        <w:t xml:space="preserve"> with custom User-Agent to extract clean article body text from URLs. Falls back to RSS summary if blocked.</w:t>
+      </w:r>
+    </w:p>
+    <w:p>
+      <w:pPr>
+        <w:spacing w:after="60"/>
       </w:pPr>
       <w:r>
         <w:rPr>
@@ -14881,77 +17969,48 @@
           <w:sz w:val="18"/>
           <w:szCs w:val="18"/>
         </w:rPr>
-        <w:t xml:space="preserve">        model='gpt-4o-mini', response_format=TopicClassification)</w:t>
-      </w:r>
-    </w:p>
-    <w:p>
-      <w:pPr>
-        <w:pStyle w:val="Heading3"/>
-      </w:pPr>
-      <w:bookmarkStart w:id="61" w:name="_Toc226118428"/>
-      <w:r>
-        <w:t>E.5 Trend Detection (trend_detection_prototype.py)</w:t>
-      </w:r>
-      <w:bookmarkEnd w:id="61"/>
-    </w:p>
-    <w:p>
-      <w:pPr>
-        <w:spacing w:after="120"/>
-      </w:pPr>
-      <w:r>
-        <w:t>Assigns BREAKING/TRENDING/COMMUNITY-PICK tags based on editorial density (cluster_size), social popularity signal, and freshness.</w:t>
-      </w:r>
-    </w:p>
-    <w:p>
-      <w:pPr>
-        <w:spacing w:after="60"/>
-      </w:pPr>
+        <w:t xml:space="preserve">config = </w:t>
+      </w:r>
+      <w:proofErr w:type="spellStart"/>
       <w:r>
         <w:rPr>
           <w:rFonts w:ascii="Courier New" w:eastAsia="Courier New" w:hAnsi="Courier New" w:cs="Courier New"/>
           <w:sz w:val="18"/>
           <w:szCs w:val="18"/>
         </w:rPr>
-        <w:t>def detect_trends(articles):</w:t>
-      </w:r>
-    </w:p>
-    <w:p>
-      <w:pPr>
-        <w:spacing w:after="40"/>
-      </w:pPr>
+        <w:t>trafilatura.settings.use_config</w:t>
+      </w:r>
+      <w:proofErr w:type="spellEnd"/>
       <w:r>
         <w:rPr>
           <w:rFonts w:ascii="Courier New" w:eastAsia="Courier New" w:hAnsi="Courier New" w:cs="Courier New"/>
           <w:sz w:val="18"/>
           <w:szCs w:val="18"/>
         </w:rPr>
-        <w:t xml:space="preserve">    for article in articles:</w:t>
+        <w:t>()</w:t>
       </w:r>
     </w:p>
     <w:p>
       <w:pPr>
         <w:spacing w:after="40"/>
       </w:pPr>
+      <w:proofErr w:type="spellStart"/>
       <w:r>
         <w:rPr>
           <w:rFonts w:ascii="Courier New" w:eastAsia="Courier New" w:hAnsi="Courier New" w:cs="Courier New"/>
           <w:sz w:val="18"/>
           <w:szCs w:val="18"/>
         </w:rPr>
-        <w:t xml:space="preserve">        if cluster_size &gt;= 3: status = 'BREAKING'</w:t>
-      </w:r>
-    </w:p>
-    <w:p>
-      <w:pPr>
-        <w:spacing w:after="40"/>
-      </w:pPr>
+        <w:t>config.set</w:t>
+      </w:r>
+      <w:proofErr w:type="spellEnd"/>
       <w:r>
         <w:rPr>
           <w:rFonts w:ascii="Courier New" w:eastAsia="Courier New" w:hAnsi="Courier New" w:cs="Courier New"/>
           <w:sz w:val="18"/>
           <w:szCs w:val="18"/>
         </w:rPr>
-        <w:t xml:space="preserve">        elif cluster_size &gt;= 2: status = 'TRENDING'</w:t>
+        <w:t>('DEFAULT', 'USER_AGENT', 'Mozilla/5.0 ...')</w:t>
       </w:r>
     </w:p>
     <w:p>
@@ -14964,77 +18023,43 @@
           <w:sz w:val="18"/>
           <w:szCs w:val="18"/>
         </w:rPr>
-        <w:t xml:space="preserve">        if popularity &gt;= 150: status = 'COMMUNITY-PICK'</w:t>
-      </w:r>
-    </w:p>
-    <w:p>
-      <w:pPr>
-        <w:spacing w:after="80"/>
-      </w:pPr>
+        <w:t xml:space="preserve">downloaded = </w:t>
+      </w:r>
+      <w:proofErr w:type="spellStart"/>
       <w:r>
         <w:rPr>
           <w:rFonts w:ascii="Courier New" w:eastAsia="Courier New" w:hAnsi="Courier New" w:cs="Courier New"/>
           <w:sz w:val="18"/>
           <w:szCs w:val="18"/>
         </w:rPr>
-        <w:t xml:space="preserve">        article['ranking_score'] = cluster*10 + pop + boost</w:t>
-      </w:r>
-    </w:p>
-    <w:p>
-      <w:pPr>
-        <w:pStyle w:val="Heading3"/>
-      </w:pPr>
-      <w:bookmarkStart w:id="62" w:name="_Toc226118429"/>
-      <w:r>
-        <w:t>E.6 Dual-Layer Personalization (personalization_prototype.py)</w:t>
-      </w:r>
-      <w:bookmarkEnd w:id="62"/>
-    </w:p>
-    <w:p>
-      <w:pPr>
-        <w:spacing w:after="120"/>
-      </w:pPr>
-      <w:r>
-        <w:t>Layer 1: Global Top 20 re-ordered by user bio vector similarity. Layer 2: Scans remaining 700+ articles to find niche gems matching user interests.</w:t>
-      </w:r>
-    </w:p>
-    <w:p>
-      <w:pPr>
-        <w:spacing w:after="60"/>
-      </w:pPr>
+        <w:t>trafilatura.fetch_url</w:t>
+      </w:r>
+      <w:proofErr w:type="spellEnd"/>
       <w:r>
         <w:rPr>
           <w:rFonts w:ascii="Courier New" w:eastAsia="Courier New" w:hAnsi="Courier New" w:cs="Courier New"/>
           <w:sz w:val="18"/>
           <w:szCs w:val="18"/>
         </w:rPr>
-        <w:t>user_vector = model.encode([user['bio']])[0]</w:t>
-      </w:r>
-    </w:p>
-    <w:p>
-      <w:pPr>
-        <w:spacing w:after="40"/>
-      </w:pPr>
+        <w:t>(</w:t>
+      </w:r>
+      <w:proofErr w:type="spellStart"/>
       <w:r>
         <w:rPr>
           <w:rFonts w:ascii="Courier New" w:eastAsia="Courier New" w:hAnsi="Courier New" w:cs="Courier New"/>
           <w:sz w:val="18"/>
           <w:szCs w:val="18"/>
         </w:rPr>
-        <w:t># Layer 1: Re-rank global highlights</w:t>
-      </w:r>
-    </w:p>
-    <w:p>
-      <w:pPr>
-        <w:spacing w:after="40"/>
-      </w:pPr>
+        <w:t>url</w:t>
+      </w:r>
+      <w:proofErr w:type="spellEnd"/>
       <w:r>
         <w:rPr>
           <w:rFonts w:ascii="Courier New" w:eastAsia="Courier New" w:hAnsi="Courier New" w:cs="Courier New"/>
           <w:sz w:val="18"/>
           <w:szCs w:val="18"/>
         </w:rPr>
-        <w:t>for article in global_top_20:</w:t>
+        <w:t>, config=config)</w:t>
       </w:r>
     </w:p>
     <w:p>
@@ -15047,7 +18072,7 @@
           <w:sz w:val="18"/>
           <w:szCs w:val="18"/>
         </w:rPr>
-        <w:t xml:space="preserve">    sim = cosine_similarity(user_vector, article_vector)</w:t>
+        <w:t>if downloaded:</w:t>
       </w:r>
     </w:p>
     <w:p>
@@ -15060,56 +18085,30 @@
           <w:sz w:val="18"/>
           <w:szCs w:val="18"/>
         </w:rPr>
-        <w:t># Layer 2: Find hidden gems from remaining 700+</w:t>
-      </w:r>
-    </w:p>
-    <w:p>
-      <w:pPr>
-        <w:spacing w:after="40"/>
-      </w:pPr>
+        <w:t xml:space="preserve">    text = </w:t>
+      </w:r>
+      <w:proofErr w:type="spellStart"/>
       <w:r>
         <w:rPr>
           <w:rFonts w:ascii="Courier New" w:eastAsia="Courier New" w:hAnsi="Courier New" w:cs="Courier New"/>
           <w:sz w:val="18"/>
           <w:szCs w:val="18"/>
         </w:rPr>
-        <w:t>for article in other_articles:</w:t>
-      </w:r>
-    </w:p>
-    <w:p>
-      <w:pPr>
-        <w:spacing w:after="80"/>
-      </w:pPr>
+        <w:t>trafilatura.extract</w:t>
+      </w:r>
+      <w:proofErr w:type="spellEnd"/>
       <w:r>
         <w:rPr>
           <w:rFonts w:ascii="Courier New" w:eastAsia="Courier New" w:hAnsi="Courier New" w:cs="Courier New"/>
           <w:sz w:val="18"/>
           <w:szCs w:val="18"/>
         </w:rPr>
-        <w:t xml:space="preserve">    niche_score = sim + category_boost + cluster_bonus</w:t>
-      </w:r>
-    </w:p>
-    <w:p>
-      <w:pPr>
-        <w:pStyle w:val="Heading3"/>
-      </w:pPr>
-      <w:bookmarkStart w:id="63" w:name="_Toc226118430"/>
-      <w:r>
-        <w:t>E.7 Editor Agent / Guardrails (editor_agent_prototype.py)</w:t>
-      </w:r>
-      <w:bookmarkEnd w:id="63"/>
-    </w:p>
-    <w:p>
-      <w:pPr>
-        <w:spacing w:after="120"/>
-      </w:pPr>
-      <w:r>
-        <w:t>Fact-checks Writer output against source articles using GPT-4o-mini with Pydantic structured output. Returns verdict (pass/needs_revision/reject) with detailed issue reports.</w:t>
-      </w:r>
-    </w:p>
-    <w:p>
-      <w:pPr>
-        <w:spacing w:after="60"/>
+        <w:t>(downloaded, config=config)</w:t>
+      </w:r>
+    </w:p>
+    <w:p>
+      <w:pPr>
+        <w:spacing w:after="80"/>
       </w:pPr>
       <w:r>
         <w:rPr>
@@ -15117,38 +18116,48 @@
           <w:sz w:val="18"/>
           <w:szCs w:val="18"/>
         </w:rPr>
-        <w:t>class EditorReport(BaseModel):</w:t>
-      </w:r>
-    </w:p>
-    <w:p>
-      <w:pPr>
-        <w:spacing w:after="40"/>
-      </w:pPr>
+        <w:t xml:space="preserve">else: </w:t>
+      </w:r>
+      <w:proofErr w:type="spellStart"/>
       <w:r>
         <w:rPr>
           <w:rFonts w:ascii="Courier New" w:eastAsia="Courier New" w:hAnsi="Courier New" w:cs="Courier New"/>
           <w:sz w:val="18"/>
           <w:szCs w:val="18"/>
         </w:rPr>
-        <w:t xml:space="preserve">    verdict: Literal['pass','needs_revision','reject']</w:t>
-      </w:r>
-    </w:p>
-    <w:p>
-      <w:pPr>
-        <w:spacing w:after="40"/>
-      </w:pPr>
+        <w:t>fallback_to_rss_summary</w:t>
+      </w:r>
+      <w:proofErr w:type="spellEnd"/>
       <w:r>
         <w:rPr>
           <w:rFonts w:ascii="Courier New" w:eastAsia="Courier New" w:hAnsi="Courier New" w:cs="Courier New"/>
           <w:sz w:val="18"/>
           <w:szCs w:val="18"/>
         </w:rPr>
-        <w:t xml:space="preserve">    issues: List[EditorIssue]  # hallucination, factual_error</w:t>
-      </w:r>
-    </w:p>
-    <w:p>
-      <w:pPr>
-        <w:spacing w:after="40"/>
+        <w:t>(article)</w:t>
+      </w:r>
+    </w:p>
+    <w:p>
+      <w:pPr>
+        <w:pStyle w:val="Heading3"/>
+      </w:pPr>
+      <w:bookmarkStart w:id="60" w:name="_Toc226118426"/>
+      <w:r>
+        <w:t>E.3 Semantic Vector Deduplication (pipeline_prototype.py)</w:t>
+      </w:r>
+      <w:bookmarkEnd w:id="60"/>
+    </w:p>
+    <w:p>
+      <w:pPr>
+        <w:spacing w:after="120"/>
+      </w:pPr>
+      <w:r>
+        <w:t>Replaces TF-IDF with Sentence-Transformer embeddings. Clusters articles by cosine similarity &gt; 0.70 threshold, merging sources and popularity signals.</w:t>
+      </w:r>
+    </w:p>
+    <w:p>
+      <w:pPr>
+        <w:spacing w:after="60"/>
       </w:pPr>
       <w:r>
         <w:rPr>
@@ -15156,61 +18165,30 @@
           <w:sz w:val="18"/>
           <w:szCs w:val="18"/>
         </w:rPr>
-        <w:t xml:space="preserve">    editorial_note: str</w:t>
-      </w:r>
-    </w:p>
-    <w:p>
-      <w:pPr>
-        <w:spacing w:after="40"/>
-      </w:pPr>
-    </w:p>
-    <w:p>
-      <w:pPr>
-        <w:spacing w:after="40"/>
-      </w:pPr>
+        <w:t xml:space="preserve">model = </w:t>
+      </w:r>
+      <w:proofErr w:type="spellStart"/>
       <w:r>
         <w:rPr>
           <w:rFonts w:ascii="Courier New" w:eastAsia="Courier New" w:hAnsi="Courier New" w:cs="Courier New"/>
           <w:sz w:val="18"/>
           <w:szCs w:val="18"/>
         </w:rPr>
-        <w:t>response = client.beta.chat.completions.parse(</w:t>
-      </w:r>
-    </w:p>
-    <w:p>
-      <w:pPr>
-        <w:spacing w:after="40"/>
-      </w:pPr>
+        <w:t>SentenceTransformer</w:t>
+      </w:r>
+      <w:proofErr w:type="spellEnd"/>
       <w:r>
         <w:rPr>
           <w:rFonts w:ascii="Courier New" w:eastAsia="Courier New" w:hAnsi="Courier New" w:cs="Courier New"/>
           <w:sz w:val="18"/>
           <w:szCs w:val="18"/>
         </w:rPr>
-        <w:t xml:space="preserve">    model='gpt-4o-mini', response_format=EditorReport)</w:t>
-      </w:r>
-    </w:p>
-    <w:p>
-      <w:pPr>
-        <w:pStyle w:val="Heading3"/>
-      </w:pPr>
-      <w:bookmarkStart w:id="64" w:name="_Toc226118431"/>
-      <w:r>
-        <w:t>E.8 Persona-First Summary Cache (summarization_prototype.py)</w:t>
-      </w:r>
-      <w:bookmarkEnd w:id="64"/>
-    </w:p>
-    <w:p>
-      <w:pPr>
-        <w:spacing w:after="120"/>
-      </w:pPr>
-      <w:r>
-        <w:t>Generates one summary per article per persona archetype. Cache scales with archetypes (not users), achieving 98% cost reduction at scale.</w:t>
-      </w:r>
-    </w:p>
-    <w:p>
-      <w:pPr>
-        <w:spacing w:after="60"/>
+        <w:t>('all-MiniLM-L6-v2')</w:t>
+      </w:r>
+    </w:p>
+    <w:p>
+      <w:pPr>
+        <w:spacing w:after="40"/>
       </w:pPr>
       <w:r>
         <w:rPr>
@@ -15218,7 +18196,7 @@
           <w:sz w:val="18"/>
           <w:szCs w:val="18"/>
         </w:rPr>
-        <w:t>persona_cache = {}  # {article_id: {persona: summary}}</w:t>
+        <w:t>sentences = [f"{a['title']} {a['summary']}" for a in articles]</w:t>
       </w:r>
     </w:p>
     <w:p>
@@ -15231,58 +18209,1457 @@
           <w:sz w:val="18"/>
           <w:szCs w:val="18"/>
         </w:rPr>
-        <w:t>for article in unique_articles:</w:t>
-      </w:r>
-    </w:p>
-    <w:p>
-      <w:pPr>
-        <w:spacing w:after="40"/>
-      </w:pPr>
+        <w:t xml:space="preserve">embeddings = </w:t>
+      </w:r>
+      <w:proofErr w:type="spellStart"/>
       <w:r>
         <w:rPr>
           <w:rFonts w:ascii="Courier New" w:eastAsia="Courier New" w:hAnsi="Courier New" w:cs="Courier New"/>
           <w:sz w:val="18"/>
           <w:szCs w:val="18"/>
         </w:rPr>
-        <w:t xml:space="preserve">    for persona_name, persona_desc in ARCHETYPES.items():</w:t>
-      </w:r>
-    </w:p>
-    <w:p>
-      <w:pPr>
-        <w:spacing w:after="40"/>
-      </w:pPr>
+        <w:t>model.encode</w:t>
+      </w:r>
+      <w:proofErr w:type="spellEnd"/>
       <w:r>
         <w:rPr>
           <w:rFonts w:ascii="Courier New" w:eastAsia="Courier New" w:hAnsi="Courier New" w:cs="Courier New"/>
           <w:sz w:val="18"/>
           <w:szCs w:val="18"/>
         </w:rPr>
-        <w:t xml:space="preserve">        prompt = f'Summarize for a {persona_desc}: ...'</w:t>
+        <w:t>(sentences)</w:t>
       </w:r>
     </w:p>
     <w:p>
       <w:pPr>
         <w:spacing w:after="40"/>
       </w:pPr>
+      <w:proofErr w:type="spellStart"/>
       <w:r>
         <w:rPr>
           <w:rFonts w:ascii="Courier New" w:eastAsia="Courier New" w:hAnsi="Courier New" w:cs="Courier New"/>
           <w:sz w:val="18"/>
           <w:szCs w:val="18"/>
         </w:rPr>
-        <w:t xml:space="preserve">        cache[article.id][persona_name] = llm(prompt)</w:t>
-      </w:r>
-    </w:p>
-    <w:p>
-      <w:pPr>
-        <w:spacing w:after="40"/>
-      </w:pPr>
+        <w:t>sim_matrix</w:t>
+      </w:r>
+      <w:proofErr w:type="spellEnd"/>
       <w:r>
         <w:rPr>
           <w:rFonts w:ascii="Courier New" w:eastAsia="Courier New" w:hAnsi="Courier New" w:cs="Courier New"/>
           <w:sz w:val="18"/>
           <w:szCs w:val="18"/>
         </w:rPr>
+        <w:t xml:space="preserve"> = </w:t>
+      </w:r>
+      <w:proofErr w:type="spellStart"/>
+      <w:r>
+        <w:rPr>
+          <w:rFonts w:ascii="Courier New" w:eastAsia="Courier New" w:hAnsi="Courier New" w:cs="Courier New"/>
+          <w:sz w:val="18"/>
+          <w:szCs w:val="18"/>
+        </w:rPr>
+        <w:t>cosine_similarity</w:t>
+      </w:r>
+      <w:proofErr w:type="spellEnd"/>
+      <w:r>
+        <w:rPr>
+          <w:rFonts w:ascii="Courier New" w:eastAsia="Courier New" w:hAnsi="Courier New" w:cs="Courier New"/>
+          <w:sz w:val="18"/>
+          <w:szCs w:val="18"/>
+        </w:rPr>
+        <w:t>(embeddings)</w:t>
+      </w:r>
+    </w:p>
+    <w:p>
+      <w:pPr>
+        <w:spacing w:after="40"/>
+      </w:pPr>
+      <w:r>
+        <w:rPr>
+          <w:rFonts w:ascii="Courier New" w:eastAsia="Courier New" w:hAnsi="Courier New" w:cs="Courier New"/>
+          <w:sz w:val="18"/>
+          <w:szCs w:val="18"/>
+        </w:rPr>
+        <w:t xml:space="preserve">for </w:t>
+      </w:r>
+      <w:proofErr w:type="spellStart"/>
+      <w:r>
+        <w:rPr>
+          <w:rFonts w:ascii="Courier New" w:eastAsia="Courier New" w:hAnsi="Courier New" w:cs="Courier New"/>
+          <w:sz w:val="18"/>
+          <w:szCs w:val="18"/>
+        </w:rPr>
+        <w:t>i</w:t>
+      </w:r>
+      <w:proofErr w:type="spellEnd"/>
+      <w:r>
+        <w:rPr>
+          <w:rFonts w:ascii="Courier New" w:eastAsia="Courier New" w:hAnsi="Courier New" w:cs="Courier New"/>
+          <w:sz w:val="18"/>
+          <w:szCs w:val="18"/>
+        </w:rPr>
+        <w:t xml:space="preserve"> in range(</w:t>
+      </w:r>
+      <w:proofErr w:type="spellStart"/>
+      <w:r>
+        <w:rPr>
+          <w:rFonts w:ascii="Courier New" w:eastAsia="Courier New" w:hAnsi="Courier New" w:cs="Courier New"/>
+          <w:sz w:val="18"/>
+          <w:szCs w:val="18"/>
+        </w:rPr>
+        <w:t>len</w:t>
+      </w:r>
+      <w:proofErr w:type="spellEnd"/>
+      <w:r>
+        <w:rPr>
+          <w:rFonts w:ascii="Courier New" w:eastAsia="Courier New" w:hAnsi="Courier New" w:cs="Courier New"/>
+          <w:sz w:val="18"/>
+          <w:szCs w:val="18"/>
+        </w:rPr>
+        <w:t>(articles)):</w:t>
+      </w:r>
+    </w:p>
+    <w:p>
+      <w:pPr>
+        <w:spacing w:after="40"/>
+      </w:pPr>
+      <w:r>
+        <w:rPr>
+          <w:rFonts w:ascii="Courier New" w:eastAsia="Courier New" w:hAnsi="Courier New" w:cs="Courier New"/>
+          <w:sz w:val="18"/>
+          <w:szCs w:val="18"/>
+        </w:rPr>
+        <w:t xml:space="preserve">    similar = </w:t>
+      </w:r>
+      <w:proofErr w:type="spellStart"/>
+      <w:r>
+        <w:rPr>
+          <w:rFonts w:ascii="Courier New" w:eastAsia="Courier New" w:hAnsi="Courier New" w:cs="Courier New"/>
+          <w:sz w:val="18"/>
+          <w:szCs w:val="18"/>
+        </w:rPr>
+        <w:t>np.where</w:t>
+      </w:r>
+      <w:proofErr w:type="spellEnd"/>
+      <w:r>
+        <w:rPr>
+          <w:rFonts w:ascii="Courier New" w:eastAsia="Courier New" w:hAnsi="Courier New" w:cs="Courier New"/>
+          <w:sz w:val="18"/>
+          <w:szCs w:val="18"/>
+        </w:rPr>
+        <w:t>(</w:t>
+      </w:r>
+      <w:proofErr w:type="spellStart"/>
+      <w:r>
+        <w:rPr>
+          <w:rFonts w:ascii="Courier New" w:eastAsia="Courier New" w:hAnsi="Courier New" w:cs="Courier New"/>
+          <w:sz w:val="18"/>
+          <w:szCs w:val="18"/>
+        </w:rPr>
+        <w:t>sim_matrix</w:t>
+      </w:r>
+      <w:proofErr w:type="spellEnd"/>
+      <w:r>
+        <w:rPr>
+          <w:rFonts w:ascii="Courier New" w:eastAsia="Courier New" w:hAnsi="Courier New" w:cs="Courier New"/>
+          <w:sz w:val="18"/>
+          <w:szCs w:val="18"/>
+        </w:rPr>
+        <w:t>[</w:t>
+      </w:r>
+      <w:proofErr w:type="spellStart"/>
+      <w:r>
+        <w:rPr>
+          <w:rFonts w:ascii="Courier New" w:eastAsia="Courier New" w:hAnsi="Courier New" w:cs="Courier New"/>
+          <w:sz w:val="18"/>
+          <w:szCs w:val="18"/>
+        </w:rPr>
+        <w:t>i</w:t>
+      </w:r>
+      <w:proofErr w:type="spellEnd"/>
+      <w:r>
+        <w:rPr>
+          <w:rFonts w:ascii="Courier New" w:eastAsia="Courier New" w:hAnsi="Courier New" w:cs="Courier New"/>
+          <w:sz w:val="18"/>
+          <w:szCs w:val="18"/>
+        </w:rPr>
+        <w:t>] &gt; 0.70)[0]</w:t>
+      </w:r>
+    </w:p>
+    <w:p>
+      <w:pPr>
+        <w:spacing w:after="80"/>
+      </w:pPr>
+      <w:r>
+        <w:rPr>
+          <w:rFonts w:ascii="Courier New" w:eastAsia="Courier New" w:hAnsi="Courier New" w:cs="Courier New"/>
+          <w:sz w:val="18"/>
+          <w:szCs w:val="18"/>
+        </w:rPr>
+        <w:t xml:space="preserve">    cluster = </w:t>
+      </w:r>
+      <w:proofErr w:type="spellStart"/>
+      <w:r>
+        <w:rPr>
+          <w:rFonts w:ascii="Courier New" w:eastAsia="Courier New" w:hAnsi="Courier New" w:cs="Courier New"/>
+          <w:sz w:val="18"/>
+          <w:szCs w:val="18"/>
+        </w:rPr>
+        <w:t>merge_sources</w:t>
+      </w:r>
+      <w:proofErr w:type="spellEnd"/>
+      <w:r>
+        <w:rPr>
+          <w:rFonts w:ascii="Courier New" w:eastAsia="Courier New" w:hAnsi="Courier New" w:cs="Courier New"/>
+          <w:sz w:val="18"/>
+          <w:szCs w:val="18"/>
+        </w:rPr>
+        <w:t>(articles[similar])</w:t>
+      </w:r>
+    </w:p>
+    <w:p>
+      <w:pPr>
+        <w:pStyle w:val="Heading3"/>
+      </w:pPr>
+      <w:bookmarkStart w:id="61" w:name="_Toc226118427"/>
+      <w:r>
+        <w:t>E.4 Hybrid Topic Classification (classification_prototype.py)</w:t>
+      </w:r>
+      <w:bookmarkEnd w:id="61"/>
+    </w:p>
+    <w:p>
+      <w:pPr>
+        <w:spacing w:after="120"/>
+      </w:pPr>
+      <w:r>
+        <w:t xml:space="preserve">Keyword-first approach handles 70% of articles for free. GPT-4o-mini fallback classifies ambiguous cases with structured </w:t>
+      </w:r>
+      <w:proofErr w:type="spellStart"/>
+      <w:r>
+        <w:t>Pydantic</w:t>
+      </w:r>
+      <w:proofErr w:type="spellEnd"/>
+      <w:r>
+        <w:t xml:space="preserve"> output.</w:t>
+      </w:r>
+    </w:p>
+    <w:p>
+      <w:pPr>
+        <w:spacing w:after="60"/>
+      </w:pPr>
+      <w:r>
+        <w:rPr>
+          <w:rFonts w:ascii="Courier New" w:eastAsia="Courier New" w:hAnsi="Courier New" w:cs="Courier New"/>
+          <w:sz w:val="18"/>
+          <w:szCs w:val="18"/>
+        </w:rPr>
+        <w:t xml:space="preserve">def </w:t>
+      </w:r>
+      <w:proofErr w:type="spellStart"/>
+      <w:r>
+        <w:rPr>
+          <w:rFonts w:ascii="Courier New" w:eastAsia="Courier New" w:hAnsi="Courier New" w:cs="Courier New"/>
+          <w:sz w:val="18"/>
+          <w:szCs w:val="18"/>
+        </w:rPr>
+        <w:t>hybrid_classify</w:t>
+      </w:r>
+      <w:proofErr w:type="spellEnd"/>
+      <w:r>
+        <w:rPr>
+          <w:rFonts w:ascii="Courier New" w:eastAsia="Courier New" w:hAnsi="Courier New" w:cs="Courier New"/>
+          <w:sz w:val="18"/>
+          <w:szCs w:val="18"/>
+        </w:rPr>
+        <w:t>(title, summary, client):</w:t>
+      </w:r>
+    </w:p>
+    <w:p>
+      <w:pPr>
+        <w:spacing w:after="40"/>
+      </w:pPr>
+      <w:r>
+        <w:rPr>
+          <w:rFonts w:ascii="Courier New" w:eastAsia="Courier New" w:hAnsi="Courier New" w:cs="Courier New"/>
+          <w:sz w:val="18"/>
+          <w:szCs w:val="18"/>
+        </w:rPr>
+        <w:t xml:space="preserve">    # Phase 1: Free keyword check</w:t>
+      </w:r>
+    </w:p>
+    <w:p>
+      <w:pPr>
+        <w:spacing w:after="40"/>
+      </w:pPr>
+      <w:r>
+        <w:rPr>
+          <w:rFonts w:ascii="Courier New" w:eastAsia="Courier New" w:hAnsi="Courier New" w:cs="Courier New"/>
+          <w:sz w:val="18"/>
+          <w:szCs w:val="18"/>
+        </w:rPr>
+        <w:t xml:space="preserve">    for category, keywords in </w:t>
+      </w:r>
+      <w:proofErr w:type="spellStart"/>
+      <w:r>
+        <w:rPr>
+          <w:rFonts w:ascii="Courier New" w:eastAsia="Courier New" w:hAnsi="Courier New" w:cs="Courier New"/>
+          <w:sz w:val="18"/>
+          <w:szCs w:val="18"/>
+        </w:rPr>
+        <w:t>AXIOMATIC_KEYWORDS.items</w:t>
+      </w:r>
+      <w:proofErr w:type="spellEnd"/>
+      <w:r>
+        <w:rPr>
+          <w:rFonts w:ascii="Courier New" w:eastAsia="Courier New" w:hAnsi="Courier New" w:cs="Courier New"/>
+          <w:sz w:val="18"/>
+          <w:szCs w:val="18"/>
+        </w:rPr>
+        <w:t>():</w:t>
+      </w:r>
+    </w:p>
+    <w:p>
+      <w:pPr>
+        <w:spacing w:after="40"/>
+      </w:pPr>
+      <w:r>
+        <w:rPr>
+          <w:rFonts w:ascii="Courier New" w:eastAsia="Courier New" w:hAnsi="Courier New" w:cs="Courier New"/>
+          <w:sz w:val="18"/>
+          <w:szCs w:val="18"/>
+        </w:rPr>
+        <w:t xml:space="preserve">        if any(kw in </w:t>
+      </w:r>
+      <w:proofErr w:type="spellStart"/>
+      <w:r>
+        <w:rPr>
+          <w:rFonts w:ascii="Courier New" w:eastAsia="Courier New" w:hAnsi="Courier New" w:cs="Courier New"/>
+          <w:sz w:val="18"/>
+          <w:szCs w:val="18"/>
+        </w:rPr>
+        <w:t>text.lower</w:t>
+      </w:r>
+      <w:proofErr w:type="spellEnd"/>
+      <w:r>
+        <w:rPr>
+          <w:rFonts w:ascii="Courier New" w:eastAsia="Courier New" w:hAnsi="Courier New" w:cs="Courier New"/>
+          <w:sz w:val="18"/>
+          <w:szCs w:val="18"/>
+        </w:rPr>
+        <w:t>() for kw in keywords):</w:t>
+      </w:r>
+    </w:p>
+    <w:p>
+      <w:pPr>
+        <w:spacing w:after="40"/>
+      </w:pPr>
+      <w:r>
+        <w:rPr>
+          <w:rFonts w:ascii="Courier New" w:eastAsia="Courier New" w:hAnsi="Courier New" w:cs="Courier New"/>
+          <w:sz w:val="18"/>
+          <w:szCs w:val="18"/>
+        </w:rPr>
+        <w:t xml:space="preserve">            return </w:t>
+      </w:r>
+      <w:proofErr w:type="spellStart"/>
+      <w:r>
+        <w:rPr>
+          <w:rFonts w:ascii="Courier New" w:eastAsia="Courier New" w:hAnsi="Courier New" w:cs="Courier New"/>
+          <w:sz w:val="18"/>
+          <w:szCs w:val="18"/>
+        </w:rPr>
+        <w:t>TopicClassification</w:t>
+      </w:r>
+      <w:proofErr w:type="spellEnd"/>
+      <w:r>
+        <w:rPr>
+          <w:rFonts w:ascii="Courier New" w:eastAsia="Courier New" w:hAnsi="Courier New" w:cs="Courier New"/>
+          <w:sz w:val="18"/>
+          <w:szCs w:val="18"/>
+        </w:rPr>
+        <w:t>(category, 0.9)</w:t>
+      </w:r>
+    </w:p>
+    <w:p>
+      <w:pPr>
+        <w:spacing w:after="40"/>
+      </w:pPr>
+      <w:r>
+        <w:rPr>
+          <w:rFonts w:ascii="Courier New" w:eastAsia="Courier New" w:hAnsi="Courier New" w:cs="Courier New"/>
+          <w:sz w:val="18"/>
+          <w:szCs w:val="18"/>
+        </w:rPr>
+        <w:t xml:space="preserve">    # Phase 2: LLM fallback (structured output)</w:t>
+      </w:r>
+    </w:p>
+    <w:p>
+      <w:pPr>
+        <w:spacing w:after="40"/>
+      </w:pPr>
+      <w:r>
+        <w:rPr>
+          <w:rFonts w:ascii="Courier New" w:eastAsia="Courier New" w:hAnsi="Courier New" w:cs="Courier New"/>
+          <w:sz w:val="18"/>
+          <w:szCs w:val="18"/>
+        </w:rPr>
+        <w:t xml:space="preserve">    return </w:t>
+      </w:r>
+      <w:proofErr w:type="spellStart"/>
+      <w:r>
+        <w:rPr>
+          <w:rFonts w:ascii="Courier New" w:eastAsia="Courier New" w:hAnsi="Courier New" w:cs="Courier New"/>
+          <w:sz w:val="18"/>
+          <w:szCs w:val="18"/>
+        </w:rPr>
+        <w:t>client.beta.chat.completions.parse</w:t>
+      </w:r>
+      <w:proofErr w:type="spellEnd"/>
+      <w:r>
+        <w:rPr>
+          <w:rFonts w:ascii="Courier New" w:eastAsia="Courier New" w:hAnsi="Courier New" w:cs="Courier New"/>
+          <w:sz w:val="18"/>
+          <w:szCs w:val="18"/>
+        </w:rPr>
+        <w:t>(</w:t>
+      </w:r>
+    </w:p>
+    <w:p>
+      <w:pPr>
+        <w:spacing w:after="80"/>
+      </w:pPr>
+      <w:r>
+        <w:rPr>
+          <w:rFonts w:ascii="Courier New" w:eastAsia="Courier New" w:hAnsi="Courier New" w:cs="Courier New"/>
+          <w:sz w:val="18"/>
+          <w:szCs w:val="18"/>
+        </w:rPr>
+        <w:t xml:space="preserve">        model='gpt-4o-mini', </w:t>
+      </w:r>
+      <w:proofErr w:type="spellStart"/>
+      <w:r>
+        <w:rPr>
+          <w:rFonts w:ascii="Courier New" w:eastAsia="Courier New" w:hAnsi="Courier New" w:cs="Courier New"/>
+          <w:sz w:val="18"/>
+          <w:szCs w:val="18"/>
+        </w:rPr>
+        <w:t>response_format</w:t>
+      </w:r>
+      <w:proofErr w:type="spellEnd"/>
+      <w:r>
+        <w:rPr>
+          <w:rFonts w:ascii="Courier New" w:eastAsia="Courier New" w:hAnsi="Courier New" w:cs="Courier New"/>
+          <w:sz w:val="18"/>
+          <w:szCs w:val="18"/>
+        </w:rPr>
+        <w:t>=</w:t>
+      </w:r>
+      <w:proofErr w:type="spellStart"/>
+      <w:r>
+        <w:rPr>
+          <w:rFonts w:ascii="Courier New" w:eastAsia="Courier New" w:hAnsi="Courier New" w:cs="Courier New"/>
+          <w:sz w:val="18"/>
+          <w:szCs w:val="18"/>
+        </w:rPr>
+        <w:t>TopicClassification</w:t>
+      </w:r>
+      <w:proofErr w:type="spellEnd"/>
+      <w:r>
+        <w:rPr>
+          <w:rFonts w:ascii="Courier New" w:eastAsia="Courier New" w:hAnsi="Courier New" w:cs="Courier New"/>
+          <w:sz w:val="18"/>
+          <w:szCs w:val="18"/>
+        </w:rPr>
+        <w:t>)</w:t>
+      </w:r>
+    </w:p>
+    <w:p>
+      <w:pPr>
+        <w:pStyle w:val="Heading3"/>
+      </w:pPr>
+      <w:bookmarkStart w:id="62" w:name="_Toc226118428"/>
+      <w:r>
+        <w:t>E.5 Trend Detection (trend_detection_prototype.py)</w:t>
+      </w:r>
+      <w:bookmarkEnd w:id="62"/>
+    </w:p>
+    <w:p>
+      <w:pPr>
+        <w:spacing w:after="120"/>
+      </w:pPr>
+      <w:r>
+        <w:lastRenderedPageBreak/>
+        <w:t>Assigns BREAKING/TRENDING/COMMUNITY-PICK tags based on editorial density (</w:t>
+      </w:r>
+      <w:proofErr w:type="spellStart"/>
+      <w:r>
+        <w:t>cluster_size</w:t>
+      </w:r>
+      <w:proofErr w:type="spellEnd"/>
+      <w:r>
+        <w:t>), social popularity signal, and freshness.</w:t>
+      </w:r>
+    </w:p>
+    <w:p>
+      <w:pPr>
+        <w:spacing w:after="60"/>
+      </w:pPr>
+      <w:r>
+        <w:rPr>
+          <w:rFonts w:ascii="Courier New" w:eastAsia="Courier New" w:hAnsi="Courier New" w:cs="Courier New"/>
+          <w:sz w:val="18"/>
+          <w:szCs w:val="18"/>
+        </w:rPr>
+        <w:t xml:space="preserve">def </w:t>
+      </w:r>
+      <w:proofErr w:type="spellStart"/>
+      <w:r>
+        <w:rPr>
+          <w:rFonts w:ascii="Courier New" w:eastAsia="Courier New" w:hAnsi="Courier New" w:cs="Courier New"/>
+          <w:sz w:val="18"/>
+          <w:szCs w:val="18"/>
+        </w:rPr>
+        <w:t>detect_trends</w:t>
+      </w:r>
+      <w:proofErr w:type="spellEnd"/>
+      <w:r>
+        <w:rPr>
+          <w:rFonts w:ascii="Courier New" w:eastAsia="Courier New" w:hAnsi="Courier New" w:cs="Courier New"/>
+          <w:sz w:val="18"/>
+          <w:szCs w:val="18"/>
+        </w:rPr>
+        <w:t>(articles):</w:t>
+      </w:r>
+    </w:p>
+    <w:p>
+      <w:pPr>
+        <w:spacing w:after="40"/>
+      </w:pPr>
+      <w:r>
+        <w:rPr>
+          <w:rFonts w:ascii="Courier New" w:eastAsia="Courier New" w:hAnsi="Courier New" w:cs="Courier New"/>
+          <w:sz w:val="18"/>
+          <w:szCs w:val="18"/>
+        </w:rPr>
+        <w:t xml:space="preserve">    for article in articles:</w:t>
+      </w:r>
+    </w:p>
+    <w:p>
+      <w:pPr>
+        <w:spacing w:after="40"/>
+      </w:pPr>
+      <w:r>
+        <w:rPr>
+          <w:rFonts w:ascii="Courier New" w:eastAsia="Courier New" w:hAnsi="Courier New" w:cs="Courier New"/>
+          <w:sz w:val="18"/>
+          <w:szCs w:val="18"/>
+        </w:rPr>
+        <w:t xml:space="preserve">        if </w:t>
+      </w:r>
+      <w:proofErr w:type="spellStart"/>
+      <w:r>
+        <w:rPr>
+          <w:rFonts w:ascii="Courier New" w:eastAsia="Courier New" w:hAnsi="Courier New" w:cs="Courier New"/>
+          <w:sz w:val="18"/>
+          <w:szCs w:val="18"/>
+        </w:rPr>
+        <w:t>cluster_size</w:t>
+      </w:r>
+      <w:proofErr w:type="spellEnd"/>
+      <w:r>
+        <w:rPr>
+          <w:rFonts w:ascii="Courier New" w:eastAsia="Courier New" w:hAnsi="Courier New" w:cs="Courier New"/>
+          <w:sz w:val="18"/>
+          <w:szCs w:val="18"/>
+        </w:rPr>
+        <w:t xml:space="preserve"> &gt;= 3: status = 'BREAKING'</w:t>
+      </w:r>
+    </w:p>
+    <w:p>
+      <w:pPr>
+        <w:spacing w:after="40"/>
+      </w:pPr>
+      <w:r>
+        <w:rPr>
+          <w:rFonts w:ascii="Courier New" w:eastAsia="Courier New" w:hAnsi="Courier New" w:cs="Courier New"/>
+          <w:sz w:val="18"/>
+          <w:szCs w:val="18"/>
+        </w:rPr>
+        <w:t xml:space="preserve">        </w:t>
+      </w:r>
+      <w:proofErr w:type="spellStart"/>
+      <w:r>
+        <w:rPr>
+          <w:rFonts w:ascii="Courier New" w:eastAsia="Courier New" w:hAnsi="Courier New" w:cs="Courier New"/>
+          <w:sz w:val="18"/>
+          <w:szCs w:val="18"/>
+        </w:rPr>
+        <w:t>elif</w:t>
+      </w:r>
+      <w:proofErr w:type="spellEnd"/>
+      <w:r>
+        <w:rPr>
+          <w:rFonts w:ascii="Courier New" w:eastAsia="Courier New" w:hAnsi="Courier New" w:cs="Courier New"/>
+          <w:sz w:val="18"/>
+          <w:szCs w:val="18"/>
+        </w:rPr>
+        <w:t xml:space="preserve"> </w:t>
+      </w:r>
+      <w:proofErr w:type="spellStart"/>
+      <w:r>
+        <w:rPr>
+          <w:rFonts w:ascii="Courier New" w:eastAsia="Courier New" w:hAnsi="Courier New" w:cs="Courier New"/>
+          <w:sz w:val="18"/>
+          <w:szCs w:val="18"/>
+        </w:rPr>
+        <w:t>cluster_size</w:t>
+      </w:r>
+      <w:proofErr w:type="spellEnd"/>
+      <w:r>
+        <w:rPr>
+          <w:rFonts w:ascii="Courier New" w:eastAsia="Courier New" w:hAnsi="Courier New" w:cs="Courier New"/>
+          <w:sz w:val="18"/>
+          <w:szCs w:val="18"/>
+        </w:rPr>
+        <w:t xml:space="preserve"> &gt;= 2: status = 'TRENDING'</w:t>
+      </w:r>
+    </w:p>
+    <w:p>
+      <w:pPr>
+        <w:spacing w:after="40"/>
+      </w:pPr>
+      <w:r>
+        <w:rPr>
+          <w:rFonts w:ascii="Courier New" w:eastAsia="Courier New" w:hAnsi="Courier New" w:cs="Courier New"/>
+          <w:sz w:val="18"/>
+          <w:szCs w:val="18"/>
+        </w:rPr>
+        <w:t xml:space="preserve">        if popularity &gt;= 150: status = 'COMMUNITY-PICK'</w:t>
+      </w:r>
+    </w:p>
+    <w:p>
+      <w:pPr>
+        <w:spacing w:after="80"/>
+      </w:pPr>
+      <w:r>
+        <w:rPr>
+          <w:rFonts w:ascii="Courier New" w:eastAsia="Courier New" w:hAnsi="Courier New" w:cs="Courier New"/>
+          <w:sz w:val="18"/>
+          <w:szCs w:val="18"/>
+        </w:rPr>
+        <w:t xml:space="preserve">        article['</w:t>
+      </w:r>
+      <w:proofErr w:type="spellStart"/>
+      <w:r>
+        <w:rPr>
+          <w:rFonts w:ascii="Courier New" w:eastAsia="Courier New" w:hAnsi="Courier New" w:cs="Courier New"/>
+          <w:sz w:val="18"/>
+          <w:szCs w:val="18"/>
+        </w:rPr>
+        <w:t>ranking_score</w:t>
+      </w:r>
+      <w:proofErr w:type="spellEnd"/>
+      <w:r>
+        <w:rPr>
+          <w:rFonts w:ascii="Courier New" w:eastAsia="Courier New" w:hAnsi="Courier New" w:cs="Courier New"/>
+          <w:sz w:val="18"/>
+          <w:szCs w:val="18"/>
+        </w:rPr>
+        <w:t>'] = cluster*10 + pop + boost</w:t>
+      </w:r>
+    </w:p>
+    <w:p>
+      <w:pPr>
+        <w:pStyle w:val="Heading3"/>
+      </w:pPr>
+      <w:bookmarkStart w:id="63" w:name="_Toc226118429"/>
+      <w:r>
+        <w:t>E.6 Dual-Layer Personalization (personalization_prototype.py)</w:t>
+      </w:r>
+      <w:bookmarkEnd w:id="63"/>
+    </w:p>
+    <w:p>
+      <w:pPr>
+        <w:spacing w:after="120"/>
+      </w:pPr>
+      <w:r>
+        <w:t>Layer 1: Global Top 20 re-ordered by user bio vector similarity. Layer 2: Scans remaining 700+ articles to find niche gems matching user interests.</w:t>
+      </w:r>
+    </w:p>
+    <w:p>
+      <w:pPr>
+        <w:spacing w:after="60"/>
+      </w:pPr>
+      <w:proofErr w:type="spellStart"/>
+      <w:r>
+        <w:rPr>
+          <w:rFonts w:ascii="Courier New" w:eastAsia="Courier New" w:hAnsi="Courier New" w:cs="Courier New"/>
+          <w:sz w:val="18"/>
+          <w:szCs w:val="18"/>
+        </w:rPr>
+        <w:t>user_vector</w:t>
+      </w:r>
+      <w:proofErr w:type="spellEnd"/>
+      <w:r>
+        <w:rPr>
+          <w:rFonts w:ascii="Courier New" w:eastAsia="Courier New" w:hAnsi="Courier New" w:cs="Courier New"/>
+          <w:sz w:val="18"/>
+          <w:szCs w:val="18"/>
+        </w:rPr>
+        <w:t xml:space="preserve"> = </w:t>
+      </w:r>
+      <w:proofErr w:type="spellStart"/>
+      <w:r>
+        <w:rPr>
+          <w:rFonts w:ascii="Courier New" w:eastAsia="Courier New" w:hAnsi="Courier New" w:cs="Courier New"/>
+          <w:sz w:val="18"/>
+          <w:szCs w:val="18"/>
+        </w:rPr>
+        <w:t>model.encode</w:t>
+      </w:r>
+      <w:proofErr w:type="spellEnd"/>
+      <w:r>
+        <w:rPr>
+          <w:rFonts w:ascii="Courier New" w:eastAsia="Courier New" w:hAnsi="Courier New" w:cs="Courier New"/>
+          <w:sz w:val="18"/>
+          <w:szCs w:val="18"/>
+        </w:rPr>
+        <w:t>([user['bio']])[0]</w:t>
+      </w:r>
+    </w:p>
+    <w:p>
+      <w:pPr>
+        <w:spacing w:after="40"/>
+      </w:pPr>
+      <w:r>
+        <w:rPr>
+          <w:rFonts w:ascii="Courier New" w:eastAsia="Courier New" w:hAnsi="Courier New" w:cs="Courier New"/>
+          <w:sz w:val="18"/>
+          <w:szCs w:val="18"/>
+        </w:rPr>
+        <w:t># Layer 1: Re-rank global highlights</w:t>
+      </w:r>
+    </w:p>
+    <w:p>
+      <w:pPr>
+        <w:spacing w:after="40"/>
+      </w:pPr>
+      <w:r>
+        <w:rPr>
+          <w:rFonts w:ascii="Courier New" w:eastAsia="Courier New" w:hAnsi="Courier New" w:cs="Courier New"/>
+          <w:sz w:val="18"/>
+          <w:szCs w:val="18"/>
+        </w:rPr>
+        <w:t>for article in global_top_20:</w:t>
+      </w:r>
+    </w:p>
+    <w:p>
+      <w:pPr>
+        <w:spacing w:after="40"/>
+      </w:pPr>
+      <w:r>
+        <w:rPr>
+          <w:rFonts w:ascii="Courier New" w:eastAsia="Courier New" w:hAnsi="Courier New" w:cs="Courier New"/>
+          <w:sz w:val="18"/>
+          <w:szCs w:val="18"/>
+        </w:rPr>
+        <w:t xml:space="preserve">    sim = </w:t>
+      </w:r>
+      <w:proofErr w:type="spellStart"/>
+      <w:r>
+        <w:rPr>
+          <w:rFonts w:ascii="Courier New" w:eastAsia="Courier New" w:hAnsi="Courier New" w:cs="Courier New"/>
+          <w:sz w:val="18"/>
+          <w:szCs w:val="18"/>
+        </w:rPr>
+        <w:t>cosine_similarity</w:t>
+      </w:r>
+      <w:proofErr w:type="spellEnd"/>
+      <w:r>
+        <w:rPr>
+          <w:rFonts w:ascii="Courier New" w:eastAsia="Courier New" w:hAnsi="Courier New" w:cs="Courier New"/>
+          <w:sz w:val="18"/>
+          <w:szCs w:val="18"/>
+        </w:rPr>
+        <w:t>(</w:t>
+      </w:r>
+      <w:proofErr w:type="spellStart"/>
+      <w:r>
+        <w:rPr>
+          <w:rFonts w:ascii="Courier New" w:eastAsia="Courier New" w:hAnsi="Courier New" w:cs="Courier New"/>
+          <w:sz w:val="18"/>
+          <w:szCs w:val="18"/>
+        </w:rPr>
+        <w:t>user_vector</w:t>
+      </w:r>
+      <w:proofErr w:type="spellEnd"/>
+      <w:r>
+        <w:rPr>
+          <w:rFonts w:ascii="Courier New" w:eastAsia="Courier New" w:hAnsi="Courier New" w:cs="Courier New"/>
+          <w:sz w:val="18"/>
+          <w:szCs w:val="18"/>
+        </w:rPr>
+        <w:t xml:space="preserve">, </w:t>
+      </w:r>
+      <w:proofErr w:type="spellStart"/>
+      <w:r>
+        <w:rPr>
+          <w:rFonts w:ascii="Courier New" w:eastAsia="Courier New" w:hAnsi="Courier New" w:cs="Courier New"/>
+          <w:sz w:val="18"/>
+          <w:szCs w:val="18"/>
+        </w:rPr>
+        <w:t>article_vector</w:t>
+      </w:r>
+      <w:proofErr w:type="spellEnd"/>
+      <w:r>
+        <w:rPr>
+          <w:rFonts w:ascii="Courier New" w:eastAsia="Courier New" w:hAnsi="Courier New" w:cs="Courier New"/>
+          <w:sz w:val="18"/>
+          <w:szCs w:val="18"/>
+        </w:rPr>
+        <w:t>)</w:t>
+      </w:r>
+    </w:p>
+    <w:p>
+      <w:pPr>
+        <w:spacing w:after="40"/>
+      </w:pPr>
+      <w:r>
+        <w:rPr>
+          <w:rFonts w:ascii="Courier New" w:eastAsia="Courier New" w:hAnsi="Courier New" w:cs="Courier New"/>
+          <w:sz w:val="18"/>
+          <w:szCs w:val="18"/>
+        </w:rPr>
+        <w:t># Layer 2: Find hidden gems from remaining 700+</w:t>
+      </w:r>
+    </w:p>
+    <w:p>
+      <w:pPr>
+        <w:spacing w:after="40"/>
+      </w:pPr>
+      <w:r>
+        <w:rPr>
+          <w:rFonts w:ascii="Courier New" w:eastAsia="Courier New" w:hAnsi="Courier New" w:cs="Courier New"/>
+          <w:sz w:val="18"/>
+          <w:szCs w:val="18"/>
+        </w:rPr>
+        <w:t xml:space="preserve">for article in </w:t>
+      </w:r>
+      <w:proofErr w:type="spellStart"/>
+      <w:r>
+        <w:rPr>
+          <w:rFonts w:ascii="Courier New" w:eastAsia="Courier New" w:hAnsi="Courier New" w:cs="Courier New"/>
+          <w:sz w:val="18"/>
+          <w:szCs w:val="18"/>
+        </w:rPr>
+        <w:t>other_articles</w:t>
+      </w:r>
+      <w:proofErr w:type="spellEnd"/>
+      <w:r>
+        <w:rPr>
+          <w:rFonts w:ascii="Courier New" w:eastAsia="Courier New" w:hAnsi="Courier New" w:cs="Courier New"/>
+          <w:sz w:val="18"/>
+          <w:szCs w:val="18"/>
+        </w:rPr>
+        <w:t>:</w:t>
+      </w:r>
+    </w:p>
+    <w:p>
+      <w:pPr>
+        <w:spacing w:after="80"/>
+      </w:pPr>
+      <w:r>
+        <w:rPr>
+          <w:rFonts w:ascii="Courier New" w:eastAsia="Courier New" w:hAnsi="Courier New" w:cs="Courier New"/>
+          <w:sz w:val="18"/>
+          <w:szCs w:val="18"/>
+        </w:rPr>
+        <w:t xml:space="preserve">    </w:t>
+      </w:r>
+      <w:proofErr w:type="spellStart"/>
+      <w:r>
+        <w:rPr>
+          <w:rFonts w:ascii="Courier New" w:eastAsia="Courier New" w:hAnsi="Courier New" w:cs="Courier New"/>
+          <w:sz w:val="18"/>
+          <w:szCs w:val="18"/>
+        </w:rPr>
+        <w:t>niche_score</w:t>
+      </w:r>
+      <w:proofErr w:type="spellEnd"/>
+      <w:r>
+        <w:rPr>
+          <w:rFonts w:ascii="Courier New" w:eastAsia="Courier New" w:hAnsi="Courier New" w:cs="Courier New"/>
+          <w:sz w:val="18"/>
+          <w:szCs w:val="18"/>
+        </w:rPr>
+        <w:t xml:space="preserve"> = sim + </w:t>
+      </w:r>
+      <w:proofErr w:type="spellStart"/>
+      <w:r>
+        <w:rPr>
+          <w:rFonts w:ascii="Courier New" w:eastAsia="Courier New" w:hAnsi="Courier New" w:cs="Courier New"/>
+          <w:sz w:val="18"/>
+          <w:szCs w:val="18"/>
+        </w:rPr>
+        <w:t>category_boost</w:t>
+      </w:r>
+      <w:proofErr w:type="spellEnd"/>
+      <w:r>
+        <w:rPr>
+          <w:rFonts w:ascii="Courier New" w:eastAsia="Courier New" w:hAnsi="Courier New" w:cs="Courier New"/>
+          <w:sz w:val="18"/>
+          <w:szCs w:val="18"/>
+        </w:rPr>
+        <w:t xml:space="preserve"> + </w:t>
+      </w:r>
+      <w:proofErr w:type="spellStart"/>
+      <w:r>
+        <w:rPr>
+          <w:rFonts w:ascii="Courier New" w:eastAsia="Courier New" w:hAnsi="Courier New" w:cs="Courier New"/>
+          <w:sz w:val="18"/>
+          <w:szCs w:val="18"/>
+        </w:rPr>
+        <w:t>cluster_bonus</w:t>
+      </w:r>
+      <w:proofErr w:type="spellEnd"/>
+    </w:p>
+    <w:p>
+      <w:pPr>
+        <w:pStyle w:val="Heading3"/>
+      </w:pPr>
+      <w:bookmarkStart w:id="64" w:name="_Toc226118430"/>
+      <w:r>
+        <w:t>E.7 Editor Agent / Guardrails (editor_agent_prototype.py)</w:t>
+      </w:r>
+      <w:bookmarkEnd w:id="64"/>
+    </w:p>
+    <w:p>
+      <w:pPr>
+        <w:spacing w:after="120"/>
+      </w:pPr>
+      <w:r>
+        <w:t xml:space="preserve">Fact-checks Writer output against source articles using GPT-4o-mini with </w:t>
+      </w:r>
+      <w:proofErr w:type="spellStart"/>
+      <w:r>
+        <w:t>Pydantic</w:t>
+      </w:r>
+      <w:proofErr w:type="spellEnd"/>
+      <w:r>
+        <w:t xml:space="preserve"> structured output. Returns verdict (pass/</w:t>
+      </w:r>
+      <w:proofErr w:type="spellStart"/>
+      <w:r>
+        <w:t>needs_revision</w:t>
+      </w:r>
+      <w:proofErr w:type="spellEnd"/>
+      <w:r>
+        <w:t>/reject) with detailed issue reports.</w:t>
+      </w:r>
+    </w:p>
+    <w:p>
+      <w:pPr>
+        <w:spacing w:after="60"/>
+      </w:pPr>
+      <w:r>
+        <w:rPr>
+          <w:rFonts w:ascii="Courier New" w:eastAsia="Courier New" w:hAnsi="Courier New" w:cs="Courier New"/>
+          <w:sz w:val="18"/>
+          <w:szCs w:val="18"/>
+        </w:rPr>
+        <w:t xml:space="preserve">class </w:t>
+      </w:r>
+      <w:proofErr w:type="spellStart"/>
+      <w:r>
+        <w:rPr>
+          <w:rFonts w:ascii="Courier New" w:eastAsia="Courier New" w:hAnsi="Courier New" w:cs="Courier New"/>
+          <w:sz w:val="18"/>
+          <w:szCs w:val="18"/>
+        </w:rPr>
+        <w:t>EditorReport</w:t>
+      </w:r>
+      <w:proofErr w:type="spellEnd"/>
+      <w:r>
+        <w:rPr>
+          <w:rFonts w:ascii="Courier New" w:eastAsia="Courier New" w:hAnsi="Courier New" w:cs="Courier New"/>
+          <w:sz w:val="18"/>
+          <w:szCs w:val="18"/>
+        </w:rPr>
+        <w:t>(</w:t>
+      </w:r>
+      <w:proofErr w:type="spellStart"/>
+      <w:r>
+        <w:rPr>
+          <w:rFonts w:ascii="Courier New" w:eastAsia="Courier New" w:hAnsi="Courier New" w:cs="Courier New"/>
+          <w:sz w:val="18"/>
+          <w:szCs w:val="18"/>
+        </w:rPr>
+        <w:t>BaseModel</w:t>
+      </w:r>
+      <w:proofErr w:type="spellEnd"/>
+      <w:r>
+        <w:rPr>
+          <w:rFonts w:ascii="Courier New" w:eastAsia="Courier New" w:hAnsi="Courier New" w:cs="Courier New"/>
+          <w:sz w:val="18"/>
+          <w:szCs w:val="18"/>
+        </w:rPr>
+        <w:t>):</w:t>
+      </w:r>
+    </w:p>
+    <w:p>
+      <w:pPr>
+        <w:spacing w:after="40"/>
+      </w:pPr>
+      <w:r>
+        <w:rPr>
+          <w:rFonts w:ascii="Courier New" w:eastAsia="Courier New" w:hAnsi="Courier New" w:cs="Courier New"/>
+          <w:sz w:val="18"/>
+          <w:szCs w:val="18"/>
+        </w:rPr>
+        <w:t xml:space="preserve">    verdict: Literal['</w:t>
+      </w:r>
+      <w:proofErr w:type="spellStart"/>
+      <w:r>
+        <w:rPr>
+          <w:rFonts w:ascii="Courier New" w:eastAsia="Courier New" w:hAnsi="Courier New" w:cs="Courier New"/>
+          <w:sz w:val="18"/>
+          <w:szCs w:val="18"/>
+        </w:rPr>
+        <w:t>pass','needs_revision','reject</w:t>
+      </w:r>
+      <w:proofErr w:type="spellEnd"/>
+      <w:r>
+        <w:rPr>
+          <w:rFonts w:ascii="Courier New" w:eastAsia="Courier New" w:hAnsi="Courier New" w:cs="Courier New"/>
+          <w:sz w:val="18"/>
+          <w:szCs w:val="18"/>
+        </w:rPr>
+        <w:t>']</w:t>
+      </w:r>
+    </w:p>
+    <w:p>
+      <w:pPr>
+        <w:spacing w:after="40"/>
+      </w:pPr>
+      <w:r>
+        <w:rPr>
+          <w:rFonts w:ascii="Courier New" w:eastAsia="Courier New" w:hAnsi="Courier New" w:cs="Courier New"/>
+          <w:sz w:val="18"/>
+          <w:szCs w:val="18"/>
+        </w:rPr>
+        <w:t xml:space="preserve">    issues: List[</w:t>
+      </w:r>
+      <w:proofErr w:type="spellStart"/>
+      <w:r>
+        <w:rPr>
+          <w:rFonts w:ascii="Courier New" w:eastAsia="Courier New" w:hAnsi="Courier New" w:cs="Courier New"/>
+          <w:sz w:val="18"/>
+          <w:szCs w:val="18"/>
+        </w:rPr>
+        <w:t>EditorIssue</w:t>
+      </w:r>
+      <w:proofErr w:type="spellEnd"/>
+      <w:r>
+        <w:rPr>
+          <w:rFonts w:ascii="Courier New" w:eastAsia="Courier New" w:hAnsi="Courier New" w:cs="Courier New"/>
+          <w:sz w:val="18"/>
+          <w:szCs w:val="18"/>
+        </w:rPr>
+        <w:t xml:space="preserve">]  # hallucination, </w:t>
+      </w:r>
+      <w:proofErr w:type="spellStart"/>
+      <w:r>
+        <w:rPr>
+          <w:rFonts w:ascii="Courier New" w:eastAsia="Courier New" w:hAnsi="Courier New" w:cs="Courier New"/>
+          <w:sz w:val="18"/>
+          <w:szCs w:val="18"/>
+        </w:rPr>
+        <w:t>factual_error</w:t>
+      </w:r>
+      <w:proofErr w:type="spellEnd"/>
+    </w:p>
+    <w:p>
+      <w:pPr>
+        <w:spacing w:after="40"/>
+      </w:pPr>
+      <w:r>
+        <w:rPr>
+          <w:rFonts w:ascii="Courier New" w:eastAsia="Courier New" w:hAnsi="Courier New" w:cs="Courier New"/>
+          <w:sz w:val="18"/>
+          <w:szCs w:val="18"/>
+        </w:rPr>
+        <w:t xml:space="preserve">    </w:t>
+      </w:r>
+      <w:proofErr w:type="spellStart"/>
+      <w:r>
+        <w:rPr>
+          <w:rFonts w:ascii="Courier New" w:eastAsia="Courier New" w:hAnsi="Courier New" w:cs="Courier New"/>
+          <w:sz w:val="18"/>
+          <w:szCs w:val="18"/>
+        </w:rPr>
+        <w:t>editorial_note</w:t>
+      </w:r>
+      <w:proofErr w:type="spellEnd"/>
+      <w:r>
+        <w:rPr>
+          <w:rFonts w:ascii="Courier New" w:eastAsia="Courier New" w:hAnsi="Courier New" w:cs="Courier New"/>
+          <w:sz w:val="18"/>
+          <w:szCs w:val="18"/>
+        </w:rPr>
+        <w:t>: str</w:t>
+      </w:r>
+    </w:p>
+    <w:p>
+      <w:pPr>
+        <w:spacing w:after="40"/>
+      </w:pPr>
+    </w:p>
+    <w:p>
+      <w:pPr>
+        <w:spacing w:after="40"/>
+      </w:pPr>
+      <w:r>
+        <w:rPr>
+          <w:rFonts w:ascii="Courier New" w:eastAsia="Courier New" w:hAnsi="Courier New" w:cs="Courier New"/>
+          <w:sz w:val="18"/>
+          <w:szCs w:val="18"/>
+        </w:rPr>
+        <w:t xml:space="preserve">response = </w:t>
+      </w:r>
+      <w:proofErr w:type="spellStart"/>
+      <w:r>
+        <w:rPr>
+          <w:rFonts w:ascii="Courier New" w:eastAsia="Courier New" w:hAnsi="Courier New" w:cs="Courier New"/>
+          <w:sz w:val="18"/>
+          <w:szCs w:val="18"/>
+        </w:rPr>
+        <w:t>client.beta.chat.completions.parse</w:t>
+      </w:r>
+      <w:proofErr w:type="spellEnd"/>
+      <w:r>
+        <w:rPr>
+          <w:rFonts w:ascii="Courier New" w:eastAsia="Courier New" w:hAnsi="Courier New" w:cs="Courier New"/>
+          <w:sz w:val="18"/>
+          <w:szCs w:val="18"/>
+        </w:rPr>
+        <w:t>(</w:t>
+      </w:r>
+    </w:p>
+    <w:p>
+      <w:pPr>
+        <w:spacing w:after="40"/>
+      </w:pPr>
+      <w:r>
+        <w:rPr>
+          <w:rFonts w:ascii="Courier New" w:eastAsia="Courier New" w:hAnsi="Courier New" w:cs="Courier New"/>
+          <w:sz w:val="18"/>
+          <w:szCs w:val="18"/>
+        </w:rPr>
+        <w:t xml:space="preserve">    model='gpt-4o-mini', </w:t>
+      </w:r>
+      <w:proofErr w:type="spellStart"/>
+      <w:r>
+        <w:rPr>
+          <w:rFonts w:ascii="Courier New" w:eastAsia="Courier New" w:hAnsi="Courier New" w:cs="Courier New"/>
+          <w:sz w:val="18"/>
+          <w:szCs w:val="18"/>
+        </w:rPr>
+        <w:t>response_format</w:t>
+      </w:r>
+      <w:proofErr w:type="spellEnd"/>
+      <w:r>
+        <w:rPr>
+          <w:rFonts w:ascii="Courier New" w:eastAsia="Courier New" w:hAnsi="Courier New" w:cs="Courier New"/>
+          <w:sz w:val="18"/>
+          <w:szCs w:val="18"/>
+        </w:rPr>
+        <w:t>=</w:t>
+      </w:r>
+      <w:proofErr w:type="spellStart"/>
+      <w:r>
+        <w:rPr>
+          <w:rFonts w:ascii="Courier New" w:eastAsia="Courier New" w:hAnsi="Courier New" w:cs="Courier New"/>
+          <w:sz w:val="18"/>
+          <w:szCs w:val="18"/>
+        </w:rPr>
+        <w:t>EditorReport</w:t>
+      </w:r>
+      <w:proofErr w:type="spellEnd"/>
+      <w:r>
+        <w:rPr>
+          <w:rFonts w:ascii="Courier New" w:eastAsia="Courier New" w:hAnsi="Courier New" w:cs="Courier New"/>
+          <w:sz w:val="18"/>
+          <w:szCs w:val="18"/>
+        </w:rPr>
+        <w:t>)</w:t>
+      </w:r>
+    </w:p>
+    <w:p>
+      <w:pPr>
+        <w:pStyle w:val="Heading3"/>
+      </w:pPr>
+      <w:bookmarkStart w:id="65" w:name="_Toc226118431"/>
+      <w:r>
+        <w:t>E.8 Persona-First Summary Cache (summarization_prototype.py)</w:t>
+      </w:r>
+      <w:bookmarkEnd w:id="65"/>
+    </w:p>
+    <w:p>
+      <w:pPr>
+        <w:spacing w:after="120"/>
+      </w:pPr>
+      <w:r>
+        <w:t>Generates one summary per article per persona archetype. Cache scales with archetypes (not users), achieving 98% cost reduction at scale.</w:t>
+      </w:r>
+    </w:p>
+    <w:p>
+      <w:pPr>
+        <w:spacing w:after="60"/>
+      </w:pPr>
+      <w:proofErr w:type="spellStart"/>
+      <w:r>
+        <w:rPr>
+          <w:rFonts w:ascii="Courier New" w:eastAsia="Courier New" w:hAnsi="Courier New" w:cs="Courier New"/>
+          <w:sz w:val="18"/>
+          <w:szCs w:val="18"/>
+        </w:rPr>
+        <w:t>persona_cache</w:t>
+      </w:r>
+      <w:proofErr w:type="spellEnd"/>
+      <w:r>
+        <w:rPr>
+          <w:rFonts w:ascii="Courier New" w:eastAsia="Courier New" w:hAnsi="Courier New" w:cs="Courier New"/>
+          <w:sz w:val="18"/>
+          <w:szCs w:val="18"/>
+        </w:rPr>
+        <w:t xml:space="preserve"> = {}  # {</w:t>
+      </w:r>
+      <w:proofErr w:type="spellStart"/>
+      <w:r>
+        <w:rPr>
+          <w:rFonts w:ascii="Courier New" w:eastAsia="Courier New" w:hAnsi="Courier New" w:cs="Courier New"/>
+          <w:sz w:val="18"/>
+          <w:szCs w:val="18"/>
+        </w:rPr>
+        <w:t>article_id</w:t>
+      </w:r>
+      <w:proofErr w:type="spellEnd"/>
+      <w:r>
+        <w:rPr>
+          <w:rFonts w:ascii="Courier New" w:eastAsia="Courier New" w:hAnsi="Courier New" w:cs="Courier New"/>
+          <w:sz w:val="18"/>
+          <w:szCs w:val="18"/>
+        </w:rPr>
+        <w:t>: {persona: summary}}</w:t>
+      </w:r>
+    </w:p>
+    <w:p>
+      <w:pPr>
+        <w:spacing w:after="40"/>
+      </w:pPr>
+      <w:r>
+        <w:rPr>
+          <w:rFonts w:ascii="Courier New" w:eastAsia="Courier New" w:hAnsi="Courier New" w:cs="Courier New"/>
+          <w:sz w:val="18"/>
+          <w:szCs w:val="18"/>
+        </w:rPr>
+        <w:t xml:space="preserve">for article in </w:t>
+      </w:r>
+      <w:proofErr w:type="spellStart"/>
+      <w:r>
+        <w:rPr>
+          <w:rFonts w:ascii="Courier New" w:eastAsia="Courier New" w:hAnsi="Courier New" w:cs="Courier New"/>
+          <w:sz w:val="18"/>
+          <w:szCs w:val="18"/>
+        </w:rPr>
+        <w:t>unique_articles</w:t>
+      </w:r>
+      <w:proofErr w:type="spellEnd"/>
+      <w:r>
+        <w:rPr>
+          <w:rFonts w:ascii="Courier New" w:eastAsia="Courier New" w:hAnsi="Courier New" w:cs="Courier New"/>
+          <w:sz w:val="18"/>
+          <w:szCs w:val="18"/>
+        </w:rPr>
+        <w:t>:</w:t>
+      </w:r>
+    </w:p>
+    <w:p>
+      <w:pPr>
+        <w:spacing w:after="40"/>
+      </w:pPr>
+      <w:r>
+        <w:rPr>
+          <w:rFonts w:ascii="Courier New" w:eastAsia="Courier New" w:hAnsi="Courier New" w:cs="Courier New"/>
+          <w:sz w:val="18"/>
+          <w:szCs w:val="18"/>
+        </w:rPr>
+        <w:t xml:space="preserve">    for </w:t>
+      </w:r>
+      <w:proofErr w:type="spellStart"/>
+      <w:r>
+        <w:rPr>
+          <w:rFonts w:ascii="Courier New" w:eastAsia="Courier New" w:hAnsi="Courier New" w:cs="Courier New"/>
+          <w:sz w:val="18"/>
+          <w:szCs w:val="18"/>
+        </w:rPr>
+        <w:t>persona_name</w:t>
+      </w:r>
+      <w:proofErr w:type="spellEnd"/>
+      <w:r>
+        <w:rPr>
+          <w:rFonts w:ascii="Courier New" w:eastAsia="Courier New" w:hAnsi="Courier New" w:cs="Courier New"/>
+          <w:sz w:val="18"/>
+          <w:szCs w:val="18"/>
+        </w:rPr>
+        <w:t xml:space="preserve">, </w:t>
+      </w:r>
+      <w:proofErr w:type="spellStart"/>
+      <w:r>
+        <w:rPr>
+          <w:rFonts w:ascii="Courier New" w:eastAsia="Courier New" w:hAnsi="Courier New" w:cs="Courier New"/>
+          <w:sz w:val="18"/>
+          <w:szCs w:val="18"/>
+        </w:rPr>
+        <w:t>persona_desc</w:t>
+      </w:r>
+      <w:proofErr w:type="spellEnd"/>
+      <w:r>
+        <w:rPr>
+          <w:rFonts w:ascii="Courier New" w:eastAsia="Courier New" w:hAnsi="Courier New" w:cs="Courier New"/>
+          <w:sz w:val="18"/>
+          <w:szCs w:val="18"/>
+        </w:rPr>
+        <w:t xml:space="preserve"> in </w:t>
+      </w:r>
+      <w:proofErr w:type="spellStart"/>
+      <w:r>
+        <w:rPr>
+          <w:rFonts w:ascii="Courier New" w:eastAsia="Courier New" w:hAnsi="Courier New" w:cs="Courier New"/>
+          <w:sz w:val="18"/>
+          <w:szCs w:val="18"/>
+        </w:rPr>
+        <w:t>ARCHETYPES.items</w:t>
+      </w:r>
+      <w:proofErr w:type="spellEnd"/>
+      <w:r>
+        <w:rPr>
+          <w:rFonts w:ascii="Courier New" w:eastAsia="Courier New" w:hAnsi="Courier New" w:cs="Courier New"/>
+          <w:sz w:val="18"/>
+          <w:szCs w:val="18"/>
+        </w:rPr>
+        <w:t>():</w:t>
+      </w:r>
+    </w:p>
+    <w:p>
+      <w:pPr>
+        <w:spacing w:after="40"/>
+      </w:pPr>
+      <w:r>
+        <w:rPr>
+          <w:rFonts w:ascii="Courier New" w:eastAsia="Courier New" w:hAnsi="Courier New" w:cs="Courier New"/>
+          <w:sz w:val="18"/>
+          <w:szCs w:val="18"/>
+        </w:rPr>
+        <w:t xml:space="preserve">        prompt = </w:t>
+      </w:r>
+      <w:proofErr w:type="spellStart"/>
+      <w:r>
+        <w:rPr>
+          <w:rFonts w:ascii="Courier New" w:eastAsia="Courier New" w:hAnsi="Courier New" w:cs="Courier New"/>
+          <w:sz w:val="18"/>
+          <w:szCs w:val="18"/>
+        </w:rPr>
+        <w:t>f'Summarize</w:t>
+      </w:r>
+      <w:proofErr w:type="spellEnd"/>
+      <w:r>
+        <w:rPr>
+          <w:rFonts w:ascii="Courier New" w:eastAsia="Courier New" w:hAnsi="Courier New" w:cs="Courier New"/>
+          <w:sz w:val="18"/>
+          <w:szCs w:val="18"/>
+        </w:rPr>
+        <w:t xml:space="preserve"> for a {</w:t>
+      </w:r>
+      <w:proofErr w:type="spellStart"/>
+      <w:r>
+        <w:rPr>
+          <w:rFonts w:ascii="Courier New" w:eastAsia="Courier New" w:hAnsi="Courier New" w:cs="Courier New"/>
+          <w:sz w:val="18"/>
+          <w:szCs w:val="18"/>
+        </w:rPr>
+        <w:t>persona_desc</w:t>
+      </w:r>
+      <w:proofErr w:type="spellEnd"/>
+      <w:r>
+        <w:rPr>
+          <w:rFonts w:ascii="Courier New" w:eastAsia="Courier New" w:hAnsi="Courier New" w:cs="Courier New"/>
+          <w:sz w:val="18"/>
+          <w:szCs w:val="18"/>
+        </w:rPr>
+        <w:t>}: ...'</w:t>
+      </w:r>
+    </w:p>
+    <w:p>
+      <w:pPr>
+        <w:spacing w:after="40"/>
+      </w:pPr>
+      <w:r>
+        <w:rPr>
+          <w:rFonts w:ascii="Courier New" w:eastAsia="Courier New" w:hAnsi="Courier New" w:cs="Courier New"/>
+          <w:sz w:val="18"/>
+          <w:szCs w:val="18"/>
+        </w:rPr>
+        <w:t xml:space="preserve">        cache[article.id][</w:t>
+      </w:r>
+      <w:proofErr w:type="spellStart"/>
+      <w:r>
+        <w:rPr>
+          <w:rFonts w:ascii="Courier New" w:eastAsia="Courier New" w:hAnsi="Courier New" w:cs="Courier New"/>
+          <w:sz w:val="18"/>
+          <w:szCs w:val="18"/>
+        </w:rPr>
+        <w:t>persona_name</w:t>
+      </w:r>
+      <w:proofErr w:type="spellEnd"/>
+      <w:r>
+        <w:rPr>
+          <w:rFonts w:ascii="Courier New" w:eastAsia="Courier New" w:hAnsi="Courier New" w:cs="Courier New"/>
+          <w:sz w:val="18"/>
+          <w:szCs w:val="18"/>
+        </w:rPr>
+        <w:t xml:space="preserve">] = </w:t>
+      </w:r>
+      <w:proofErr w:type="spellStart"/>
+      <w:r>
+        <w:rPr>
+          <w:rFonts w:ascii="Courier New" w:eastAsia="Courier New" w:hAnsi="Courier New" w:cs="Courier New"/>
+          <w:sz w:val="18"/>
+          <w:szCs w:val="18"/>
+        </w:rPr>
+        <w:t>llm</w:t>
+      </w:r>
+      <w:proofErr w:type="spellEnd"/>
+      <w:r>
+        <w:rPr>
+          <w:rFonts w:ascii="Courier New" w:eastAsia="Courier New" w:hAnsi="Courier New" w:cs="Courier New"/>
+          <w:sz w:val="18"/>
+          <w:szCs w:val="18"/>
+        </w:rPr>
+        <w:t>(prompt)</w:t>
+      </w:r>
+    </w:p>
+    <w:p>
+      <w:pPr>
+        <w:spacing w:after="40"/>
+      </w:pPr>
+      <w:r>
+        <w:rPr>
+          <w:rFonts w:ascii="Courier New" w:eastAsia="Courier New" w:hAnsi="Courier New" w:cs="Courier New"/>
+          <w:sz w:val="18"/>
+          <w:szCs w:val="18"/>
+        </w:rPr>
         <w:t># 1000 users with 5 archetypes = only 5 LLM calls/article</w:t>
       </w:r>
     </w:p>
@@ -15320,11 +19697,12 @@
       <w:pPr>
         <w:pStyle w:val="Heading2"/>
       </w:pPr>
-      <w:bookmarkStart w:id="65" w:name="_Toc226118432"/>
-      <w:r>
+      <w:bookmarkStart w:id="66" w:name="_Toc226118432"/>
+      <w:r>
+        <w:lastRenderedPageBreak/>
         <w:t>F. Prototype File Manifest</w:t>
       </w:r>
-      <w:bookmarkEnd w:id="65"/>
+      <w:bookmarkEnd w:id="66"/>
     </w:p>
     <w:p>
       <w:pPr>
@@ -15352,9 +19730,9 @@
         <w:tblLook w:val="04A0" w:firstRow="1" w:lastRow="0" w:firstColumn="1" w:lastColumn="0" w:noHBand="0" w:noVBand="1"/>
       </w:tblPr>
       <w:tblGrid>
-        <w:gridCol w:w="2000"/>
-        <w:gridCol w:w="3200"/>
-        <w:gridCol w:w="4160"/>
+        <w:gridCol w:w="1864"/>
+        <w:gridCol w:w="3748"/>
+        <w:gridCol w:w="3748"/>
       </w:tblGrid>
       <w:tr>
         <w:tc>
@@ -15523,8 +19901,17 @@
                 <w:sz w:val="20"/>
                 <w:szCs w:val="20"/>
               </w:rPr>
-              <w:t>Parse 29 RSS feeds, normalize schema, basic dedup</w:t>
-            </w:r>
+              <w:t xml:space="preserve">Parse 29 RSS feeds, normalize schema, basic </w:t>
+            </w:r>
+            <w:proofErr w:type="spellStart"/>
+            <w:r>
+              <w:rPr>
+                <w:sz w:val="20"/>
+                <w:szCs w:val="20"/>
+              </w:rPr>
+              <w:t>dedup</w:t>
+            </w:r>
+            <w:proofErr w:type="spellEnd"/>
           </w:p>
         </w:tc>
       </w:tr>
@@ -15678,12 +20065,21 @@
             </w:tcMar>
           </w:tcPr>
           <w:p>
-            <w:r>
-              <w:rPr>
-                <w:sz w:val="20"/>
-                <w:szCs w:val="20"/>
-              </w:rPr>
-              <w:t>trafilatura extraction with per-source success rate benchmarking</w:t>
+            <w:proofErr w:type="spellStart"/>
+            <w:r>
+              <w:rPr>
+                <w:sz w:val="20"/>
+                <w:szCs w:val="20"/>
+              </w:rPr>
+              <w:t>trafilatura</w:t>
+            </w:r>
+            <w:proofErr w:type="spellEnd"/>
+            <w:r>
+              <w:rPr>
+                <w:sz w:val="20"/>
+                <w:szCs w:val="20"/>
+              </w:rPr>
+              <w:t xml:space="preserve"> extraction with per-source success rate benchmarking</w:t>
             </w:r>
           </w:p>
         </w:tc>
@@ -15871,8 +20267,17 @@
                 <w:sz w:val="20"/>
                 <w:szCs w:val="20"/>
               </w:rPr>
-              <w:t>P4: TF-IDF Dedup</w:t>
-            </w:r>
+              <w:t xml:space="preserve">P4: TF-IDF </w:t>
+            </w:r>
+            <w:proofErr w:type="spellStart"/>
+            <w:r>
+              <w:rPr>
+                <w:sz w:val="20"/>
+                <w:szCs w:val="20"/>
+              </w:rPr>
+              <w:t>Dedup</w:t>
+            </w:r>
+            <w:proofErr w:type="spellEnd"/>
           </w:p>
         </w:tc>
         <w:tc>
@@ -15923,7 +20328,23 @@
                 <w:sz w:val="20"/>
                 <w:szCs w:val="20"/>
               </w:rPr>
-              <w:t>URL + title similarity dedup with TF-IDF (baseline)</w:t>
+              <w:t xml:space="preserve">URL + title similarity </w:t>
+            </w:r>
+            <w:proofErr w:type="spellStart"/>
+            <w:r>
+              <w:rPr>
+                <w:sz w:val="20"/>
+                <w:szCs w:val="20"/>
+              </w:rPr>
+              <w:t>dedup</w:t>
+            </w:r>
+            <w:proofErr w:type="spellEnd"/>
+            <w:r>
+              <w:rPr>
+                <w:sz w:val="20"/>
+                <w:szCs w:val="20"/>
+              </w:rPr>
+              <w:t xml:space="preserve"> with TF-IDF (baseline)</w:t>
             </w:r>
           </w:p>
         </w:tc>
@@ -15951,8 +20372,17 @@
                 <w:sz w:val="20"/>
                 <w:szCs w:val="20"/>
               </w:rPr>
-              <w:t>P4b: Vector Dedup</w:t>
-            </w:r>
+              <w:t xml:space="preserve">P4b: Vector </w:t>
+            </w:r>
+            <w:proofErr w:type="spellStart"/>
+            <w:r>
+              <w:rPr>
+                <w:sz w:val="20"/>
+                <w:szCs w:val="20"/>
+              </w:rPr>
+              <w:t>Dedup</w:t>
+            </w:r>
+            <w:proofErr w:type="spellEnd"/>
           </w:p>
         </w:tc>
         <w:tc>
@@ -16031,7 +20461,23 @@
                 <w:sz w:val="20"/>
                 <w:szCs w:val="20"/>
               </w:rPr>
-              <w:t>P4c: Dedup Benchmark</w:t>
+              <w:t xml:space="preserve">P4c: </w:t>
+            </w:r>
+            <w:proofErr w:type="spellStart"/>
+            <w:r>
+              <w:rPr>
+                <w:sz w:val="20"/>
+                <w:szCs w:val="20"/>
+              </w:rPr>
+              <w:t>Dedup</w:t>
+            </w:r>
+            <w:proofErr w:type="spellEnd"/>
+            <w:r>
+              <w:rPr>
+                <w:sz w:val="20"/>
+                <w:szCs w:val="20"/>
+              </w:rPr>
+              <w:t xml:space="preserve"> Benchmark</w:t>
             </w:r>
           </w:p>
         </w:tc>
@@ -16163,7 +20609,23 @@
                 <w:sz w:val="20"/>
                 <w:szCs w:val="20"/>
               </w:rPr>
-              <w:t>End-to-end: ingest, normalize, vector dedup, full-text extraction</w:t>
+              <w:t xml:space="preserve">End-to-end: ingest, normalize, vector </w:t>
+            </w:r>
+            <w:proofErr w:type="spellStart"/>
+            <w:r>
+              <w:rPr>
+                <w:sz w:val="20"/>
+                <w:szCs w:val="20"/>
+              </w:rPr>
+              <w:t>dedup</w:t>
+            </w:r>
+            <w:proofErr w:type="spellEnd"/>
+            <w:r>
+              <w:rPr>
+                <w:sz w:val="20"/>
+                <w:szCs w:val="20"/>
+              </w:rPr>
+              <w:t>, full-text extraction</w:t>
             </w:r>
           </w:p>
         </w:tc>
@@ -16243,7 +20705,23 @@
                 <w:sz w:val="20"/>
                 <w:szCs w:val="20"/>
               </w:rPr>
-              <w:t>Hybrid keyword + GPT-4o-mini with Pydantic structured output</w:t>
+              <w:t xml:space="preserve">Hybrid keyword + GPT-4o-mini with </w:t>
+            </w:r>
+            <w:proofErr w:type="spellStart"/>
+            <w:r>
+              <w:rPr>
+                <w:sz w:val="20"/>
+                <w:szCs w:val="20"/>
+              </w:rPr>
+              <w:t>Pydantic</w:t>
+            </w:r>
+            <w:proofErr w:type="spellEnd"/>
+            <w:r>
+              <w:rPr>
+                <w:sz w:val="20"/>
+                <w:szCs w:val="20"/>
+              </w:rPr>
+              <w:t xml:space="preserve"> structured output</w:t>
             </w:r>
           </w:p>
         </w:tc>
@@ -16643,7 +21121,39 @@
                 <w:sz w:val="20"/>
                 <w:szCs w:val="20"/>
               </w:rPr>
-              <w:t>Guardrail agent with Pydantic EditorReport schema</w:t>
+              <w:t xml:space="preserve">Guardrail agent with </w:t>
+            </w:r>
+            <w:proofErr w:type="spellStart"/>
+            <w:r>
+              <w:rPr>
+                <w:sz w:val="20"/>
+                <w:szCs w:val="20"/>
+              </w:rPr>
+              <w:t>Pydantic</w:t>
+            </w:r>
+            <w:proofErr w:type="spellEnd"/>
+            <w:r>
+              <w:rPr>
+                <w:sz w:val="20"/>
+                <w:szCs w:val="20"/>
+              </w:rPr>
+              <w:t xml:space="preserve"> </w:t>
+            </w:r>
+            <w:proofErr w:type="spellStart"/>
+            <w:r>
+              <w:rPr>
+                <w:sz w:val="20"/>
+                <w:szCs w:val="20"/>
+              </w:rPr>
+              <w:t>EditorReport</w:t>
+            </w:r>
+            <w:proofErr w:type="spellEnd"/>
+            <w:r>
+              <w:rPr>
+                <w:sz w:val="20"/>
+                <w:szCs w:val="20"/>
+              </w:rPr>
+              <w:t xml:space="preserve"> schema</w:t>
             </w:r>
           </w:p>
         </w:tc>
@@ -16803,7 +21313,23 @@
                 <w:sz w:val="20"/>
                 <w:szCs w:val="20"/>
               </w:rPr>
-              <w:t>Vector dedup funnel metrics CSV generation</w:t>
+              <w:t xml:space="preserve">Vector </w:t>
+            </w:r>
+            <w:proofErr w:type="spellStart"/>
+            <w:r>
+              <w:rPr>
+                <w:sz w:val="20"/>
+                <w:szCs w:val="20"/>
+              </w:rPr>
+              <w:t>dedup</w:t>
+            </w:r>
+            <w:proofErr w:type="spellEnd"/>
+            <w:r>
+              <w:rPr>
+                <w:sz w:val="20"/>
+                <w:szCs w:val="20"/>
+              </w:rPr>
+              <w:t xml:space="preserve"> funnel metrics CSV generation</w:t>
             </w:r>
           </w:p>
         </w:tc>
@@ -17071,6 +21597,7 @@
                 <w:sz w:val="20"/>
                 <w:szCs w:val="20"/>
               </w:rPr>
+              <w:lastRenderedPageBreak/>
               <w:t>Phase 4: P3 Scoring</w:t>
             </w:r>
           </w:p>
@@ -17149,7 +21676,7 @@
 </file>
 
 <file path=word/endnotes.xml><?xml version="1.0" encoding="utf-8"?>
-<w:endnotes xmlns:wpc="http://schemas.microsoft.com/office/word/2010/wordprocessingCanvas" xmlns:cx="http://schemas.microsoft.com/office/drawing/2014/chartex" xmlns:cx1="http://schemas.microsoft.com/office/drawing/2015/9/8/chartex" xmlns:cx2="http://schemas.microsoft.com/office/drawing/2015/10/21/chartex" xmlns:cx3="http://schemas.microsoft.com/office/drawing/2016/5/9/chartex" xmlns:cx4="http://schemas.microsoft.com/office/drawing/2016/5/10/chartex" xmlns:cx5="http://schemas.microsoft.com/office/drawing/2016/5/11/chartex" xmlns:cx6="http://schemas.microsoft.com/office/drawing/2016/5/12/chartex" xmlns:cx7="http://schemas.microsoft.com/office/drawing/2016/5/13/chartex" xmlns:cx8="http://schemas.microsoft.com/office/drawing/2016/5/14/chartex" xmlns:mc="http://schemas.openxmlformats.org/markup-compatibility/2006" xmlns:aink="http://schemas.microsoft.com/office/drawing/2016/ink" xmlns:am3d="http://schemas.microsoft.com/office/drawing/2017/model3d" xmlns:o="urn:schemas-microsoft-com:office:office" xmlns:oel="http://schemas.microsoft.com/office/2019/extlst" xmlns:r="http://schemas.openxmlformats.org/officeDocument/2006/relationships" xmlns:m="http://schemas.openxmlformats.org/officeDocument/2006/math" xmlns:v="urn:schemas-microsoft-com:vml" xmlns:wp14="http://schemas.microsoft.com/office/word/2010/wordprocessingDrawing" xmlns:wp="http://schemas.openxmlformats.org/drawingml/2006/wordprocessingDrawing" xmlns:w10="urn:schemas-microsoft-com:office:word" xmlns:w="http://schemas.openxmlformats.org/wordprocessingml/2006/main" xmlns:w14="http://schemas.microsoft.com/office/word/2010/wordml" xmlns:w15="http://schemas.microsoft.com/office/word/2012/wordml" xmlns:w16cex="http://schemas.microsoft.com/office/word/2018/wordml/cex" xmlns:w16cid="http://schemas.microsoft.com/office/word/2016/wordml/cid" xmlns:w16="http://schemas.microsoft.com/office/word/2018/wordml" xmlns:w16du="http://schemas.microsoft.com/office/word/2023/wordml/word16du" xmlns:w16sdtdh="http://schemas.microsoft.com/office/word/2020/wordml/sdtdatahash" xmlns:w16se="http://schemas.microsoft.com/office/word/2015/wordml/symex" xmlns:wpg="http://schemas.microsoft.com/office/word/2010/wordprocessingGroup" xmlns:wpi="http://schemas.microsoft.com/office/word/2010/wordprocessingInk" xmlns:wne="http://schemas.microsoft.com/office/word/2006/wordml" xmlns:wps="http://schemas.microsoft.com/office/word/2010/wordprocessingShape" mc:Ignorable="w14 w15 w16se w16cid w16 w16cex w16sdtdh w16du wp14">
+<w:endnotes xmlns:wpc="http://schemas.microsoft.com/office/word/2010/wordprocessingCanvas" xmlns:cx="http://schemas.microsoft.com/office/drawing/2014/chartex" xmlns:cx1="http://schemas.microsoft.com/office/drawing/2015/9/8/chartex" xmlns:cx2="http://schemas.microsoft.com/office/drawing/2015/10/21/chartex" xmlns:cx3="http://schemas.microsoft.com/office/drawing/2016/5/9/chartex" xmlns:cx4="http://schemas.microsoft.com/office/drawing/2016/5/10/chartex" xmlns:cx5="http://schemas.microsoft.com/office/drawing/2016/5/11/chartex" xmlns:cx6="http://schemas.microsoft.com/office/drawing/2016/5/12/chartex" xmlns:cx7="http://schemas.microsoft.com/office/drawing/2016/5/13/chartex" xmlns:cx8="http://schemas.microsoft.com/office/drawing/2016/5/14/chartex" xmlns:mc="http://schemas.openxmlformats.org/markup-compatibility/2006" xmlns:aink="http://schemas.microsoft.com/office/drawing/2016/ink" xmlns:am3d="http://schemas.microsoft.com/office/drawing/2017/model3d" xmlns:o="urn:schemas-microsoft-com:office:office" xmlns:oel="http://schemas.microsoft.com/office/2019/extlst" xmlns:r="http://schemas.openxmlformats.org/officeDocument/2006/relationships" xmlns:m="http://schemas.openxmlformats.org/officeDocument/2006/math" xmlns:v="urn:schemas-microsoft-com:vml" xmlns:wp14="http://schemas.microsoft.com/office/word/2010/wordprocessingDrawing" xmlns:wp="http://schemas.openxmlformats.org/drawingml/2006/wordprocessingDrawing" xmlns:w10="urn:schemas-microsoft-com:office:word" xmlns:w="http://schemas.openxmlformats.org/wordprocessingml/2006/main" xmlns:w14="http://schemas.microsoft.com/office/word/2010/wordml" xmlns:w15="http://schemas.microsoft.com/office/word/2012/wordml" xmlns:w16cex="http://schemas.microsoft.com/office/word/2018/wordml/cex" xmlns:w16cid="http://schemas.microsoft.com/office/word/2016/wordml/cid" xmlns:w16="http://schemas.microsoft.com/office/word/2018/wordml" xmlns:w16du="http://schemas.microsoft.com/office/word/2023/wordml/word16du" xmlns:w16sdtdh="http://schemas.microsoft.com/office/word/2020/wordml/sdtdatahash" xmlns:w16sdtfl="http://schemas.microsoft.com/office/word/2024/wordml/sdtformatlock" xmlns:w16se="http://schemas.microsoft.com/office/word/2015/wordml/symex" xmlns:wpg="http://schemas.microsoft.com/office/word/2010/wordprocessingGroup" xmlns:wpi="http://schemas.microsoft.com/office/word/2010/wordprocessingInk" xmlns:wne="http://schemas.microsoft.com/office/word/2006/wordml" xmlns:wps="http://schemas.microsoft.com/office/word/2010/wordprocessingShape" mc:Ignorable="w14 w15 w16se w16cid w16 w16cex w16sdtdh w16sdtfl w16du wp14">
   <w:endnote w:type="separator" w:id="-1">
     <w:p>
       <w:r>
@@ -17168,7 +21695,7 @@
 </file>
 
 <file path=word/footer1.xml><?xml version="1.0" encoding="utf-8"?>
-<w:ftr xmlns:wpc="http://schemas.microsoft.com/office/word/2010/wordprocessingCanvas" xmlns:cx="http://schemas.microsoft.com/office/drawing/2014/chartex" xmlns:cx1="http://schemas.microsoft.com/office/drawing/2015/9/8/chartex" xmlns:cx2="http://schemas.microsoft.com/office/drawing/2015/10/21/chartex" xmlns:cx3="http://schemas.microsoft.com/office/drawing/2016/5/9/chartex" xmlns:cx4="http://schemas.microsoft.com/office/drawing/2016/5/10/chartex" xmlns:cx5="http://schemas.microsoft.com/office/drawing/2016/5/11/chartex" xmlns:cx6="http://schemas.microsoft.com/office/drawing/2016/5/12/chartex" xmlns:cx7="http://schemas.microsoft.com/office/drawing/2016/5/13/chartex" xmlns:cx8="http://schemas.microsoft.com/office/drawing/2016/5/14/chartex" xmlns:mc="http://schemas.openxmlformats.org/markup-compatibility/2006" xmlns:aink="http://schemas.microsoft.com/office/drawing/2016/ink" xmlns:am3d="http://schemas.microsoft.com/office/drawing/2017/model3d" xmlns:o="urn:schemas-microsoft-com:office:office" xmlns:oel="http://schemas.microsoft.com/office/2019/extlst" xmlns:r="http://schemas.openxmlformats.org/officeDocument/2006/relationships" xmlns:m="http://schemas.openxmlformats.org/officeDocument/2006/math" xmlns:v="urn:schemas-microsoft-com:vml" xmlns:wp14="http://schemas.microsoft.com/office/word/2010/wordprocessingDrawing" xmlns:wp="http://schemas.openxmlformats.org/drawingml/2006/wordprocessingDrawing" xmlns:w10="urn:schemas-microsoft-com:office:word" xmlns:w="http://schemas.openxmlformats.org/wordprocessingml/2006/main" xmlns:w14="http://schemas.microsoft.com/office/word/2010/wordml" xmlns:w15="http://schemas.microsoft.com/office/word/2012/wordml" xmlns:w16cex="http://schemas.microsoft.com/office/word/2018/wordml/cex" xmlns:w16cid="http://schemas.microsoft.com/office/word/2016/wordml/cid" xmlns:w16="http://schemas.microsoft.com/office/word/2018/wordml" xmlns:w16du="http://schemas.microsoft.com/office/word/2023/wordml/word16du" xmlns:w16sdtdh="http://schemas.microsoft.com/office/word/2020/wordml/sdtdatahash" xmlns:w16se="http://schemas.microsoft.com/office/word/2015/wordml/symex" xmlns:wpg="http://schemas.microsoft.com/office/word/2010/wordprocessingGroup" xmlns:wpi="http://schemas.microsoft.com/office/word/2010/wordprocessingInk" xmlns:wne="http://schemas.microsoft.com/office/word/2006/wordml" xmlns:wps="http://schemas.microsoft.com/office/word/2010/wordprocessingShape" mc:Ignorable="w14 w15 w16se w16cid w16 w16cex w16sdtdh w16du wp14">
+<w:ftr xmlns:wpc="http://schemas.microsoft.com/office/word/2010/wordprocessingCanvas" xmlns:cx="http://schemas.microsoft.com/office/drawing/2014/chartex" xmlns:cx1="http://schemas.microsoft.com/office/drawing/2015/9/8/chartex" xmlns:cx2="http://schemas.microsoft.com/office/drawing/2015/10/21/chartex" xmlns:cx3="http://schemas.microsoft.com/office/drawing/2016/5/9/chartex" xmlns:cx4="http://schemas.microsoft.com/office/drawing/2016/5/10/chartex" xmlns:cx5="http://schemas.microsoft.com/office/drawing/2016/5/11/chartex" xmlns:cx6="http://schemas.microsoft.com/office/drawing/2016/5/12/chartex" xmlns:cx7="http://schemas.microsoft.com/office/drawing/2016/5/13/chartex" xmlns:cx8="http://schemas.microsoft.com/office/drawing/2016/5/14/chartex" xmlns:mc="http://schemas.openxmlformats.org/markup-compatibility/2006" xmlns:aink="http://schemas.microsoft.com/office/drawing/2016/ink" xmlns:am3d="http://schemas.microsoft.com/office/drawing/2017/model3d" xmlns:o="urn:schemas-microsoft-com:office:office" xmlns:oel="http://schemas.microsoft.com/office/2019/extlst" xmlns:r="http://schemas.openxmlformats.org/officeDocument/2006/relationships" xmlns:m="http://schemas.openxmlformats.org/officeDocument/2006/math" xmlns:v="urn:schemas-microsoft-com:vml" xmlns:wp14="http://schemas.microsoft.com/office/word/2010/wordprocessingDrawing" xmlns:wp="http://schemas.openxmlformats.org/drawingml/2006/wordprocessingDrawing" xmlns:w10="urn:schemas-microsoft-com:office:word" xmlns:w="http://schemas.openxmlformats.org/wordprocessingml/2006/main" xmlns:w14="http://schemas.microsoft.com/office/word/2010/wordml" xmlns:w15="http://schemas.microsoft.com/office/word/2012/wordml" xmlns:w16cex="http://schemas.microsoft.com/office/word/2018/wordml/cex" xmlns:w16cid="http://schemas.microsoft.com/office/word/2016/wordml/cid" xmlns:w16="http://schemas.microsoft.com/office/word/2018/wordml" xmlns:w16du="http://schemas.microsoft.com/office/word/2023/wordml/word16du" xmlns:w16sdtdh="http://schemas.microsoft.com/office/word/2020/wordml/sdtdatahash" xmlns:w16sdtfl="http://schemas.microsoft.com/office/word/2024/wordml/sdtformatlock" xmlns:w16se="http://schemas.microsoft.com/office/word/2015/wordml/symex" xmlns:wpg="http://schemas.microsoft.com/office/word/2010/wordprocessingGroup" xmlns:wpi="http://schemas.microsoft.com/office/word/2010/wordprocessingInk" xmlns:wne="http://schemas.microsoft.com/office/word/2006/wordml" xmlns:wps="http://schemas.microsoft.com/office/word/2010/wordprocessingShape" mc:Ignorable="w14 w15 w16se w16cid w16 w16cex w16sdtdh w16sdtfl w16du wp14">
   <w:p>
     <w:pPr>
       <w:jc w:val="center"/>
@@ -17227,7 +21754,7 @@
 </file>
 
 <file path=word/footnotes.xml><?xml version="1.0" encoding="utf-8"?>
-<w:footnotes xmlns:wpc="http://schemas.microsoft.com/office/word/2010/wordprocessingCanvas" xmlns:cx="http://schemas.microsoft.com/office/drawing/2014/chartex" xmlns:cx1="http://schemas.microsoft.com/office/drawing/2015/9/8/chartex" xmlns:cx2="http://schemas.microsoft.com/office/drawing/2015/10/21/chartex" xmlns:cx3="http://schemas.microsoft.com/office/drawing/2016/5/9/chartex" xmlns:cx4="http://schemas.microsoft.com/office/drawing/2016/5/10/chartex" xmlns:cx5="http://schemas.microsoft.com/office/drawing/2016/5/11/chartex" xmlns:cx6="http://schemas.microsoft.com/office/drawing/2016/5/12/chartex" xmlns:cx7="http://schemas.microsoft.com/office/drawing/2016/5/13/chartex" xmlns:cx8="http://schemas.microsoft.com/office/drawing/2016/5/14/chartex" xmlns:mc="http://schemas.openxmlformats.org/markup-compatibility/2006" xmlns:aink="http://schemas.microsoft.com/office/drawing/2016/ink" xmlns:am3d="http://schemas.microsoft.com/office/drawing/2017/model3d" xmlns:o="urn:schemas-microsoft-com:office:office" xmlns:oel="http://schemas.microsoft.com/office/2019/extlst" xmlns:r="http://schemas.openxmlformats.org/officeDocument/2006/relationships" xmlns:m="http://schemas.openxmlformats.org/officeDocument/2006/math" xmlns:v="urn:schemas-microsoft-com:vml" xmlns:wp14="http://schemas.microsoft.com/office/word/2010/wordprocessingDrawing" xmlns:wp="http://schemas.openxmlformats.org/drawingml/2006/wordprocessingDrawing" xmlns:w10="urn:schemas-microsoft-com:office:word" xmlns:w="http://schemas.openxmlformats.org/wordprocessingml/2006/main" xmlns:w14="http://schemas.microsoft.com/office/word/2010/wordml" xmlns:w15="http://schemas.microsoft.com/office/word/2012/wordml" xmlns:w16cex="http://schemas.microsoft.com/office/word/2018/wordml/cex" xmlns:w16cid="http://schemas.microsoft.com/office/word/2016/wordml/cid" xmlns:w16="http://schemas.microsoft.com/office/word/2018/wordml" xmlns:w16du="http://schemas.microsoft.com/office/word/2023/wordml/word16du" xmlns:w16sdtdh="http://schemas.microsoft.com/office/word/2020/wordml/sdtdatahash" xmlns:w16se="http://schemas.microsoft.com/office/word/2015/wordml/symex" xmlns:wpg="http://schemas.microsoft.com/office/word/2010/wordprocessingGroup" xmlns:wpi="http://schemas.microsoft.com/office/word/2010/wordprocessingInk" xmlns:wne="http://schemas.microsoft.com/office/word/2006/wordml" xmlns:wps="http://schemas.microsoft.com/office/word/2010/wordprocessingShape" mc:Ignorable="w14 w15 w16se w16cid w16 w16cex w16sdtdh w16du wp14">
+<w:footnotes xmlns:wpc="http://schemas.microsoft.com/office/word/2010/wordprocessingCanvas" xmlns:cx="http://schemas.microsoft.com/office/drawing/2014/chartex" xmlns:cx1="http://schemas.microsoft.com/office/drawing/2015/9/8/chartex" xmlns:cx2="http://schemas.microsoft.com/office/drawing/2015/10/21/chartex" xmlns:cx3="http://schemas.microsoft.com/office/drawing/2016/5/9/chartex" xmlns:cx4="http://schemas.microsoft.com/office/drawing/2016/5/10/chartex" xmlns:cx5="http://schemas.microsoft.com/office/drawing/2016/5/11/chartex" xmlns:cx6="http://schemas.microsoft.com/office/drawing/2016/5/12/chartex" xmlns:cx7="http://schemas.microsoft.com/office/drawing/2016/5/13/chartex" xmlns:cx8="http://schemas.microsoft.com/office/drawing/2016/5/14/chartex" xmlns:mc="http://schemas.openxmlformats.org/markup-compatibility/2006" xmlns:aink="http://schemas.microsoft.com/office/drawing/2016/ink" xmlns:am3d="http://schemas.microsoft.com/office/drawing/2017/model3d" xmlns:o="urn:schemas-microsoft-com:office:office" xmlns:oel="http://schemas.microsoft.com/office/2019/extlst" xmlns:r="http://schemas.openxmlformats.org/officeDocument/2006/relationships" xmlns:m="http://schemas.openxmlformats.org/officeDocument/2006/math" xmlns:v="urn:schemas-microsoft-com:vml" xmlns:wp14="http://schemas.microsoft.com/office/word/2010/wordprocessingDrawing" xmlns:wp="http://schemas.openxmlformats.org/drawingml/2006/wordprocessingDrawing" xmlns:w10="urn:schemas-microsoft-com:office:word" xmlns:w="http://schemas.openxmlformats.org/wordprocessingml/2006/main" xmlns:w14="http://schemas.microsoft.com/office/word/2010/wordml" xmlns:w15="http://schemas.microsoft.com/office/word/2012/wordml" xmlns:w16cex="http://schemas.microsoft.com/office/word/2018/wordml/cex" xmlns:w16cid="http://schemas.microsoft.com/office/word/2016/wordml/cid" xmlns:w16="http://schemas.microsoft.com/office/word/2018/wordml" xmlns:w16du="http://schemas.microsoft.com/office/word/2023/wordml/word16du" xmlns:w16sdtdh="http://schemas.microsoft.com/office/word/2020/wordml/sdtdatahash" xmlns:w16sdtfl="http://schemas.microsoft.com/office/word/2024/wordml/sdtformatlock" xmlns:w16se="http://schemas.microsoft.com/office/word/2015/wordml/symex" xmlns:wpg="http://schemas.microsoft.com/office/word/2010/wordprocessingGroup" xmlns:wpi="http://schemas.microsoft.com/office/word/2010/wordprocessingInk" xmlns:wne="http://schemas.microsoft.com/office/word/2006/wordml" xmlns:wps="http://schemas.microsoft.com/office/word/2010/wordprocessingShape" mc:Ignorable="w14 w15 w16se w16cid w16 w16cex w16sdtdh w16sdtfl w16du wp14">
   <w:footnote w:type="separator" w:id="-1">
     <w:p>
       <w:r>
@@ -17246,13 +21773,14 @@
 </file>
 
 <file path=word/header1.xml><?xml version="1.0" encoding="utf-8"?>
-<w:hdr xmlns:wpc="http://schemas.microsoft.com/office/word/2010/wordprocessingCanvas" xmlns:cx="http://schemas.microsoft.com/office/drawing/2014/chartex" xmlns:cx1="http://schemas.microsoft.com/office/drawing/2015/9/8/chartex" xmlns:cx2="http://schemas.microsoft.com/office/drawing/2015/10/21/chartex" xmlns:cx3="http://schemas.microsoft.com/office/drawing/2016/5/9/chartex" xmlns:cx4="http://schemas.microsoft.com/office/drawing/2016/5/10/chartex" xmlns:cx5="http://schemas.microsoft.com/office/drawing/2016/5/11/chartex" xmlns:cx6="http://schemas.microsoft.com/office/drawing/2016/5/12/chartex" xmlns:cx7="http://schemas.microsoft.com/office/drawing/2016/5/13/chartex" xmlns:cx8="http://schemas.microsoft.com/office/drawing/2016/5/14/chartex" xmlns:mc="http://schemas.openxmlformats.org/markup-compatibility/2006" xmlns:aink="http://schemas.microsoft.com/office/drawing/2016/ink" xmlns:am3d="http://schemas.microsoft.com/office/drawing/2017/model3d" xmlns:o="urn:schemas-microsoft-com:office:office" xmlns:oel="http://schemas.microsoft.com/office/2019/extlst" xmlns:r="http://schemas.openxmlformats.org/officeDocument/2006/relationships" xmlns:m="http://schemas.openxmlformats.org/officeDocument/2006/math" xmlns:v="urn:schemas-microsoft-com:vml" xmlns:wp14="http://schemas.microsoft.com/office/word/2010/wordprocessingDrawing" xmlns:wp="http://schemas.openxmlformats.org/drawingml/2006/wordprocessingDrawing" xmlns:w10="urn:schemas-microsoft-com:office:word" xmlns:w="http://schemas.openxmlformats.org/wordprocessingml/2006/main" xmlns:w14="http://schemas.microsoft.com/office/word/2010/wordml" xmlns:w15="http://schemas.microsoft.com/office/word/2012/wordml" xmlns:w16cex="http://schemas.microsoft.com/office/word/2018/wordml/cex" xmlns:w16cid="http://schemas.microsoft.com/office/word/2016/wordml/cid" xmlns:w16="http://schemas.microsoft.com/office/word/2018/wordml" xmlns:w16du="http://schemas.microsoft.com/office/word/2023/wordml/word16du" xmlns:w16sdtdh="http://schemas.microsoft.com/office/word/2020/wordml/sdtdatahash" xmlns:w16se="http://schemas.microsoft.com/office/word/2015/wordml/symex" xmlns:wpg="http://schemas.microsoft.com/office/word/2010/wordprocessingGroup" xmlns:wpi="http://schemas.microsoft.com/office/word/2010/wordprocessingInk" xmlns:wne="http://schemas.microsoft.com/office/word/2006/wordml" xmlns:wps="http://schemas.microsoft.com/office/word/2010/wordprocessingShape" mc:Ignorable="w14 w15 w16se w16cid w16 w16cex w16sdtdh w16du wp14">
+<w:hdr xmlns:wpc="http://schemas.microsoft.com/office/word/2010/wordprocessingCanvas" xmlns:cx="http://schemas.microsoft.com/office/drawing/2014/chartex" xmlns:cx1="http://schemas.microsoft.com/office/drawing/2015/9/8/chartex" xmlns:cx2="http://schemas.microsoft.com/office/drawing/2015/10/21/chartex" xmlns:cx3="http://schemas.microsoft.com/office/drawing/2016/5/9/chartex" xmlns:cx4="http://schemas.microsoft.com/office/drawing/2016/5/10/chartex" xmlns:cx5="http://schemas.microsoft.com/office/drawing/2016/5/11/chartex" xmlns:cx6="http://schemas.microsoft.com/office/drawing/2016/5/12/chartex" xmlns:cx7="http://schemas.microsoft.com/office/drawing/2016/5/13/chartex" xmlns:cx8="http://schemas.microsoft.com/office/drawing/2016/5/14/chartex" xmlns:mc="http://schemas.openxmlformats.org/markup-compatibility/2006" xmlns:aink="http://schemas.microsoft.com/office/drawing/2016/ink" xmlns:am3d="http://schemas.microsoft.com/office/drawing/2017/model3d" xmlns:o="urn:schemas-microsoft-com:office:office" xmlns:oel="http://schemas.microsoft.com/office/2019/extlst" xmlns:r="http://schemas.openxmlformats.org/officeDocument/2006/relationships" xmlns:m="http://schemas.openxmlformats.org/officeDocument/2006/math" xmlns:v="urn:schemas-microsoft-com:vml" xmlns:wp14="http://schemas.microsoft.com/office/word/2010/wordprocessingDrawing" xmlns:wp="http://schemas.openxmlformats.org/drawingml/2006/wordprocessingDrawing" xmlns:w10="urn:schemas-microsoft-com:office:word" xmlns:w="http://schemas.openxmlformats.org/wordprocessingml/2006/main" xmlns:w14="http://schemas.microsoft.com/office/word/2010/wordml" xmlns:w15="http://schemas.microsoft.com/office/word/2012/wordml" xmlns:w16cex="http://schemas.microsoft.com/office/word/2018/wordml/cex" xmlns:w16cid="http://schemas.microsoft.com/office/word/2016/wordml/cid" xmlns:w16="http://schemas.microsoft.com/office/word/2018/wordml" xmlns:w16du="http://schemas.microsoft.com/office/word/2023/wordml/word16du" xmlns:w16sdtdh="http://schemas.microsoft.com/office/word/2020/wordml/sdtdatahash" xmlns:w16sdtfl="http://schemas.microsoft.com/office/word/2024/wordml/sdtformatlock" xmlns:w16se="http://schemas.microsoft.com/office/word/2015/wordml/symex" xmlns:wpg="http://schemas.microsoft.com/office/word/2010/wordprocessingGroup" xmlns:wpi="http://schemas.microsoft.com/office/word/2010/wordprocessingInk" xmlns:wne="http://schemas.microsoft.com/office/word/2006/wordml" xmlns:wps="http://schemas.microsoft.com/office/word/2010/wordprocessingShape" mc:Ignorable="w14 w15 w16se w16cid w16 w16cex w16sdtdh w16sdtfl w16du wp14">
   <w:p>
     <w:pPr>
       <w:tabs>
         <w:tab w:val="right" w:pos="9026"/>
       </w:tabs>
     </w:pPr>
+    <w:proofErr w:type="spellStart"/>
     <w:r>
       <w:rPr>
         <w:i/>
@@ -17261,14 +21789,25 @@
         <w:sz w:val="18"/>
         <w:szCs w:val="18"/>
       </w:rPr>
-      <w:t>CurateAI — Final Project Proposal</w:t>
+      <w:t>CurateAI</w:t>
+    </w:r>
+    <w:proofErr w:type="spellEnd"/>
+    <w:r>
+      <w:rPr>
+        <w:i/>
+        <w:iCs/>
+        <w:color w:val="9CA3AF"/>
+        <w:sz w:val="18"/>
+        <w:szCs w:val="18"/>
+      </w:rPr>
+      <w:t xml:space="preserve"> — Final Project Proposal</w:t>
     </w:r>
   </w:p>
 </w:hdr>
 </file>
 
 <file path=word/numbering.xml><?xml version="1.0" encoding="utf-8"?>
-<w:numbering xmlns:wpc="http://schemas.microsoft.com/office/word/2010/wordprocessingCanvas" xmlns:cx="http://schemas.microsoft.com/office/drawing/2014/chartex" xmlns:cx1="http://schemas.microsoft.com/office/drawing/2015/9/8/chartex" xmlns:cx2="http://schemas.microsoft.com/office/drawing/2015/10/21/chartex" xmlns:cx3="http://schemas.microsoft.com/office/drawing/2016/5/9/chartex" xmlns:cx4="http://schemas.microsoft.com/office/drawing/2016/5/10/chartex" xmlns:cx5="http://schemas.microsoft.com/office/drawing/2016/5/11/chartex" xmlns:cx6="http://schemas.microsoft.com/office/drawing/2016/5/12/chartex" xmlns:cx7="http://schemas.microsoft.com/office/drawing/2016/5/13/chartex" xmlns:cx8="http://schemas.microsoft.com/office/drawing/2016/5/14/chartex" xmlns:mc="http://schemas.openxmlformats.org/markup-compatibility/2006" xmlns:aink="http://schemas.microsoft.com/office/drawing/2016/ink" xmlns:am3d="http://schemas.microsoft.com/office/drawing/2017/model3d" xmlns:o="urn:schemas-microsoft-com:office:office" xmlns:oel="http://schemas.microsoft.com/office/2019/extlst" xmlns:r="http://schemas.openxmlformats.org/officeDocument/2006/relationships" xmlns:m="http://schemas.openxmlformats.org/officeDocument/2006/math" xmlns:v="urn:schemas-microsoft-com:vml" xmlns:wp14="http://schemas.microsoft.com/office/word/2010/wordprocessingDrawing" xmlns:wp="http://schemas.openxmlformats.org/drawingml/2006/wordprocessingDrawing" xmlns:w10="urn:schemas-microsoft-com:office:word" xmlns:w="http://schemas.openxmlformats.org/wordprocessingml/2006/main" xmlns:w14="http://schemas.microsoft.com/office/word/2010/wordml" xmlns:w15="http://schemas.microsoft.com/office/word/2012/wordml" xmlns:w16cex="http://schemas.microsoft.com/office/word/2018/wordml/cex" xmlns:w16cid="http://schemas.microsoft.com/office/word/2016/wordml/cid" xmlns:w16="http://schemas.microsoft.com/office/word/2018/wordml" xmlns:w16du="http://schemas.microsoft.com/office/word/2023/wordml/word16du" xmlns:w16sdtdh="http://schemas.microsoft.com/office/word/2020/wordml/sdtdatahash" xmlns:w16se="http://schemas.microsoft.com/office/word/2015/wordml/symex" xmlns:wpg="http://schemas.microsoft.com/office/word/2010/wordprocessingGroup" xmlns:wpi="http://schemas.microsoft.com/office/word/2010/wordprocessingInk" xmlns:wne="http://schemas.microsoft.com/office/word/2006/wordml" xmlns:wps="http://schemas.microsoft.com/office/word/2010/wordprocessingShape" mc:Ignorable="w14 w15 w16se w16cid w16 w16cex w16sdtdh w16du wp14">
+<w:numbering xmlns:wpc="http://schemas.microsoft.com/office/word/2010/wordprocessingCanvas" xmlns:cx="http://schemas.microsoft.com/office/drawing/2014/chartex" xmlns:cx1="http://schemas.microsoft.com/office/drawing/2015/9/8/chartex" xmlns:cx2="http://schemas.microsoft.com/office/drawing/2015/10/21/chartex" xmlns:cx3="http://schemas.microsoft.com/office/drawing/2016/5/9/chartex" xmlns:cx4="http://schemas.microsoft.com/office/drawing/2016/5/10/chartex" xmlns:cx5="http://schemas.microsoft.com/office/drawing/2016/5/11/chartex" xmlns:cx6="http://schemas.microsoft.com/office/drawing/2016/5/12/chartex" xmlns:cx7="http://schemas.microsoft.com/office/drawing/2016/5/13/chartex" xmlns:cx8="http://schemas.microsoft.com/office/drawing/2016/5/14/chartex" xmlns:mc="http://schemas.openxmlformats.org/markup-compatibility/2006" xmlns:aink="http://schemas.microsoft.com/office/drawing/2016/ink" xmlns:am3d="http://schemas.microsoft.com/office/drawing/2017/model3d" xmlns:o="urn:schemas-microsoft-com:office:office" xmlns:oel="http://schemas.microsoft.com/office/2019/extlst" xmlns:r="http://schemas.openxmlformats.org/officeDocument/2006/relationships" xmlns:m="http://schemas.openxmlformats.org/officeDocument/2006/math" xmlns:v="urn:schemas-microsoft-com:vml" xmlns:wp14="http://schemas.microsoft.com/office/word/2010/wordprocessingDrawing" xmlns:wp="http://schemas.openxmlformats.org/drawingml/2006/wordprocessingDrawing" xmlns:w10="urn:schemas-microsoft-com:office:word" xmlns:w="http://schemas.openxmlformats.org/wordprocessingml/2006/main" xmlns:w14="http://schemas.microsoft.com/office/word/2010/wordml" xmlns:w15="http://schemas.microsoft.com/office/word/2012/wordml" xmlns:w16cex="http://schemas.microsoft.com/office/word/2018/wordml/cex" xmlns:w16cid="http://schemas.microsoft.com/office/word/2016/wordml/cid" xmlns:w16="http://schemas.microsoft.com/office/word/2018/wordml" xmlns:w16du="http://schemas.microsoft.com/office/word/2023/wordml/word16du" xmlns:w16sdtdh="http://schemas.microsoft.com/office/word/2020/wordml/sdtdatahash" xmlns:w16sdtfl="http://schemas.microsoft.com/office/word/2024/wordml/sdtformatlock" xmlns:w16se="http://schemas.microsoft.com/office/word/2015/wordml/symex" xmlns:wpg="http://schemas.microsoft.com/office/word/2010/wordprocessingGroup" xmlns:wpi="http://schemas.microsoft.com/office/word/2010/wordprocessingInk" xmlns:wne="http://schemas.microsoft.com/office/word/2006/wordml" xmlns:wps="http://schemas.microsoft.com/office/word/2010/wordprocessingShape" mc:Ignorable="w14 w15 w16se w16cid w16 w16cex w16sdtdh w16sdtfl w16du wp14">
   <w:abstractNum w:abstractNumId="0" w15:restartNumberingAfterBreak="0">
     <w:nsid w:val="04A605D4"/>
     <w:multiLevelType w:val="hybridMultilevel"/>
@@ -17905,7 +22444,7 @@
 </file>
 
 <file path=word/styles.xml><?xml version="1.0" encoding="utf-8"?>
-<w:styles xmlns:mc="http://schemas.openxmlformats.org/markup-compatibility/2006" xmlns:r="http://schemas.openxmlformats.org/officeDocument/2006/relationships" xmlns:w="http://schemas.openxmlformats.org/wordprocessingml/2006/main" xmlns:w14="http://schemas.microsoft.com/office/word/2010/wordml" xmlns:w15="http://schemas.microsoft.com/office/word/2012/wordml" xmlns:w16cex="http://schemas.microsoft.com/office/word/2018/wordml/cex" xmlns:w16cid="http://schemas.microsoft.com/office/word/2016/wordml/cid" xmlns:w16="http://schemas.microsoft.com/office/word/2018/wordml" xmlns:w16du="http://schemas.microsoft.com/office/word/2023/wordml/word16du" xmlns:w16sdtdh="http://schemas.microsoft.com/office/word/2020/wordml/sdtdatahash" xmlns:w16se="http://schemas.microsoft.com/office/word/2015/wordml/symex" mc:Ignorable="w14 w15 w16se w16cid w16 w16cex w16sdtdh w16du">
+<w:styles xmlns:mc="http://schemas.openxmlformats.org/markup-compatibility/2006" xmlns:r="http://schemas.openxmlformats.org/officeDocument/2006/relationships" xmlns:w="http://schemas.openxmlformats.org/wordprocessingml/2006/main" xmlns:w14="http://schemas.microsoft.com/office/word/2010/wordml" xmlns:w15="http://schemas.microsoft.com/office/word/2012/wordml" xmlns:w16cex="http://schemas.microsoft.com/office/word/2018/wordml/cex" xmlns:w16cid="http://schemas.microsoft.com/office/word/2016/wordml/cid" xmlns:w16="http://schemas.microsoft.com/office/word/2018/wordml" xmlns:w16du="http://schemas.microsoft.com/office/word/2023/wordml/word16du" xmlns:w16sdtdh="http://schemas.microsoft.com/office/word/2020/wordml/sdtdatahash" xmlns:w16sdtfl="http://schemas.microsoft.com/office/word/2024/wordml/sdtformatlock" xmlns:w16se="http://schemas.microsoft.com/office/word/2015/wordml/symex" mc:Ignorable="w14 w15 w16se w16cid w16 w16cex w16sdtdh w16sdtfl w16du">
   <w:docDefaults>
     <w:rPrDefault>
       <w:rPr>
